--- a/apps/api/templates/игми/Программа ИГМИ (1).docx
+++ b/apps/api/templates/игми/Программа ИГМИ (1).docx
@@ -598,19 +598,18 @@
     </w:p>
     <w:tbl>
       <w:tblPr>
-        <w:tblpPr w:leftFromText="180" w:rightFromText="180" w:vertAnchor="page" w:horzAnchor="margin" w:tblpY="7771"/>
-        <w:tblOverlap w:val="never"/>
-        <w:tblW w:w="10031" w:type="dxa"/>
+        <w:tblpPr w:leftFromText="180" w:rightFromText="180" w:vertAnchor="page" w:horzAnchor="margin" w:tblpY="7269"/>
+        <w:tblW w:w="9856" w:type="dxa"/>
         <w:tblLook w:val="0000" w:firstRow="0" w:lastRow="0" w:firstColumn="0" w:lastColumn="0" w:noHBand="0" w:noVBand="0"/>
       </w:tblPr>
       <w:tblGrid>
-        <w:gridCol w:w="5070"/>
-        <w:gridCol w:w="4961"/>
+        <w:gridCol w:w="4928"/>
+        <w:gridCol w:w="4928"/>
       </w:tblGrid>
       <w:tr>
         <w:tc>
           <w:tcPr>
-            <w:tcW w:w="5070" w:type="dxa"/>
+            <w:tcW w:w="4928" w:type="dxa"/>
           </w:tcPr>
           <w:p>
             <w:pPr>
@@ -629,13 +628,31 @@
                 <w:sz w:val="24"/>
                 <w:szCs w:val="24"/>
               </w:rPr>
-              <w:t>«УТВЕРЖДАЮ»</w:t>
+              <w:t>«</w:t>
+            </w:r>
+            <w:r>
+              <w:rPr>
+                <w:b/>
+                <w:bCs/>
+                <w:sz w:val="24"/>
+                <w:szCs w:val="24"/>
+              </w:rPr>
+              <w:t>УТВЕРЖДАЮ</w:t>
+            </w:r>
+            <w:r>
+              <w:rPr>
+                <w:b/>
+                <w:bCs/>
+                <w:sz w:val="24"/>
+                <w:szCs w:val="24"/>
+              </w:rPr>
+              <w:t>»</w:t>
             </w:r>
           </w:p>
         </w:tc>
         <w:tc>
           <w:tcPr>
-            <w:tcW w:w="4961" w:type="dxa"/>
+            <w:tcW w:w="4928" w:type="dxa"/>
           </w:tcPr>
           <w:p>
             <w:pPr>
@@ -680,45 +697,57 @@
       <w:tr>
         <w:tc>
           <w:tcPr>
-            <w:tcW w:w="5070" w:type="dxa"/>
+            <w:tcW w:w="4928" w:type="dxa"/>
           </w:tcPr>
           <w:p>
             <w:pPr>
-              <w:pStyle w:val="a9"/>
+              <w:pStyle w:val="a6"/>
               <w:jc w:val="right"/>
               <w:rPr>
                 <w:bCs/>
                 <w:sz w:val="24"/>
-                <w:szCs w:val="24"/>
-              </w:rPr>
-            </w:pPr>
-          </w:p>
-          <w:p>
-            <w:pPr>
-              <w:pStyle w:val="a9"/>
+              </w:rPr>
+            </w:pPr>
+            <w:r>
+              <w:rPr>
+                <w:bCs/>
+                <w:sz w:val="24"/>
+                <w:highlight w:val="yellow"/>
+              </w:rPr>
+              <w:t>Подрядчик/</w:t>
+            </w:r>
+            <w:r>
+              <w:rPr>
+                <w:bCs/>
+                <w:sz w:val="24"/>
+              </w:rPr>
+              <w:t>Исполнитель</w:t>
+            </w:r>
+          </w:p>
+          <w:p>
+            <w:pPr>
+              <w:pStyle w:val="a6"/>
               <w:jc w:val="right"/>
               <w:rPr>
                 <w:bCs/>
                 <w:sz w:val="24"/>
-                <w:szCs w:val="24"/>
-              </w:rPr>
-            </w:pPr>
-          </w:p>
-          <w:p>
-            <w:pPr>
-              <w:pStyle w:val="a9"/>
+                <w:lang w:val="en-US"/>
+              </w:rPr>
+            </w:pPr>
+          </w:p>
+          <w:p>
+            <w:pPr>
+              <w:pStyle w:val="a6"/>
               <w:jc w:val="right"/>
               <w:rPr>
                 <w:bCs/>
                 <w:sz w:val="24"/>
-                <w:szCs w:val="24"/>
-              </w:rPr>
-            </w:pPr>
-            <w:r>
-              <w:rPr>
-                <w:bCs/>
-                <w:sz w:val="24"/>
-                <w:szCs w:val="24"/>
+              </w:rPr>
+            </w:pPr>
+            <w:r>
+              <w:rPr>
+                <w:bCs/>
+                <w:sz w:val="24"/>
               </w:rPr>
               <w:t>Директор</w:t>
             </w:r>
@@ -726,7 +755,7 @@
         </w:tc>
         <w:tc>
           <w:tcPr>
-            <w:tcW w:w="4961" w:type="dxa"/>
+            <w:tcW w:w="4928" w:type="dxa"/>
           </w:tcPr>
           <w:p>
             <w:pPr>
@@ -736,9 +765,16 @@
                 <w:bCs/>
                 <w:sz w:val="24"/>
                 <w:szCs w:val="24"/>
-                <w:highlight w:val="yellow"/>
-              </w:rPr>
-            </w:pPr>
+              </w:rPr>
+            </w:pPr>
+            <w:r>
+              <w:rPr>
+                <w:bCs/>
+                <w:sz w:val="24"/>
+                <w:szCs w:val="24"/>
+              </w:rPr>
+              <w:t>Заказчик</w:t>
+            </w:r>
           </w:p>
           <w:p>
             <w:pPr>
@@ -748,7 +784,6 @@
                 <w:bCs/>
                 <w:sz w:val="24"/>
                 <w:szCs w:val="24"/>
-                <w:highlight w:val="yellow"/>
               </w:rPr>
             </w:pPr>
           </w:p>
@@ -760,49 +795,50 @@
                 <w:bCs/>
                 <w:sz w:val="24"/>
                 <w:szCs w:val="24"/>
-                <w:highlight w:val="yellow"/>
-              </w:rPr>
-            </w:pPr>
-            <w:r>
-              <w:rPr>
-                <w:bCs/>
-                <w:sz w:val="24"/>
-                <w:szCs w:val="24"/>
-                <w:highlight w:val="yellow"/>
-              </w:rPr>
-              <w:t>Генеральный директор</w:t>
-            </w:r>
+              </w:rPr>
+            </w:pPr>
+            <w:hyperlink w:anchor="ДиректорДолжность" w:history="1">
+              <w:proofErr w:type="spellStart"/>
+              <w:r>
+                <w:rPr>
+                  <w:rStyle w:val="ae"/>
+                  <w:bCs/>
+                  <w:sz w:val="24"/>
+                  <w:szCs w:val="24"/>
+                </w:rPr>
+                <w:t>ДиректорДолжность</w:t>
+              </w:r>
+              <w:proofErr w:type="spellEnd"/>
+            </w:hyperlink>
           </w:p>
         </w:tc>
       </w:tr>
       <w:tr>
         <w:tc>
           <w:tcPr>
-            <w:tcW w:w="5070" w:type="dxa"/>
+            <w:tcW w:w="4928" w:type="dxa"/>
           </w:tcPr>
           <w:p>
             <w:pPr>
-              <w:pStyle w:val="a9"/>
+              <w:pStyle w:val="a6"/>
               <w:jc w:val="right"/>
               <w:rPr>
                 <w:bCs/>
                 <w:sz w:val="24"/>
-                <w:szCs w:val="24"/>
-              </w:rPr>
-            </w:pPr>
-            <w:r>
-              <w:rPr>
-                <w:bCs/>
-                <w:sz w:val="24"/>
-                <w:szCs w:val="24"/>
-              </w:rPr>
-              <w:t>ООО «РЭИ-Регион»</w:t>
+              </w:rPr>
+            </w:pPr>
+            <w:r>
+              <w:rPr>
+                <w:bCs/>
+                <w:sz w:val="24"/>
+              </w:rPr>
+              <w:t>АО «РЭИ-ЭКОАУДИТ»</w:t>
             </w:r>
           </w:p>
         </w:tc>
         <w:tc>
           <w:tcPr>
-            <w:tcW w:w="4961" w:type="dxa"/>
+            <w:tcW w:w="4928" w:type="dxa"/>
           </w:tcPr>
           <w:p>
             <w:pPr>
@@ -812,25 +848,28 @@
                 <w:bCs/>
                 <w:sz w:val="24"/>
                 <w:szCs w:val="24"/>
-                <w:highlight w:val="yellow"/>
-              </w:rPr>
-            </w:pPr>
-            <w:r>
-              <w:rPr>
-                <w:bCs/>
-                <w:sz w:val="24"/>
-                <w:szCs w:val="24"/>
-                <w:highlight w:val="yellow"/>
-              </w:rPr>
-              <w:t>ООО «ГВИН-ПИН»</w:t>
-            </w:r>
+              </w:rPr>
+            </w:pPr>
+            <w:hyperlink w:anchor="НазваниеОрганизации" w:history="1">
+              <w:proofErr w:type="spellStart"/>
+              <w:r>
+                <w:rPr>
+                  <w:rStyle w:val="ae"/>
+                  <w:bCs/>
+                  <w:sz w:val="24"/>
+                  <w:szCs w:val="24"/>
+                </w:rPr>
+                <w:t>НазваниеОрганизации</w:t>
+              </w:r>
+              <w:proofErr w:type="spellEnd"/>
+            </w:hyperlink>
           </w:p>
         </w:tc>
       </w:tr>
       <w:tr>
         <w:tc>
           <w:tcPr>
-            <w:tcW w:w="5070" w:type="dxa"/>
+            <w:tcW w:w="4928" w:type="dxa"/>
           </w:tcPr>
           <w:p>
             <w:pPr>
@@ -839,7 +878,6 @@
               <w:rPr>
                 <w:bCs/>
                 <w:sz w:val="24"/>
-                <w:szCs w:val="24"/>
               </w:rPr>
             </w:pPr>
           </w:p>
@@ -850,7 +888,6 @@
               <w:rPr>
                 <w:bCs/>
                 <w:sz w:val="24"/>
-                <w:szCs w:val="24"/>
               </w:rPr>
             </w:pPr>
           </w:p>
@@ -859,17 +896,15 @@
               <w:pStyle w:val="a9"/>
               <w:jc w:val="right"/>
               <w:rPr>
-                <w:bCs/>
-                <w:sz w:val="24"/>
-                <w:szCs w:val="24"/>
+                <w:b/>
+                <w:bCs/>
+                <w:sz w:val="24"/>
               </w:rPr>
             </w:pPr>
             <w:proofErr w:type="spellStart"/>
             <w:r>
               <w:rPr>
-                <w:bCs/>
-                <w:sz w:val="24"/>
-                <w:szCs w:val="24"/>
+                <w:sz w:val="24"/>
               </w:rPr>
               <w:t>М.А.Маренный</w:t>
             </w:r>
@@ -878,7 +913,7 @@
         </w:tc>
         <w:tc>
           <w:tcPr>
-            <w:tcW w:w="4961" w:type="dxa"/>
+            <w:tcW w:w="4928" w:type="dxa"/>
           </w:tcPr>
           <w:p>
             <w:pPr>
@@ -888,7 +923,6 @@
                 <w:bCs/>
                 <w:sz w:val="24"/>
                 <w:szCs w:val="24"/>
-                <w:highlight w:val="yellow"/>
               </w:rPr>
             </w:pPr>
           </w:p>
@@ -900,7 +934,6 @@
                 <w:bCs/>
                 <w:sz w:val="24"/>
                 <w:szCs w:val="24"/>
-                <w:highlight w:val="yellow"/>
               </w:rPr>
             </w:pPr>
           </w:p>
@@ -913,27 +946,36 @@
                 <w:color w:val="999999"/>
                 <w:sz w:val="24"/>
                 <w:szCs w:val="24"/>
-                <w:highlight w:val="yellow"/>
-              </w:rPr>
-            </w:pPr>
-            <w:proofErr w:type="spellStart"/>
-            <w:r>
-              <w:rPr>
-                <w:bCs/>
-                <w:sz w:val="24"/>
-                <w:szCs w:val="24"/>
-                <w:highlight w:val="yellow"/>
-              </w:rPr>
-              <w:t>А.Н.Барбинов</w:t>
-            </w:r>
-            <w:proofErr w:type="spellEnd"/>
+              </w:rPr>
+            </w:pPr>
+            <w:r>
+              <w:rPr>
+                <w:bCs/>
+                <w:sz w:val="24"/>
+                <w:szCs w:val="24"/>
+              </w:rPr>
+              <w:tab/>
+            </w:r>
+            <w:hyperlink w:anchor="ДиректорФИО" w:history="1">
+              <w:proofErr w:type="spellStart"/>
+              <w:r>
+                <w:rPr>
+                  <w:rStyle w:val="ae"/>
+                  <w:bCs/>
+                  <w:sz w:val="24"/>
+                  <w:szCs w:val="24"/>
+                </w:rPr>
+                <w:t>ДиректорФИО</w:t>
+              </w:r>
+              <w:proofErr w:type="spellEnd"/>
+            </w:hyperlink>
           </w:p>
         </w:tc>
       </w:tr>
       <w:tr>
         <w:tc>
           <w:tcPr>
-            <w:tcW w:w="5070" w:type="dxa"/>
+            <w:tcW w:w="4928" w:type="dxa"/>
           </w:tcPr>
           <w:p>
             <w:pPr>
@@ -968,7 +1010,7 @@
         </w:tc>
         <w:tc>
           <w:tcPr>
-            <w:tcW w:w="4961" w:type="dxa"/>
+            <w:tcW w:w="4928" w:type="dxa"/>
           </w:tcPr>
           <w:p>
             <w:pPr>
@@ -1467,7 +1509,6 @@
             <w:pPr>
               <w:jc w:val="center"/>
               <w:rPr>
-                <w:strike/>
                 <w:sz w:val="22"/>
                 <w:szCs w:val="22"/>
               </w:rPr>
@@ -1780,7 +1821,6 @@
               <w:spacing w:after="0"/>
               <w:ind w:left="0"/>
               <w:rPr>
-                <w:bCs/>
                 <w:i/>
                 <w:sz w:val="24"/>
                 <w:szCs w:val="24"/>
@@ -1788,6 +1828,27 @@
                 <w:u w:val="single"/>
               </w:rPr>
             </w:pPr>
+            <w:r>
+              <w:rPr>
+                <w:bCs/>
+                <w:i/>
+                <w:sz w:val="24"/>
+                <w:szCs w:val="24"/>
+                <w:highlight w:val="yellow"/>
+                <w:u w:val="single"/>
+              </w:rPr>
+              <w:t>ООО «ГВИН-ПИН»</w:t>
+            </w:r>
+            <w:r>
+              <w:rPr>
+                <w:i/>
+                <w:sz w:val="24"/>
+                <w:szCs w:val="24"/>
+                <w:highlight w:val="yellow"/>
+                <w:u w:val="single"/>
+              </w:rPr>
+              <w:t>, ОГРН 1027739558714</w:t>
+            </w:r>
           </w:p>
           <w:p>
             <w:pPr>
@@ -1798,11 +1859,11 @@
               <w:spacing w:after="0"/>
               <w:ind w:left="0"/>
               <w:rPr>
+                <w:bCs/>
                 <w:i/>
                 <w:sz w:val="24"/>
                 <w:szCs w:val="24"/>
                 <w:highlight w:val="yellow"/>
-                <w:u w:val="single"/>
               </w:rPr>
             </w:pPr>
             <w:r>
@@ -1812,29 +1873,22 @@
                 <w:sz w:val="24"/>
                 <w:szCs w:val="24"/>
                 <w:highlight w:val="yellow"/>
-                <w:u w:val="single"/>
-              </w:rPr>
-              <w:t>ООО «ГВИН-ПИН»</w:t>
-            </w:r>
-            <w:r>
-              <w:rPr>
+              </w:rPr>
+              <w:t xml:space="preserve">125130, </w:t>
+            </w:r>
+            <w:proofErr w:type="spellStart"/>
+            <w:r>
+              <w:rPr>
+                <w:bCs/>
                 <w:i/>
                 <w:sz w:val="24"/>
                 <w:szCs w:val="24"/>
                 <w:highlight w:val="yellow"/>
-                <w:u w:val="single"/>
-              </w:rPr>
-              <w:t>, ОГРН 1027739558714</w:t>
-            </w:r>
-          </w:p>
-          <w:p>
-            <w:pPr>
-              <w:pStyle w:val="ac"/>
-              <w:tabs>
-                <w:tab w:val="left" w:pos="1860"/>
-              </w:tabs>
-              <w:spacing w:after="0"/>
-              <w:ind w:left="0"/>
+              </w:rPr>
+              <w:t>г</w:t>
+            </w:r>
+            <w:proofErr w:type="gramStart"/>
+            <w:r>
               <w:rPr>
                 <w:bCs/>
                 <w:i/>
@@ -1842,7 +1896,9 @@
                 <w:szCs w:val="24"/>
                 <w:highlight w:val="yellow"/>
               </w:rPr>
-            </w:pPr>
+              <w:t>.М</w:t>
+            </w:r>
+            <w:proofErr w:type="gramEnd"/>
             <w:r>
               <w:rPr>
                 <w:bCs/>
@@ -1851,7 +1907,18 @@
                 <w:szCs w:val="24"/>
                 <w:highlight w:val="yellow"/>
               </w:rPr>
-              <w:t xml:space="preserve">125130, </w:t>
+              <w:t>осква</w:t>
+            </w:r>
+            <w:proofErr w:type="spellEnd"/>
+            <w:r>
+              <w:rPr>
+                <w:bCs/>
+                <w:i/>
+                <w:sz w:val="24"/>
+                <w:szCs w:val="24"/>
+                <w:highlight w:val="yellow"/>
+              </w:rPr>
+              <w:t xml:space="preserve">, </w:t>
             </w:r>
             <w:proofErr w:type="spellStart"/>
             <w:r>
@@ -1862,9 +1929,9 @@
                 <w:szCs w:val="24"/>
                 <w:highlight w:val="yellow"/>
               </w:rPr>
-              <w:t>г</w:t>
-            </w:r>
-            <w:proofErr w:type="gramStart"/>
+              <w:t>ул.Зои</w:t>
+            </w:r>
+            <w:proofErr w:type="spellEnd"/>
             <w:r>
               <w:rPr>
                 <w:bCs/>
@@ -1873,69 +1940,8 @@
                 <w:szCs w:val="24"/>
                 <w:highlight w:val="yellow"/>
               </w:rPr>
-              <w:t>.М</w:t>
-            </w:r>
-            <w:proofErr w:type="gramEnd"/>
-            <w:r>
-              <w:rPr>
-                <w:bCs/>
-                <w:i/>
-                <w:sz w:val="24"/>
-                <w:szCs w:val="24"/>
-                <w:highlight w:val="yellow"/>
-              </w:rPr>
-              <w:t>осква</w:t>
-            </w:r>
-            <w:proofErr w:type="spellEnd"/>
-            <w:r>
-              <w:rPr>
-                <w:bCs/>
-                <w:i/>
-                <w:sz w:val="24"/>
-                <w:szCs w:val="24"/>
-                <w:highlight w:val="yellow"/>
-              </w:rPr>
-              <w:t xml:space="preserve">, </w:t>
-            </w:r>
-            <w:proofErr w:type="spellStart"/>
-            <w:r>
-              <w:rPr>
-                <w:bCs/>
-                <w:i/>
-                <w:sz w:val="24"/>
-                <w:szCs w:val="24"/>
-                <w:highlight w:val="yellow"/>
-              </w:rPr>
-              <w:t>ул.Зои</w:t>
-            </w:r>
-            <w:proofErr w:type="spellEnd"/>
-            <w:r>
-              <w:rPr>
-                <w:bCs/>
-                <w:i/>
-                <w:sz w:val="24"/>
-                <w:szCs w:val="24"/>
-                <w:highlight w:val="yellow"/>
-              </w:rPr>
               <w:t xml:space="preserve"> и Александра Космодемьянских, д.16, к.2, кв.141</w:t>
             </w:r>
-          </w:p>
-          <w:p>
-            <w:pPr>
-              <w:pStyle w:val="ac"/>
-              <w:tabs>
-                <w:tab w:val="left" w:pos="1860"/>
-              </w:tabs>
-              <w:spacing w:after="0"/>
-              <w:ind w:left="0"/>
-              <w:rPr>
-                <w:bCs/>
-                <w:i/>
-                <w:sz w:val="24"/>
-                <w:szCs w:val="24"/>
-                <w:highlight w:val="yellow"/>
-              </w:rPr>
-            </w:pPr>
           </w:p>
           <w:p>
             <w:pPr>
@@ -2677,6 +2683,7 @@
                 <w:szCs w:val="24"/>
               </w:rPr>
             </w:pPr>
+            <w:proofErr w:type="gramStart"/>
             <w:r>
               <w:rPr>
                 <w:i/>
@@ -2706,6 +2713,7 @@
               </w:rPr>
               <w:t>, прогноза их изменений в период строительства и эксплуатации с детальностью, необходимой и достаточной для обоснования окончательных проектных решений, а также для получения данных, необходимых для разработки окончательных объемно-планировочных решений, проектных решений по инженерной защите, охране окружающей среды, рациональному природопользованию и обоснованию методов производства земляных работ</w:t>
             </w:r>
+            <w:proofErr w:type="gramEnd"/>
           </w:p>
         </w:tc>
       </w:tr>
@@ -2842,25 +2850,22 @@
           </w:tcPr>
           <w:p>
             <w:pPr>
-              <w:spacing w:before="20" w:after="20"/>
+              <w:spacing w:before="60" w:after="60"/>
               <w:ind w:left="34" w:right="175"/>
               <w:jc w:val="both"/>
               <w:rPr>
                 <w:i/>
                 <w:sz w:val="24"/>
                 <w:szCs w:val="24"/>
-                <w:highlight w:val="yellow"/>
-              </w:rPr>
-            </w:pPr>
-            <w:r>
-              <w:rPr>
-                <w:rStyle w:val="blk"/>
-                <w:i/>
-                <w:sz w:val="24"/>
-                <w:szCs w:val="24"/>
-                <w:highlight w:val="yellow"/>
-              </w:rPr>
-              <w:t>Система водоснабжения</w:t>
+              </w:rPr>
+            </w:pPr>
+            <w:r>
+              <w:rPr>
+                <w:i/>
+                <w:sz w:val="24"/>
+                <w:szCs w:val="24"/>
+              </w:rPr>
+              <w:t>Инженерные сети (сети связи)</w:t>
             </w:r>
           </w:p>
         </w:tc>
@@ -2927,24 +2932,24 @@
           </w:tcPr>
           <w:p>
             <w:pPr>
-              <w:spacing w:before="20" w:after="20"/>
-              <w:ind w:left="34" w:right="34"/>
+              <w:spacing w:before="60" w:after="60"/>
+              <w:ind w:left="34" w:right="175"/>
               <w:jc w:val="both"/>
               <w:rPr>
                 <w:bCs/>
                 <w:i/>
                 <w:sz w:val="24"/>
                 <w:szCs w:val="24"/>
-                <w:highlight w:val="yellow"/>
-              </w:rPr>
-            </w:pPr>
-            <w:r>
-              <w:rPr>
-                <w:i/>
-                <w:sz w:val="24"/>
-                <w:szCs w:val="24"/>
-              </w:rPr>
-              <w:t>Не принадлежит</w:t>
+              </w:rPr>
+            </w:pPr>
+            <w:r>
+              <w:rPr>
+                <w:bCs/>
+                <w:i/>
+                <w:sz w:val="24"/>
+                <w:szCs w:val="24"/>
+              </w:rPr>
+              <w:t>Нет</w:t>
             </w:r>
           </w:p>
         </w:tc>
@@ -2986,7 +2991,7 @@
           <w:p>
             <w:pPr>
               <w:spacing w:before="20" w:after="20"/>
-              <w:ind w:left="-57" w:right="-57"/>
+              <w:ind w:left="-113" w:right="-113"/>
               <w:jc w:val="center"/>
               <w:rPr>
                 <w:sz w:val="22"/>
@@ -3112,48 +3117,29 @@
           </w:tcPr>
           <w:p>
             <w:pPr>
-              <w:spacing w:before="20" w:after="20"/>
-              <w:ind w:left="34" w:right="34"/>
-              <w:jc w:val="both"/>
-              <w:rPr>
-                <w:i/>
-                <w:sz w:val="24"/>
-                <w:szCs w:val="24"/>
-                <w:highlight w:val="yellow"/>
-              </w:rPr>
-            </w:pPr>
-            <w:r>
-              <w:rPr>
-                <w:i/>
-                <w:sz w:val="24"/>
-                <w:szCs w:val="24"/>
-              </w:rPr>
-              <w:t>Пожарную и взрывопожарную</w:t>
-            </w:r>
-            <w:r>
-              <w:rPr>
-                <w:i/>
-                <w:sz w:val="24"/>
-                <w:szCs w:val="24"/>
-              </w:rPr>
-              <w:t xml:space="preserve"> безопасность конкретных зданий </w:t>
-            </w:r>
-            <w:r>
-              <w:rPr>
-                <w:i/>
-                <w:sz w:val="24"/>
-                <w:szCs w:val="24"/>
-              </w:rPr>
-              <w:t xml:space="preserve">и сооружений определить и указать в проектной </w:t>
-            </w:r>
-            <w:r>
-              <w:rPr>
-                <w:i/>
-                <w:sz w:val="24"/>
-                <w:szCs w:val="24"/>
-              </w:rPr>
-              <w:lastRenderedPageBreak/>
-              <w:t>документации</w:t>
+              <w:spacing w:before="60" w:after="60"/>
+              <w:ind w:left="34" w:right="2439"/>
+              <w:rPr>
+                <w:i/>
+                <w:sz w:val="24"/>
+                <w:szCs w:val="24"/>
+              </w:rPr>
+            </w:pPr>
+            <w:r>
+              <w:rPr>
+                <w:i/>
+                <w:sz w:val="24"/>
+                <w:szCs w:val="24"/>
+              </w:rPr>
+              <w:t>Нет</w:t>
+            </w:r>
+            <w:r>
+              <w:rPr>
+                <w:i/>
+                <w:sz w:val="24"/>
+                <w:szCs w:val="24"/>
+              </w:rPr>
+              <w:t xml:space="preserve"> данных</w:t>
             </w:r>
           </w:p>
         </w:tc>
@@ -3221,54 +3207,21 @@
           </w:tcPr>
           <w:p>
             <w:pPr>
-              <w:spacing w:before="20" w:after="20"/>
-              <w:ind w:left="34" w:right="34"/>
-              <w:jc w:val="both"/>
-              <w:rPr>
-                <w:i/>
-                <w:sz w:val="24"/>
-                <w:szCs w:val="24"/>
-              </w:rPr>
-            </w:pPr>
-            <w:r>
-              <w:rPr>
-                <w:i/>
-                <w:sz w:val="24"/>
-                <w:szCs w:val="24"/>
-              </w:rPr>
-              <w:t>II</w:t>
-            </w:r>
-            <w:r>
-              <w:rPr>
-                <w:i/>
-                <w:sz w:val="24"/>
-                <w:szCs w:val="24"/>
-              </w:rPr>
-              <w:t xml:space="preserve"> </w:t>
-            </w:r>
-            <w:r>
-              <w:rPr>
-                <w:i/>
-                <w:sz w:val="24"/>
-                <w:szCs w:val="24"/>
-              </w:rPr>
-              <w:t>(н</w:t>
-            </w:r>
-            <w:r>
-              <w:rPr>
-                <w:i/>
-                <w:sz w:val="24"/>
-                <w:szCs w:val="24"/>
-              </w:rPr>
-              <w:t>ормальный</w:t>
-            </w:r>
-            <w:r>
-              <w:rPr>
-                <w:i/>
-                <w:sz w:val="24"/>
-                <w:szCs w:val="24"/>
-              </w:rPr>
-              <w:t>)</w:t>
+              <w:spacing w:before="60" w:after="60"/>
+              <w:ind w:left="34" w:right="2439"/>
+              <w:rPr>
+                <w:i/>
+                <w:sz w:val="24"/>
+                <w:szCs w:val="24"/>
+              </w:rPr>
+            </w:pPr>
+            <w:r>
+              <w:rPr>
+                <w:i/>
+                <w:sz w:val="24"/>
+                <w:szCs w:val="24"/>
+              </w:rPr>
+              <w:t>Нормальный</w:t>
             </w:r>
           </w:p>
         </w:tc>
@@ -3942,45 +3895,6 @@
               <w:t>.</w:t>
             </w:r>
           </w:p>
-          <w:p>
-            <w:pPr>
-              <w:tabs>
-                <w:tab w:val="left" w:pos="4650"/>
-              </w:tabs>
-              <w:spacing w:before="60" w:after="120"/>
-              <w:ind w:right="34"/>
-              <w:jc w:val="both"/>
-              <w:rPr>
-                <w:i/>
-                <w:sz w:val="24"/>
-                <w:szCs w:val="24"/>
-              </w:rPr>
-            </w:pPr>
-            <w:r>
-              <w:rPr>
-                <w:bCs/>
-                <w:i/>
-                <w:sz w:val="24"/>
-                <w:highlight w:val="yellow"/>
-              </w:rPr>
-              <w:t>Земляных работ при устройстве фундаментов опор моста не предусмотрено.</w:t>
-            </w:r>
-            <w:r>
-              <w:rPr>
-                <w:highlight w:val="yellow"/>
-              </w:rPr>
-              <w:t xml:space="preserve"> </w:t>
-            </w:r>
-            <w:r>
-              <w:rPr>
-                <w:bCs/>
-                <w:i/>
-                <w:sz w:val="24"/>
-                <w:highlight w:val="yellow"/>
-              </w:rPr>
-              <w:t>Погружение стальных винтовых свай на глубину до 7,0 м без выемки грунта</w:t>
-            </w:r>
-          </w:p>
         </w:tc>
       </w:tr>
       <w:tr>
@@ -4026,6 +3940,7 @@
                 <w:szCs w:val="22"/>
               </w:rPr>
             </w:pPr>
+            <w:proofErr w:type="gramStart"/>
             <w:r>
               <w:rPr>
                 <w:bCs/>
@@ -4034,6 +3949,7 @@
               </w:rPr>
               <w:t>Границы площадки (площадок) и (или) трассы (трасс) линейного сооружения (точки ее начала и окончания, протяженность)</w:t>
             </w:r>
+            <w:proofErr w:type="gramEnd"/>
           </w:p>
         </w:tc>
         <w:tc>
@@ -4166,6 +4082,28 @@
                 <w:highlight w:val="yellow"/>
               </w:rPr>
               <w:t>.</w:t>
+            </w:r>
+            <w:r>
+              <w:rPr>
+                <w:i/>
+                <w:sz w:val="24"/>
+              </w:rPr>
+              <w:t xml:space="preserve"> Площадь проектируемого объекта </w:t>
+            </w:r>
+            <w:r>
+              <w:rPr>
+                <w:i/>
+                <w:sz w:val="24"/>
+                <w:highlight w:val="yellow"/>
+              </w:rPr>
+              <w:t>0,4</w:t>
+            </w:r>
+            <w:r>
+              <w:rPr>
+                <w:i/>
+                <w:sz w:val="24"/>
+              </w:rPr>
+              <w:t xml:space="preserve"> га.</w:t>
             </w:r>
           </w:p>
         </w:tc>
@@ -4310,6 +4248,7 @@
           </w:tcPr>
           <w:p>
             <w:pPr>
+              <w:ind w:left="34" w:right="34"/>
               <w:jc w:val="both"/>
               <w:rPr>
                 <w:i/>
@@ -4323,72 +4262,27 @@
                 <w:sz w:val="24"/>
                 <w:szCs w:val="24"/>
               </w:rPr>
-              <w:t xml:space="preserve">Территория изысканий расположена в кадастровом квартале </w:t>
-            </w:r>
-            <w:r>
-              <w:rPr>
-                <w:i/>
-                <w:sz w:val="24"/>
-                <w:szCs w:val="24"/>
-                <w:highlight w:val="yellow"/>
-              </w:rPr>
-              <w:t>77:05:0002001</w:t>
-            </w:r>
-            <w:r>
-              <w:rPr>
-                <w:i/>
-                <w:sz w:val="24"/>
-                <w:szCs w:val="24"/>
-              </w:rPr>
-              <w:t xml:space="preserve"> </w:t>
-            </w:r>
-          </w:p>
-          <w:p>
-            <w:pPr>
+              <w:t>Земли поселений (земли населенных пунктов)</w:t>
+            </w:r>
+          </w:p>
+          <w:p>
+            <w:pPr>
+              <w:ind w:left="34" w:right="34"/>
               <w:jc w:val="both"/>
               <w:rPr>
                 <w:i/>
-                <w:sz w:val="24"/>
-                <w:szCs w:val="24"/>
-              </w:rPr>
-            </w:pPr>
-            <w:r>
-              <w:rPr>
-                <w:i/>
-                <w:sz w:val="24"/>
-                <w:szCs w:val="24"/>
-                <w:highlight w:val="yellow"/>
-              </w:rPr>
-              <w:t>Земли населенных пунктов, для размещения объектов транспорта, участки размещения объектов транспортной инфраструктуры: объекты размещения помещений и технических устройств линейных объектов железнодорожного и скоростного внеуличного транспорта.</w:t>
-            </w:r>
-          </w:p>
-          <w:p>
-            <w:pPr>
-              <w:jc w:val="both"/>
-              <w:rPr>
-                <w:i/>
-                <w:sz w:val="24"/>
-                <w:szCs w:val="24"/>
-              </w:rPr>
-            </w:pPr>
-          </w:p>
-          <w:p>
-            <w:pPr>
-              <w:jc w:val="both"/>
-              <w:rPr>
-                <w:i/>
-                <w:sz w:val="24"/>
-                <w:szCs w:val="24"/>
-              </w:rPr>
-            </w:pPr>
-            <w:r>
-              <w:rPr>
-                <w:i/>
-                <w:sz w:val="24"/>
-                <w:szCs w:val="24"/>
-                <w:highlight w:val="yellow"/>
-              </w:rPr>
-              <w:t>Нет данных</w:t>
+                <w:color w:val="FF0000"/>
+                <w:sz w:val="24"/>
+                <w:szCs w:val="24"/>
+              </w:rPr>
+            </w:pPr>
+            <w:r>
+              <w:rPr>
+                <w:i/>
+                <w:sz w:val="24"/>
+                <w:szCs w:val="24"/>
+              </w:rPr>
+              <w:t>Использование: эксплуатации улично-дорожной сети</w:t>
             </w:r>
           </w:p>
         </w:tc>
@@ -4664,7 +4558,18 @@
                 <w:szCs w:val="24"/>
                 <w:highlight w:val="yellow"/>
               </w:rPr>
-              <w:t>Справка о фоновых концентрациях загрязняющих веществ в атмосферном воздухе и краткая климатическая характеристика (выдана ФГБУ «</w:t>
+              <w:t xml:space="preserve"> краткая климатическая характеристика (выдана ФГБУ </w:t>
+            </w:r>
+            <w:r>
+              <w:rPr>
+                <w:rFonts w:ascii="Times New Roman" w:hAnsi="Times New Roman"/>
+                <w:i/>
+                <w:sz w:val="24"/>
+                <w:szCs w:val="24"/>
+                <w:highlight w:val="yellow"/>
+              </w:rPr>
+              <w:lastRenderedPageBreak/>
+              <w:t>«</w:t>
             </w:r>
             <w:proofErr w:type="gramStart"/>
             <w:r>
@@ -4738,7 +4643,23 @@
                 <w:sz w:val="22"/>
                 <w:szCs w:val="22"/>
               </w:rPr>
-              <w:t>Результаты анализа степени изученности природных условий территории по материалам ранее выполненных инженерных изысканий, наблюдений и исследований и иным данным с оценкой возможности использования имеющихся материалов, в том числе с учетом срока их давности и репрезентативности для исследуемой территории</w:t>
+              <w:t xml:space="preserve">Результаты анализа степени изученности природных условий </w:t>
+            </w:r>
+            <w:proofErr w:type="gramStart"/>
+            <w:r>
+              <w:rPr>
+                <w:sz w:val="22"/>
+                <w:szCs w:val="22"/>
+              </w:rPr>
+              <w:t>территории</w:t>
+            </w:r>
+            <w:proofErr w:type="gramEnd"/>
+            <w:r>
+              <w:rPr>
+                <w:sz w:val="22"/>
+                <w:szCs w:val="22"/>
+              </w:rPr>
+              <w:t xml:space="preserve"> по материалам ранее выполненных инженерных изысканий, наблюдений и исследований и иным данным с оценкой возможности использования имеющихся материалов, в том числе с учетом срока их давности и репрезентативности для исследуемой территории</w:t>
             </w:r>
           </w:p>
         </w:tc>
@@ -4779,21 +4700,6 @@
               </w:rPr>
               <w:t>недостаточно изученная.</w:t>
             </w:r>
-          </w:p>
-          <w:p>
-            <w:pPr>
-              <w:tabs>
-                <w:tab w:val="left" w:pos="5217"/>
-              </w:tabs>
-              <w:spacing w:before="60" w:after="60"/>
-              <w:ind w:right="34"/>
-              <w:jc w:val="both"/>
-              <w:rPr>
-                <w:i/>
-                <w:sz w:val="24"/>
-                <w:szCs w:val="24"/>
-              </w:rPr>
-            </w:pPr>
           </w:p>
           <w:p>
             <w:pPr>
@@ -4887,226 +4793,6 @@
                 <w:highlight w:val="yellow"/>
               </w:rPr>
             </w:pPr>
-            <w:r>
-              <w:rPr>
-                <w:i/>
-                <w:color w:val="000000"/>
-                <w:sz w:val="24"/>
-                <w:szCs w:val="24"/>
-                <w:highlight w:val="yellow"/>
-              </w:rPr>
-              <w:t>Расширенная</w:t>
-            </w:r>
-            <w:r>
-              <w:rPr>
-                <w:i/>
-                <w:sz w:val="24"/>
-                <w:szCs w:val="24"/>
-                <w:highlight w:val="yellow"/>
-              </w:rPr>
-              <w:t xml:space="preserve"> климатическая характеристика</w:t>
-            </w:r>
-            <w:r>
-              <w:rPr>
-                <w:i/>
-                <w:color w:val="000000"/>
-                <w:sz w:val="24"/>
-                <w:szCs w:val="24"/>
-                <w:highlight w:val="yellow"/>
-              </w:rPr>
-              <w:t xml:space="preserve"> (выдается уполномоченной организацией).</w:t>
-            </w:r>
-          </w:p>
-          <w:p>
-            <w:pPr>
-              <w:jc w:val="both"/>
-              <w:rPr>
-                <w:i/>
-                <w:color w:val="000000"/>
-                <w:sz w:val="24"/>
-                <w:szCs w:val="24"/>
-                <w:highlight w:val="yellow"/>
-              </w:rPr>
-            </w:pPr>
-          </w:p>
-          <w:p>
-            <w:pPr>
-              <w:jc w:val="both"/>
-              <w:rPr>
-                <w:i/>
-                <w:sz w:val="24"/>
-                <w:szCs w:val="24"/>
-                <w:highlight w:val="yellow"/>
-              </w:rPr>
-            </w:pPr>
-            <w:r>
-              <w:rPr>
-                <w:i/>
-                <w:sz w:val="24"/>
-                <w:szCs w:val="24"/>
-                <w:highlight w:val="yellow"/>
-              </w:rPr>
-              <w:t xml:space="preserve">Справка по гидрологическим показателям по реке-аналогу </w:t>
-            </w:r>
-            <w:r>
-              <w:rPr>
-                <w:i/>
-                <w:color w:val="000000"/>
-                <w:sz w:val="24"/>
-                <w:szCs w:val="24"/>
-                <w:highlight w:val="yellow"/>
-              </w:rPr>
-              <w:t>(выдается уполномоченной организацией)</w:t>
-            </w:r>
-            <w:r>
-              <w:rPr>
-                <w:i/>
-                <w:sz w:val="24"/>
-                <w:szCs w:val="24"/>
-                <w:highlight w:val="yellow"/>
-              </w:rPr>
-              <w:t>.</w:t>
-            </w:r>
-          </w:p>
-          <w:p>
-            <w:pPr>
-              <w:jc w:val="both"/>
-              <w:rPr>
-                <w:i/>
-                <w:sz w:val="24"/>
-                <w:szCs w:val="24"/>
-                <w:highlight w:val="yellow"/>
-              </w:rPr>
-            </w:pPr>
-          </w:p>
-          <w:p>
-            <w:pPr>
-              <w:jc w:val="both"/>
-              <w:rPr>
-                <w:i/>
-                <w:sz w:val="24"/>
-                <w:szCs w:val="24"/>
-              </w:rPr>
-            </w:pPr>
-            <w:r>
-              <w:rPr>
-                <w:i/>
-                <w:sz w:val="24"/>
-                <w:szCs w:val="24"/>
-                <w:highlight w:val="yellow"/>
-              </w:rPr>
-              <w:t>Справка о климатической характеристике (</w:t>
-            </w:r>
-            <w:r>
-              <w:rPr>
-                <w:i/>
-                <w:color w:val="000000"/>
-                <w:sz w:val="24"/>
-                <w:szCs w:val="24"/>
-                <w:highlight w:val="yellow"/>
-              </w:rPr>
-              <w:t>выдается ФГБУ «</w:t>
-            </w:r>
-            <w:proofErr w:type="gramStart"/>
-            <w:r>
-              <w:rPr>
-                <w:i/>
-                <w:color w:val="000000"/>
-                <w:sz w:val="24"/>
-                <w:szCs w:val="24"/>
-                <w:highlight w:val="yellow"/>
-              </w:rPr>
-              <w:t>Центральное</w:t>
-            </w:r>
-            <w:proofErr w:type="gramEnd"/>
-            <w:r>
-              <w:rPr>
-                <w:i/>
-                <w:color w:val="000000"/>
-                <w:sz w:val="24"/>
-                <w:szCs w:val="24"/>
-                <w:highlight w:val="yellow"/>
-              </w:rPr>
-              <w:t xml:space="preserve"> УГМС»</w:t>
-            </w:r>
-            <w:r>
-              <w:rPr>
-                <w:i/>
-                <w:sz w:val="24"/>
-                <w:szCs w:val="24"/>
-                <w:highlight w:val="yellow"/>
-              </w:rPr>
-              <w:t>)</w:t>
-            </w:r>
-          </w:p>
-          <w:p>
-            <w:pPr>
-              <w:jc w:val="both"/>
-              <w:rPr>
-                <w:i/>
-                <w:sz w:val="24"/>
-                <w:szCs w:val="24"/>
-              </w:rPr>
-            </w:pPr>
-          </w:p>
-          <w:p>
-            <w:pPr>
-              <w:jc w:val="both"/>
-              <w:rPr>
-                <w:i/>
-                <w:sz w:val="24"/>
-                <w:szCs w:val="24"/>
-              </w:rPr>
-            </w:pPr>
-            <w:r>
-              <w:rPr>
-                <w:i/>
-                <w:sz w:val="24"/>
-                <w:szCs w:val="24"/>
-                <w:highlight w:val="yellow"/>
-              </w:rPr>
-              <w:t xml:space="preserve">Справка по максимальным уровням воды на </w:t>
-            </w:r>
-            <w:proofErr w:type="spellStart"/>
-            <w:r>
-              <w:rPr>
-                <w:i/>
-                <w:sz w:val="24"/>
-                <w:szCs w:val="24"/>
-                <w:highlight w:val="yellow"/>
-              </w:rPr>
-              <w:t>Перервинском</w:t>
-            </w:r>
-            <w:proofErr w:type="spellEnd"/>
-            <w:r>
-              <w:rPr>
-                <w:i/>
-                <w:sz w:val="24"/>
-                <w:szCs w:val="24"/>
-                <w:highlight w:val="yellow"/>
-              </w:rPr>
-              <w:t xml:space="preserve"> и/или </w:t>
-            </w:r>
-            <w:proofErr w:type="spellStart"/>
-            <w:r>
-              <w:rPr>
-                <w:i/>
-                <w:sz w:val="24"/>
-                <w:szCs w:val="24"/>
-                <w:highlight w:val="yellow"/>
-              </w:rPr>
-              <w:t>Карамышевском</w:t>
-            </w:r>
-            <w:proofErr w:type="spellEnd"/>
-            <w:r>
-              <w:rPr>
-                <w:i/>
-                <w:sz w:val="24"/>
-                <w:szCs w:val="24"/>
-                <w:highlight w:val="yellow"/>
-              </w:rPr>
-              <w:t xml:space="preserve"> гидроузлах</w:t>
-            </w:r>
           </w:p>
         </w:tc>
       </w:tr>
@@ -5150,7 +4836,6 @@
               <w:rPr>
                 <w:bCs/>
                 <w:i/>
-                <w:strike/>
                 <w:color w:val="000000"/>
                 <w:sz w:val="24"/>
                 <w:szCs w:val="24"/>
@@ -5314,12 +4999,8 @@
           <w:p>
             <w:pPr>
               <w:pStyle w:val="30"/>
-              <w:numPr>
-                <w:ilvl w:val="0"/>
-                <w:numId w:val="2"/>
-              </w:numPr>
               <w:spacing w:after="0"/>
-              <w:ind w:left="317" w:hanging="283"/>
+              <w:ind w:left="317"/>
               <w:jc w:val="both"/>
               <w:rPr>
                 <w:i/>
@@ -5335,65 +5016,16 @@
                 <w:sz w:val="24"/>
                 <w:szCs w:val="24"/>
               </w:rPr>
-              <w:t>По данным многолетних наблюдений (СП 131.13330.2020</w:t>
-            </w:r>
-            <w:r>
-              <w:rPr>
-                <w:i/>
-                <w:sz w:val="24"/>
-                <w:szCs w:val="24"/>
-                <w:highlight w:val="green"/>
-              </w:rPr>
-              <w:t xml:space="preserve"> с 09.09.25 </w:t>
-            </w:r>
-            <w:proofErr w:type="gramStart"/>
-            <w:r>
-              <w:rPr>
-                <w:i/>
-                <w:sz w:val="24"/>
-                <w:szCs w:val="24"/>
-                <w:highlight w:val="green"/>
-              </w:rPr>
-              <w:t>новый</w:t>
-            </w:r>
-            <w:proofErr w:type="gramEnd"/>
-            <w:r>
-              <w:rPr>
-                <w:i/>
-                <w:sz w:val="24"/>
-                <w:szCs w:val="24"/>
-                <w:highlight w:val="green"/>
-              </w:rPr>
-              <w:t xml:space="preserve"> СП</w:t>
-            </w:r>
-            <w:r>
-              <w:rPr>
-                <w:i/>
-                <w:sz w:val="24"/>
-                <w:szCs w:val="24"/>
-                <w:highlight w:val="green"/>
-              </w:rPr>
-              <w:t xml:space="preserve"> (</w:t>
-            </w:r>
-            <w:r>
-              <w:rPr>
-                <w:i/>
-                <w:color w:val="FF0000"/>
-                <w:sz w:val="24"/>
-                <w:szCs w:val="24"/>
-                <w:highlight w:val="green"/>
-              </w:rPr>
-              <w:t>смотри дату договора</w:t>
-            </w:r>
-            <w:r>
-              <w:rPr>
-                <w:i/>
-                <w:color w:val="FF0000"/>
-                <w:sz w:val="24"/>
-                <w:szCs w:val="24"/>
-                <w:highlight w:val="green"/>
-              </w:rPr>
-              <w:t>)</w:t>
+              <w:t>По данным многолетних наблюдений (СП 131.13330.202</w:t>
+            </w:r>
+            <w:r>
+              <w:rPr>
+                <w:bCs/>
+                <w:i/>
+                <w:sz w:val="24"/>
+                <w:szCs w:val="24"/>
+              </w:rPr>
+              <w:t>5</w:t>
             </w:r>
             <w:r>
               <w:rPr>
@@ -5463,8 +5095,21 @@
                 <w:szCs w:val="24"/>
                 <w:highlight w:val="yellow"/>
               </w:rPr>
-              <w:t>IIВ</w:t>
-            </w:r>
+              <w:t>II</w:t>
+            </w:r>
+            <w:proofErr w:type="gramStart"/>
+            <w:r>
+              <w:rPr>
+                <w:rFonts w:ascii="Times New Roman" w:hAnsi="Times New Roman"/>
+                <w:bCs/>
+                <w:i/>
+                <w:sz w:val="24"/>
+                <w:szCs w:val="24"/>
+                <w:highlight w:val="yellow"/>
+              </w:rPr>
+              <w:t>В</w:t>
+            </w:r>
+            <w:proofErr w:type="gramEnd"/>
             <w:r>
               <w:rPr>
                 <w:rFonts w:ascii="Times New Roman" w:hAnsi="Times New Roman"/>
@@ -5584,7 +5229,31 @@
                 <w:szCs w:val="24"/>
                 <w:highlight w:val="yellow"/>
               </w:rPr>
-              <w:t>зоне распределения среднего за год числа дней с переходом температуры воздуха через 0°С, равного 65 дням</w:t>
+              <w:t>зоне распределения среднего за год числа дней с переходом температуры воздуха через 0</w:t>
+            </w:r>
+            <w:proofErr w:type="gramStart"/>
+            <w:r>
+              <w:rPr>
+                <w:rFonts w:ascii="Times New Roman" w:hAnsi="Times New Roman"/>
+                <w:bCs/>
+                <w:i/>
+                <w:sz w:val="24"/>
+                <w:szCs w:val="24"/>
+                <w:highlight w:val="yellow"/>
+              </w:rPr>
+              <w:t>°С</w:t>
+            </w:r>
+            <w:proofErr w:type="gramEnd"/>
+            <w:r>
+              <w:rPr>
+                <w:rFonts w:ascii="Times New Roman" w:hAnsi="Times New Roman"/>
+                <w:bCs/>
+                <w:i/>
+                <w:sz w:val="24"/>
+                <w:szCs w:val="24"/>
+                <w:highlight w:val="yellow"/>
+              </w:rPr>
+              <w:t>, равного 65 дням</w:t>
             </w:r>
             <w:r>
               <w:rPr>
@@ -5623,7 +5292,6 @@
                 <w:sz w:val="24"/>
                 <w:szCs w:val="24"/>
               </w:rPr>
-              <w:lastRenderedPageBreak/>
               <w:t xml:space="preserve">суммарное количество осадков за год – </w:t>
             </w:r>
             <w:r>
@@ -5814,6 +5482,25 @@
                 <w:highlight w:val="yellow"/>
               </w:rPr>
             </w:pPr>
+            <w:r>
+              <w:rPr>
+                <w:i/>
+                <w:sz w:val="24"/>
+                <w:szCs w:val="24"/>
+                <w:highlight w:val="yellow"/>
+              </w:rPr>
+              <w:t xml:space="preserve">Современное использование территории </w:t>
+            </w:r>
+            <w:r>
+              <w:rPr>
+                <w:i/>
+                <w:color w:val="000000"/>
+                <w:sz w:val="24"/>
+                <w:szCs w:val="24"/>
+                <w:highlight w:val="yellow"/>
+              </w:rPr>
+              <w:t>– зона линейных объектов внешнего транспорта и магистралей общегородского значения.</w:t>
+            </w:r>
           </w:p>
           <w:p>
             <w:pPr>
@@ -5829,72 +5516,62 @@
                 <w:color w:val="000000"/>
                 <w:sz w:val="24"/>
                 <w:szCs w:val="24"/>
-                <w:highlight w:val="yellow"/>
-              </w:rPr>
-            </w:pPr>
-            <w:r>
-              <w:rPr>
-                <w:i/>
-                <w:sz w:val="24"/>
-                <w:szCs w:val="24"/>
-                <w:highlight w:val="yellow"/>
-              </w:rPr>
-              <w:t xml:space="preserve">Современное использование территории </w:t>
-            </w:r>
+                <w:highlight w:val="green"/>
+              </w:rPr>
+            </w:pPr>
             <w:r>
               <w:rPr>
                 <w:i/>
                 <w:color w:val="000000"/>
                 <w:sz w:val="24"/>
                 <w:szCs w:val="24"/>
-                <w:highlight w:val="yellow"/>
-              </w:rPr>
-              <w:t>– зона линейных объектов внешнего транспорта и магистралей общегородского значения.</w:t>
-            </w:r>
-          </w:p>
-          <w:p>
-            <w:pPr>
-              <w:pStyle w:val="ac"/>
-              <w:tabs>
-                <w:tab w:val="left" w:pos="1860"/>
-              </w:tabs>
-              <w:spacing w:after="0"/>
-              <w:ind w:left="0"/>
-              <w:jc w:val="both"/>
+                <w:highlight w:val="green"/>
+              </w:rPr>
+              <w:t xml:space="preserve">Ближайшим водным объектом является </w:t>
+            </w:r>
+            <w:proofErr w:type="spellStart"/>
+            <w:r>
               <w:rPr>
                 <w:i/>
                 <w:color w:val="000000"/>
                 <w:sz w:val="24"/>
                 <w:szCs w:val="24"/>
-                <w:highlight w:val="yellow"/>
-              </w:rPr>
-            </w:pPr>
-          </w:p>
-          <w:p>
-            <w:pPr>
-              <w:pStyle w:val="ac"/>
-              <w:tabs>
-                <w:tab w:val="left" w:pos="1860"/>
-              </w:tabs>
-              <w:spacing w:after="0"/>
-              <w:ind w:left="0"/>
-              <w:jc w:val="both"/>
+                <w:highlight w:val="green"/>
+              </w:rPr>
+              <w:t>р</w:t>
+            </w:r>
+            <w:proofErr w:type="gramStart"/>
+            <w:r>
               <w:rPr>
                 <w:i/>
                 <w:color w:val="000000"/>
                 <w:sz w:val="24"/>
                 <w:szCs w:val="24"/>
-              </w:rPr>
-            </w:pPr>
+                <w:highlight w:val="green"/>
+              </w:rPr>
+              <w:t>.С</w:t>
+            </w:r>
+            <w:proofErr w:type="gramEnd"/>
             <w:r>
               <w:rPr>
                 <w:i/>
                 <w:color w:val="000000"/>
                 <w:sz w:val="24"/>
                 <w:szCs w:val="24"/>
-                <w:highlight w:val="yellow"/>
-              </w:rPr>
-              <w:t>Территория изысканий расположена в границах особо охраняемой природной территории регионального значения «Природно-исторический парк «Москворецкий»</w:t>
+                <w:highlight w:val="green"/>
+              </w:rPr>
+              <w:t>ходня</w:t>
+            </w:r>
+            <w:proofErr w:type="spellEnd"/>
+            <w:r>
+              <w:rPr>
+                <w:i/>
+                <w:color w:val="000000"/>
+                <w:sz w:val="24"/>
+                <w:szCs w:val="24"/>
+                <w:highlight w:val="green"/>
+              </w:rPr>
+              <w:t>, протекающая в 240 м к северо-западу от участка.</w:t>
             </w:r>
           </w:p>
         </w:tc>
@@ -6399,28 +6076,20 @@
                 <w:szCs w:val="24"/>
                 <w:highlight w:val="yellow"/>
               </w:rPr>
-              <w:t>подготовка характеристики гидролого-географических условий района изысканий, в т.ч. рекогносцировочное обследование водных объектов;</w:t>
-            </w:r>
-          </w:p>
-          <w:p>
-            <w:pPr>
-              <w:pStyle w:val="af6"/>
-              <w:numPr>
-                <w:ilvl w:val="0"/>
-                <w:numId w:val="4"/>
-              </w:numPr>
-              <w:spacing w:after="0" w:line="240" w:lineRule="auto"/>
-              <w:ind w:left="459"/>
-              <w:contextualSpacing w:val="0"/>
-              <w:jc w:val="both"/>
-              <w:rPr>
-                <w:rFonts w:ascii="Times New Roman" w:hAnsi="Times New Roman"/>
+              <w:t xml:space="preserve">подготовка характеристики гидролого-географических условий района изысканий, в </w:t>
+            </w:r>
+            <w:proofErr w:type="spellStart"/>
+            <w:r>
+              <w:rPr>
+                <w:rFonts w:ascii="Times New Roman" w:eastAsia="Calibri" w:hAnsi="Times New Roman"/>
                 <w:i/>
                 <w:sz w:val="24"/>
                 <w:szCs w:val="24"/>
                 <w:highlight w:val="yellow"/>
               </w:rPr>
-            </w:pPr>
+              <w:t>т.ч</w:t>
+            </w:r>
+            <w:proofErr w:type="spellEnd"/>
             <w:r>
               <w:rPr>
                 <w:rFonts w:ascii="Times New Roman" w:eastAsia="Calibri" w:hAnsi="Times New Roman"/>
@@ -6429,219 +6098,7 @@
                 <w:szCs w:val="24"/>
                 <w:highlight w:val="yellow"/>
               </w:rPr>
-              <w:t>описание гидрологического режима;</w:t>
-            </w:r>
-          </w:p>
-          <w:p>
-            <w:pPr>
-              <w:pStyle w:val="af6"/>
-              <w:numPr>
-                <w:ilvl w:val="0"/>
-                <w:numId w:val="4"/>
-              </w:numPr>
-              <w:spacing w:after="0" w:line="240" w:lineRule="auto"/>
-              <w:ind w:left="459"/>
-              <w:contextualSpacing w:val="0"/>
-              <w:jc w:val="both"/>
-              <w:rPr>
-                <w:rFonts w:ascii="Times New Roman" w:hAnsi="Times New Roman"/>
-                <w:i/>
-                <w:sz w:val="24"/>
-                <w:szCs w:val="24"/>
-                <w:highlight w:val="yellow"/>
-              </w:rPr>
-            </w:pPr>
-            <w:r>
-              <w:rPr>
-                <w:rFonts w:ascii="Times New Roman" w:eastAsia="Calibri" w:hAnsi="Times New Roman"/>
-                <w:i/>
-                <w:sz w:val="24"/>
-                <w:szCs w:val="24"/>
-                <w:highlight w:val="yellow"/>
-              </w:rPr>
-              <w:t>разбивка и нивелирование морфометрического створа;</w:t>
-            </w:r>
-          </w:p>
-          <w:p>
-            <w:pPr>
-              <w:pStyle w:val="af6"/>
-              <w:numPr>
-                <w:ilvl w:val="0"/>
-                <w:numId w:val="4"/>
-              </w:numPr>
-              <w:spacing w:after="0" w:line="240" w:lineRule="auto"/>
-              <w:ind w:left="459"/>
-              <w:contextualSpacing w:val="0"/>
-              <w:jc w:val="both"/>
-              <w:rPr>
-                <w:rFonts w:ascii="Times New Roman" w:hAnsi="Times New Roman"/>
-                <w:i/>
-                <w:sz w:val="24"/>
-                <w:szCs w:val="24"/>
-                <w:highlight w:val="yellow"/>
-              </w:rPr>
-            </w:pPr>
-            <w:r>
-              <w:rPr>
-                <w:rFonts w:ascii="Times New Roman" w:eastAsia="Calibri" w:hAnsi="Times New Roman"/>
-                <w:i/>
-                <w:sz w:val="24"/>
-                <w:szCs w:val="24"/>
-                <w:highlight w:val="yellow"/>
-              </w:rPr>
-              <w:t>промерные работы в акватории реки;</w:t>
-            </w:r>
-          </w:p>
-          <w:p>
-            <w:pPr>
-              <w:pStyle w:val="af6"/>
-              <w:numPr>
-                <w:ilvl w:val="0"/>
-                <w:numId w:val="4"/>
-              </w:numPr>
-              <w:spacing w:after="0" w:line="240" w:lineRule="auto"/>
-              <w:ind w:left="459"/>
-              <w:contextualSpacing w:val="0"/>
-              <w:jc w:val="both"/>
-              <w:rPr>
-                <w:rFonts w:ascii="Times New Roman" w:hAnsi="Times New Roman"/>
-                <w:i/>
-                <w:sz w:val="24"/>
-                <w:szCs w:val="24"/>
-                <w:highlight w:val="yellow"/>
-              </w:rPr>
-            </w:pPr>
-            <w:r>
-              <w:rPr>
-                <w:rFonts w:ascii="Times New Roman" w:eastAsia="Calibri" w:hAnsi="Times New Roman"/>
-                <w:i/>
-                <w:sz w:val="24"/>
-                <w:szCs w:val="24"/>
-                <w:highlight w:val="yellow"/>
-              </w:rPr>
-              <w:t xml:space="preserve">определение максимальных уровней и расходов воды 1%, 2%, 3%, 5% и 10% вероятности превышения (расчетные значения обеспеченностей могут быть </w:t>
-            </w:r>
-            <w:r>
-              <w:rPr>
-                <w:rFonts w:ascii="Times New Roman" w:eastAsia="Calibri" w:hAnsi="Times New Roman"/>
-                <w:i/>
-                <w:sz w:val="24"/>
-                <w:szCs w:val="24"/>
-                <w:highlight w:val="yellow"/>
-              </w:rPr>
-              <w:t>скорректированы);</w:t>
-            </w:r>
-          </w:p>
-          <w:p>
-            <w:pPr>
-              <w:pStyle w:val="af6"/>
-              <w:numPr>
-                <w:ilvl w:val="0"/>
-                <w:numId w:val="4"/>
-              </w:numPr>
-              <w:spacing w:after="0" w:line="240" w:lineRule="auto"/>
-              <w:ind w:left="459"/>
-              <w:jc w:val="both"/>
-              <w:rPr>
-                <w:rFonts w:ascii="Times New Roman" w:eastAsia="Calibri" w:hAnsi="Times New Roman"/>
-                <w:i/>
-                <w:sz w:val="24"/>
-                <w:szCs w:val="24"/>
-                <w:highlight w:val="yellow"/>
-              </w:rPr>
-            </w:pPr>
-            <w:r>
-              <w:rPr>
-                <w:rFonts w:ascii="Times New Roman" w:eastAsia="Calibri" w:hAnsi="Times New Roman"/>
-                <w:i/>
-                <w:sz w:val="24"/>
-                <w:szCs w:val="24"/>
-                <w:highlight w:val="yellow"/>
-              </w:rPr>
-              <w:t>для максимальных расходов определяются обеспеченные уровни воды соответственно 1%, 2%, 3%, 5% и 10% обеспеченности (строится кривая расходов гидравлическим методом);</w:t>
-            </w:r>
-          </w:p>
-          <w:p>
-            <w:pPr>
-              <w:pStyle w:val="af6"/>
-              <w:widowControl w:val="0"/>
-              <w:numPr>
-                <w:ilvl w:val="0"/>
-                <w:numId w:val="4"/>
-              </w:numPr>
-              <w:spacing w:after="0" w:line="240" w:lineRule="auto"/>
-              <w:ind w:left="453" w:right="34" w:hanging="357"/>
-              <w:contextualSpacing w:val="0"/>
-              <w:jc w:val="both"/>
-              <w:rPr>
-                <w:rFonts w:ascii="Times New Roman" w:eastAsia="Calibri" w:hAnsi="Times New Roman"/>
-                <w:i/>
-                <w:sz w:val="24"/>
-                <w:szCs w:val="24"/>
-                <w:highlight w:val="yellow"/>
-              </w:rPr>
-            </w:pPr>
-            <w:r>
-              <w:rPr>
-                <w:rFonts w:ascii="Times New Roman" w:eastAsia="Calibri" w:hAnsi="Times New Roman"/>
-                <w:i/>
-                <w:sz w:val="24"/>
-                <w:szCs w:val="24"/>
-                <w:highlight w:val="yellow"/>
-              </w:rPr>
-              <w:t xml:space="preserve">определение границы затопления при уровне воды 1% и 10%; </w:t>
-            </w:r>
-          </w:p>
-          <w:p>
-            <w:pPr>
-              <w:pStyle w:val="af6"/>
-              <w:widowControl w:val="0"/>
-              <w:numPr>
-                <w:ilvl w:val="0"/>
-                <w:numId w:val="4"/>
-              </w:numPr>
-              <w:spacing w:after="0" w:line="240" w:lineRule="auto"/>
-              <w:ind w:left="453" w:right="34" w:hanging="357"/>
-              <w:contextualSpacing w:val="0"/>
-              <w:jc w:val="both"/>
-              <w:rPr>
-                <w:rFonts w:ascii="Times New Roman" w:eastAsia="Calibri" w:hAnsi="Times New Roman"/>
-                <w:i/>
-                <w:sz w:val="24"/>
-                <w:szCs w:val="24"/>
-                <w:highlight w:val="yellow"/>
-              </w:rPr>
-            </w:pPr>
-            <w:r>
-              <w:rPr>
-                <w:rFonts w:ascii="Times New Roman" w:eastAsia="Calibri" w:hAnsi="Times New Roman"/>
-                <w:i/>
-                <w:sz w:val="24"/>
-                <w:szCs w:val="24"/>
-                <w:highlight w:val="yellow"/>
-              </w:rPr>
-              <w:t xml:space="preserve">определение средней скорости </w:t>
-            </w:r>
-            <w:r>
-              <w:rPr>
-                <w:rFonts w:ascii="Times New Roman" w:eastAsia="Calibri" w:hAnsi="Times New Roman"/>
-                <w:i/>
-                <w:sz w:val="24"/>
-                <w:szCs w:val="24"/>
-                <w:highlight w:val="yellow"/>
-              </w:rPr>
-              <w:t xml:space="preserve">планового смещения </w:t>
-            </w:r>
-            <w:r>
-              <w:rPr>
-                <w:rFonts w:ascii="Times New Roman" w:eastAsia="Calibri" w:hAnsi="Times New Roman"/>
-                <w:i/>
-                <w:sz w:val="24"/>
-                <w:szCs w:val="24"/>
-                <w:highlight w:val="yellow"/>
-              </w:rPr>
-              <w:lastRenderedPageBreak/>
-              <w:t>русла и граница зоны деформации его берега к концу прогнозируемого периода;</w:t>
+              <w:t>. рекогносцировочное обследование водных объектов;</w:t>
             </w:r>
           </w:p>
           <w:p>
@@ -6797,7 +6254,27 @@
                 <w:sz w:val="24"/>
                 <w:szCs w:val="24"/>
               </w:rPr>
-              <w:t>ИГМИ выполняются в соответствии с:</w:t>
+              <w:t xml:space="preserve">ИГМИ выполняются в соответствии </w:t>
+            </w:r>
+            <w:proofErr w:type="gramStart"/>
+            <w:r>
+              <w:rPr>
+                <w:bCs/>
+                <w:i/>
+                <w:sz w:val="24"/>
+                <w:szCs w:val="24"/>
+              </w:rPr>
+              <w:t>с</w:t>
+            </w:r>
+            <w:proofErr w:type="gramEnd"/>
+            <w:r>
+              <w:rPr>
+                <w:bCs/>
+                <w:i/>
+                <w:sz w:val="24"/>
+                <w:szCs w:val="24"/>
+              </w:rPr>
+              <w:t>:</w:t>
             </w:r>
           </w:p>
           <w:p>
@@ -6818,7 +6295,7 @@
                 <w:szCs w:val="24"/>
               </w:rPr>
             </w:pPr>
-            <w:bookmarkStart w:id="1" w:name="_Ref380137423"/>
+            <w:bookmarkStart w:id="0" w:name="_Ref380137423"/>
             <w:r>
               <w:rPr>
                 <w:bCs/>
@@ -6844,7 +6321,7 @@
               </w:rPr>
               <w:t>положения»</w:t>
             </w:r>
-            <w:bookmarkEnd w:id="1"/>
+            <w:bookmarkEnd w:id="0"/>
             <w:r>
               <w:rPr>
                 <w:sz w:val="24"/>
@@ -6889,7 +6366,17 @@
                 <w:sz w:val="24"/>
                 <w:szCs w:val="24"/>
               </w:rPr>
-              <w:t>СП 482.1325800.2020 «Инженерно-гидрометеорологические изыскания для строительства. Общие правила производства работ».</w:t>
+              <w:t>СП 482.1325800.2020 «Инженерно-</w:t>
+            </w:r>
+            <w:r>
+              <w:rPr>
+                <w:bCs/>
+                <w:i/>
+                <w:sz w:val="24"/>
+                <w:szCs w:val="24"/>
+              </w:rPr>
+              <w:lastRenderedPageBreak/>
+              <w:t>гидрометеорологические изыскания для строительства. Общие правила производства работ».</w:t>
             </w:r>
           </w:p>
           <w:p>
@@ -6919,7 +6406,76 @@
                 <w:sz w:val="24"/>
                 <w:szCs w:val="24"/>
               </w:rPr>
-              <w:t>СП 35.13330.2011 «СНиП 2.05.03-84* Мосты и трубы» (с изменениями № 1, № 2, № 3).</w:t>
+              <w:t>СП 131.13330.202</w:t>
+            </w:r>
+            <w:r>
+              <w:rPr>
+                <w:bCs/>
+                <w:i/>
+                <w:sz w:val="24"/>
+                <w:szCs w:val="24"/>
+              </w:rPr>
+              <w:t>5</w:t>
+            </w:r>
+            <w:r>
+              <w:rPr>
+                <w:bCs/>
+                <w:i/>
+                <w:sz w:val="24"/>
+                <w:szCs w:val="24"/>
+              </w:rPr>
+              <w:t xml:space="preserve"> «Строительная климатология» (с изменениями № 1, № 2).</w:t>
+            </w:r>
+          </w:p>
+          <w:p>
+            <w:pPr>
+              <w:pStyle w:val="ac"/>
+              <w:numPr>
+                <w:ilvl w:val="0"/>
+                <w:numId w:val="5"/>
+              </w:numPr>
+              <w:tabs>
+                <w:tab w:val="left" w:pos="317"/>
+              </w:tabs>
+              <w:spacing w:after="0"/>
+              <w:ind w:left="317" w:hanging="283"/>
+              <w:jc w:val="both"/>
+              <w:rPr>
+                <w:bCs/>
+                <w:i/>
+                <w:color w:val="000000"/>
+                <w:sz w:val="24"/>
+                <w:szCs w:val="24"/>
+              </w:rPr>
+            </w:pPr>
+            <w:r>
+              <w:rPr>
+                <w:bCs/>
+                <w:i/>
+                <w:sz w:val="24"/>
+                <w:szCs w:val="24"/>
+              </w:rPr>
+              <w:t xml:space="preserve">Технический отчет должен быть подготовлен в соответствии </w:t>
+            </w:r>
+            <w:proofErr w:type="gramStart"/>
+            <w:r>
+              <w:rPr>
+                <w:bCs/>
+                <w:i/>
+                <w:sz w:val="24"/>
+                <w:szCs w:val="24"/>
+              </w:rPr>
+              <w:t>с</w:t>
+            </w:r>
+            <w:proofErr w:type="gramEnd"/>
+            <w:r>
+              <w:rPr>
+                <w:bCs/>
+                <w:i/>
+                <w:sz w:val="24"/>
+                <w:szCs w:val="24"/>
+              </w:rPr>
+              <w:t>:</w:t>
             </w:r>
           </w:p>
           <w:p>
@@ -6938,36 +6494,66 @@
               <w:rPr>
                 <w:bCs/>
                 <w:i/>
-                <w:sz w:val="24"/>
-                <w:szCs w:val="24"/>
-              </w:rPr>
-            </w:pPr>
-            <w:r>
-              <w:rPr>
-                <w:bCs/>
-                <w:i/>
-                <w:sz w:val="24"/>
-                <w:szCs w:val="24"/>
-              </w:rPr>
-              <w:t>СП 34.13330.2021 «СНиП 2</w:t>
-            </w:r>
-            <w:r>
-              <w:rPr>
-                <w:bCs/>
-                <w:i/>
-                <w:sz w:val="24"/>
-                <w:szCs w:val="24"/>
-              </w:rPr>
-              <w:t xml:space="preserve">.05.02-85* </w:t>
-            </w:r>
-            <w:r>
-              <w:rPr>
-                <w:bCs/>
-                <w:i/>
-                <w:sz w:val="24"/>
-                <w:szCs w:val="24"/>
-              </w:rPr>
-              <w:t>Автомобильные дороги».</w:t>
+                <w:color w:val="000000"/>
+                <w:sz w:val="24"/>
+                <w:szCs w:val="24"/>
+              </w:rPr>
+            </w:pPr>
+            <w:r>
+              <w:rPr>
+                <w:bCs/>
+                <w:i/>
+                <w:sz w:val="24"/>
+                <w:szCs w:val="24"/>
+              </w:rPr>
+              <w:t>ГОСТ</w:t>
+            </w:r>
+            <w:r>
+              <w:rPr>
+                <w:bCs/>
+                <w:i/>
+                <w:sz w:val="24"/>
+                <w:szCs w:val="24"/>
+              </w:rPr>
+              <w:t xml:space="preserve"> </w:t>
+            </w:r>
+            <w:proofErr w:type="gramStart"/>
+            <w:r>
+              <w:rPr>
+                <w:bCs/>
+                <w:i/>
+                <w:sz w:val="24"/>
+                <w:szCs w:val="24"/>
+              </w:rPr>
+              <w:t>Р</w:t>
+            </w:r>
+            <w:proofErr w:type="gramEnd"/>
+            <w:r>
+              <w:rPr>
+                <w:bCs/>
+                <w:i/>
+                <w:sz w:val="24"/>
+                <w:szCs w:val="24"/>
+              </w:rPr>
+              <w:t xml:space="preserve"> 21.101-202</w:t>
+            </w:r>
+            <w:r>
+              <w:rPr>
+                <w:bCs/>
+                <w:i/>
+                <w:sz w:val="24"/>
+                <w:szCs w:val="24"/>
+              </w:rPr>
+              <w:t>6</w:t>
+            </w:r>
+            <w:r>
+              <w:rPr>
+                <w:bCs/>
+                <w:i/>
+                <w:sz w:val="24"/>
+                <w:szCs w:val="24"/>
+              </w:rPr>
+              <w:t xml:space="preserve"> «Основные требования к проектной и рабочей документации».</w:t>
             </w:r>
           </w:p>
           <w:p>
@@ -6997,417 +6583,6 @@
                 <w:sz w:val="24"/>
                 <w:szCs w:val="24"/>
               </w:rPr>
-              <w:t xml:space="preserve">СП </w:t>
-            </w:r>
-            <w:r>
-              <w:rPr>
-                <w:bCs/>
-                <w:i/>
-                <w:sz w:val="24"/>
-                <w:szCs w:val="24"/>
-              </w:rPr>
-              <w:t>529.1325800.2023</w:t>
-            </w:r>
-            <w:r>
-              <w:rPr>
-                <w:bCs/>
-                <w:i/>
-                <w:sz w:val="24"/>
-                <w:szCs w:val="24"/>
-              </w:rPr>
-              <w:t xml:space="preserve"> «Определение основных расчетных гидрологических характеристик».</w:t>
-            </w:r>
-          </w:p>
-          <w:p>
-            <w:pPr>
-              <w:pStyle w:val="30"/>
-              <w:numPr>
-                <w:ilvl w:val="0"/>
-                <w:numId w:val="2"/>
-              </w:numPr>
-              <w:spacing w:after="0"/>
-              <w:ind w:left="317" w:hanging="283"/>
-              <w:jc w:val="both"/>
-              <w:rPr>
-                <w:i/>
-                <w:sz w:val="24"/>
-                <w:szCs w:val="24"/>
-                <w:highlight w:val="yellow"/>
-              </w:rPr>
-            </w:pPr>
-            <w:r>
-              <w:rPr>
-                <w:bCs/>
-                <w:i/>
-                <w:sz w:val="24"/>
-                <w:szCs w:val="24"/>
-              </w:rPr>
-              <w:t>СП 131.13330.20</w:t>
-            </w:r>
-            <w:r>
-              <w:rPr>
-                <w:bCs/>
-                <w:i/>
-                <w:sz w:val="24"/>
-                <w:szCs w:val="24"/>
-              </w:rPr>
-              <w:t>20</w:t>
-            </w:r>
-            <w:r>
-              <w:rPr>
-                <w:bCs/>
-                <w:i/>
-                <w:sz w:val="24"/>
-                <w:szCs w:val="24"/>
-              </w:rPr>
-              <w:t xml:space="preserve"> «СНиП 23-01</w:t>
-            </w:r>
-            <w:r>
-              <w:rPr>
-                <w:bCs/>
-                <w:i/>
-                <w:sz w:val="24"/>
-                <w:szCs w:val="24"/>
-              </w:rPr>
-              <w:t xml:space="preserve">-99* Строительная климатология» </w:t>
-            </w:r>
-            <w:r>
-              <w:rPr>
-                <w:bCs/>
-                <w:i/>
-                <w:sz w:val="24"/>
-                <w:szCs w:val="24"/>
-              </w:rPr>
-              <w:t>(с изменениями № 1, № 2)</w:t>
-            </w:r>
-            <w:proofErr w:type="gramStart"/>
-            <w:r>
-              <w:rPr>
-                <w:bCs/>
-                <w:i/>
-                <w:sz w:val="24"/>
-                <w:szCs w:val="24"/>
-              </w:rPr>
-              <w:t>.</w:t>
-            </w:r>
-            <w:proofErr w:type="gramEnd"/>
-            <w:r>
-              <w:rPr>
-                <w:i/>
-                <w:sz w:val="24"/>
-                <w:szCs w:val="24"/>
-                <w:highlight w:val="green"/>
-              </w:rPr>
-              <w:t xml:space="preserve"> </w:t>
-            </w:r>
-            <w:proofErr w:type="gramStart"/>
-            <w:r>
-              <w:rPr>
-                <w:i/>
-                <w:sz w:val="24"/>
-                <w:szCs w:val="24"/>
-                <w:highlight w:val="green"/>
-              </w:rPr>
-              <w:t>с</w:t>
-            </w:r>
-            <w:proofErr w:type="gramEnd"/>
-            <w:r>
-              <w:rPr>
-                <w:i/>
-                <w:sz w:val="24"/>
-                <w:szCs w:val="24"/>
-                <w:highlight w:val="green"/>
-              </w:rPr>
-              <w:t xml:space="preserve"> 09.09.25 новый СП</w:t>
-            </w:r>
-            <w:r>
-              <w:rPr>
-                <w:i/>
-                <w:sz w:val="24"/>
-                <w:szCs w:val="24"/>
-                <w:highlight w:val="green"/>
-              </w:rPr>
-              <w:t xml:space="preserve"> (</w:t>
-            </w:r>
-            <w:r>
-              <w:rPr>
-                <w:i/>
-                <w:color w:val="FF0000"/>
-                <w:sz w:val="24"/>
-                <w:szCs w:val="24"/>
-                <w:highlight w:val="green"/>
-              </w:rPr>
-              <w:t>смотри дату договора</w:t>
-            </w:r>
-            <w:r>
-              <w:rPr>
-                <w:i/>
-                <w:color w:val="FF0000"/>
-                <w:sz w:val="24"/>
-                <w:szCs w:val="24"/>
-                <w:highlight w:val="green"/>
-              </w:rPr>
-              <w:t>)</w:t>
-            </w:r>
-          </w:p>
-          <w:p>
-            <w:pPr>
-              <w:pStyle w:val="ac"/>
-              <w:numPr>
-                <w:ilvl w:val="0"/>
-                <w:numId w:val="14"/>
-              </w:numPr>
-              <w:tabs>
-                <w:tab w:val="left" w:pos="317"/>
-              </w:tabs>
-              <w:spacing w:after="0"/>
-              <w:ind w:left="601" w:hanging="284"/>
-              <w:jc w:val="both"/>
-              <w:rPr>
-                <w:bCs/>
-                <w:i/>
-                <w:sz w:val="24"/>
-                <w:szCs w:val="24"/>
-              </w:rPr>
-            </w:pPr>
-            <w:r>
-              <w:rPr>
-                <w:bCs/>
-                <w:i/>
-                <w:sz w:val="24"/>
-                <w:szCs w:val="24"/>
-              </w:rPr>
-              <w:t>СП 104.13330.201</w:t>
-            </w:r>
-            <w:r>
-              <w:rPr>
-                <w:bCs/>
-                <w:i/>
-                <w:sz w:val="24"/>
-                <w:szCs w:val="24"/>
-              </w:rPr>
-              <w:t>6</w:t>
-            </w:r>
-            <w:r>
-              <w:rPr>
-                <w:bCs/>
-                <w:i/>
-                <w:sz w:val="24"/>
-                <w:szCs w:val="24"/>
-              </w:rPr>
-              <w:t xml:space="preserve"> </w:t>
-            </w:r>
-            <w:r>
-              <w:rPr>
-                <w:bCs/>
-                <w:i/>
-                <w:sz w:val="24"/>
-                <w:szCs w:val="24"/>
-              </w:rPr>
-              <w:t>«СНиП 2.06.15-85 Инженерная защита территории от затопления и подтопления» (с изменением № 1).</w:t>
-            </w:r>
-          </w:p>
-          <w:p>
-            <w:pPr>
-              <w:pStyle w:val="ac"/>
-              <w:numPr>
-                <w:ilvl w:val="0"/>
-                <w:numId w:val="14"/>
-              </w:numPr>
-              <w:tabs>
-                <w:tab w:val="left" w:pos="317"/>
-              </w:tabs>
-              <w:spacing w:after="0"/>
-              <w:ind w:left="601" w:hanging="284"/>
-              <w:jc w:val="both"/>
-              <w:rPr>
-                <w:bCs/>
-                <w:i/>
-                <w:sz w:val="24"/>
-                <w:szCs w:val="24"/>
-              </w:rPr>
-            </w:pPr>
-            <w:r>
-              <w:rPr>
-                <w:bCs/>
-                <w:i/>
-                <w:sz w:val="24"/>
-                <w:szCs w:val="24"/>
-              </w:rPr>
-              <w:t>СП 20.13330.2016 «СНиП 2.01.07-85* Нагрузки и воздействия» (с изменениями № 1, № 2, № 3, № 4, № 5).</w:t>
-            </w:r>
-          </w:p>
-          <w:p>
-            <w:pPr>
-              <w:pStyle w:val="ac"/>
-              <w:numPr>
-                <w:ilvl w:val="0"/>
-                <w:numId w:val="14"/>
-              </w:numPr>
-              <w:tabs>
-                <w:tab w:val="left" w:pos="317"/>
-              </w:tabs>
-              <w:spacing w:after="0"/>
-              <w:ind w:left="601" w:hanging="284"/>
-              <w:jc w:val="both"/>
-              <w:rPr>
-                <w:bCs/>
-                <w:i/>
-                <w:sz w:val="24"/>
-                <w:szCs w:val="24"/>
-                <w:highlight w:val="yellow"/>
-              </w:rPr>
-            </w:pPr>
-            <w:r>
-              <w:rPr>
-                <w:bCs/>
-                <w:i/>
-                <w:sz w:val="24"/>
-                <w:szCs w:val="24"/>
-                <w:highlight w:val="yellow"/>
-              </w:rPr>
-              <w:t>ГОСТ 32836-2014 «Межгосударственный стандарт. Дороги автомобильные общего пользования. Изыскания автомобильных дорог. Общие требования».</w:t>
-            </w:r>
-          </w:p>
-          <w:p>
-            <w:pPr>
-              <w:pStyle w:val="ac"/>
-              <w:numPr>
-                <w:ilvl w:val="0"/>
-                <w:numId w:val="14"/>
-              </w:numPr>
-              <w:tabs>
-                <w:tab w:val="left" w:pos="317"/>
-              </w:tabs>
-              <w:spacing w:after="0"/>
-              <w:ind w:left="601" w:hanging="284"/>
-              <w:jc w:val="both"/>
-              <w:rPr>
-                <w:bCs/>
-                <w:i/>
-                <w:sz w:val="24"/>
-                <w:szCs w:val="24"/>
-                <w:highlight w:val="yellow"/>
-              </w:rPr>
-            </w:pPr>
-            <w:r>
-              <w:rPr>
-                <w:bCs/>
-                <w:i/>
-                <w:sz w:val="24"/>
-                <w:szCs w:val="24"/>
-                <w:highlight w:val="yellow"/>
-              </w:rPr>
-              <w:t>ГОСТ 33179-2014 «Межгосударственный стандарт. Дороги автомобильные общего пользования. Изыскания мостов и путепроводов. Общие требования».</w:t>
-            </w:r>
-          </w:p>
-          <w:p>
-            <w:pPr>
-              <w:pStyle w:val="ac"/>
-              <w:numPr>
-                <w:ilvl w:val="0"/>
-                <w:numId w:val="5"/>
-              </w:numPr>
-              <w:tabs>
-                <w:tab w:val="left" w:pos="317"/>
-              </w:tabs>
-              <w:spacing w:after="0"/>
-              <w:ind w:left="317" w:hanging="283"/>
-              <w:jc w:val="both"/>
-              <w:rPr>
-                <w:bCs/>
-                <w:i/>
-                <w:color w:val="000000"/>
-                <w:sz w:val="24"/>
-                <w:szCs w:val="24"/>
-              </w:rPr>
-            </w:pPr>
-            <w:r>
-              <w:rPr>
-                <w:bCs/>
-                <w:i/>
-                <w:sz w:val="24"/>
-                <w:szCs w:val="24"/>
-              </w:rPr>
-              <w:t>Технический отчет должен быть подготовлен в соответствии с:</w:t>
-            </w:r>
-          </w:p>
-          <w:p>
-            <w:pPr>
-              <w:pStyle w:val="ac"/>
-              <w:numPr>
-                <w:ilvl w:val="0"/>
-                <w:numId w:val="14"/>
-              </w:numPr>
-              <w:tabs>
-                <w:tab w:val="left" w:pos="317"/>
-              </w:tabs>
-              <w:spacing w:after="0"/>
-              <w:ind w:left="601" w:hanging="284"/>
-              <w:jc w:val="both"/>
-              <w:rPr>
-                <w:bCs/>
-                <w:i/>
-                <w:color w:val="000000"/>
-                <w:sz w:val="24"/>
-                <w:szCs w:val="24"/>
-              </w:rPr>
-            </w:pPr>
-            <w:r>
-              <w:rPr>
-                <w:bCs/>
-                <w:i/>
-                <w:sz w:val="24"/>
-                <w:szCs w:val="24"/>
-              </w:rPr>
-              <w:t>ГОСТ</w:t>
-            </w:r>
-            <w:r>
-              <w:rPr>
-                <w:bCs/>
-                <w:i/>
-                <w:sz w:val="24"/>
-                <w:szCs w:val="24"/>
-              </w:rPr>
-              <w:t xml:space="preserve"> Р</w:t>
-            </w:r>
-            <w:r>
-              <w:rPr>
-                <w:bCs/>
-                <w:i/>
-                <w:sz w:val="24"/>
-                <w:szCs w:val="24"/>
-              </w:rPr>
-              <w:t xml:space="preserve"> 21.101-2020 «Основные требования к проектной и рабочей документации».</w:t>
-            </w:r>
-          </w:p>
-          <w:p>
-            <w:pPr>
-              <w:pStyle w:val="ac"/>
-              <w:numPr>
-                <w:ilvl w:val="0"/>
-                <w:numId w:val="14"/>
-              </w:numPr>
-              <w:tabs>
-                <w:tab w:val="left" w:pos="317"/>
-              </w:tabs>
-              <w:spacing w:after="0"/>
-              <w:ind w:left="601" w:hanging="284"/>
-              <w:jc w:val="both"/>
-              <w:rPr>
-                <w:bCs/>
-                <w:i/>
-                <w:sz w:val="24"/>
-                <w:szCs w:val="24"/>
-              </w:rPr>
-            </w:pPr>
-            <w:r>
-              <w:rPr>
-                <w:bCs/>
-                <w:i/>
-                <w:sz w:val="24"/>
-                <w:szCs w:val="24"/>
-              </w:rPr>
               <w:t>ГОСТ 21.301-2021 «Правила выполнения отчетной технической документации по инженерным изысканиям».</w:t>
             </w:r>
           </w:p>
@@ -7496,7 +6671,44 @@
                 <w:sz w:val="24"/>
                 <w:szCs w:val="24"/>
               </w:rPr>
-              <w:t>Полевые работ, включая рекогносцировочное обследование водных объектов в районе намечаемого размещения площадок строительства.</w:t>
+              <w:t xml:space="preserve">Полевые работ, включая рекогносцировочное обследование </w:t>
+            </w:r>
+            <w:r>
+              <w:rPr>
+                <w:bCs/>
+                <w:i/>
+                <w:sz w:val="24"/>
+                <w:szCs w:val="24"/>
+                <w:highlight w:val="green"/>
+              </w:rPr>
+              <w:t>участка</w:t>
+            </w:r>
+            <w:r>
+              <w:rPr>
+                <w:bCs/>
+                <w:i/>
+                <w:sz w:val="24"/>
+                <w:szCs w:val="24"/>
+              </w:rPr>
+              <w:t xml:space="preserve"> </w:t>
+            </w:r>
+            <w:r>
+              <w:rPr>
+                <w:bCs/>
+                <w:i/>
+                <w:sz w:val="24"/>
+                <w:szCs w:val="24"/>
+              </w:rPr>
+              <w:t xml:space="preserve"> </w:t>
+            </w:r>
+            <w:r>
+              <w:rPr>
+                <w:bCs/>
+                <w:i/>
+                <w:sz w:val="24"/>
+                <w:szCs w:val="24"/>
+              </w:rPr>
+              <w:t>в районе намечаемого размещения площадок строительства.</w:t>
             </w:r>
           </w:p>
           <w:p>
@@ -7526,17 +6738,57 @@
                 <w:sz w:val="24"/>
                 <w:szCs w:val="24"/>
               </w:rPr>
-              <w:t xml:space="preserve">Камеральные работы: определение расчетных </w:t>
-            </w:r>
-            <w:r>
-              <w:rPr>
-                <w:bCs/>
-                <w:i/>
-                <w:sz w:val="24"/>
-                <w:szCs w:val="24"/>
-              </w:rPr>
-              <w:lastRenderedPageBreak/>
-              <w:t>гидрометеорологических характеристик в соответствии с Техническим заданием на проведение ИИ; формирование Технического отчета.</w:t>
+              <w:t>Камеральные работы: определение расчетных гидрометеорологических характеристик в соответствии с Техническим заданием на проведение ИИ; формирование Технического отчета.</w:t>
+            </w:r>
+          </w:p>
+          <w:p>
+            <w:pPr>
+              <w:pStyle w:val="ac"/>
+              <w:tabs>
+                <w:tab w:val="left" w:pos="1860"/>
+              </w:tabs>
+              <w:spacing w:after="0"/>
+              <w:ind w:left="33"/>
+              <w:jc w:val="both"/>
+              <w:rPr>
+                <w:bCs/>
+                <w:i/>
+                <w:sz w:val="24"/>
+                <w:szCs w:val="24"/>
+              </w:rPr>
+            </w:pPr>
+            <w:r>
+              <w:rPr>
+                <w:i/>
+                <w:sz w:val="24"/>
+                <w:szCs w:val="24"/>
+              </w:rPr>
+              <w:t xml:space="preserve">Расстояние от базы изыскательской организации до участка изысканий: </w:t>
+            </w:r>
+            <w:r>
+              <w:rPr>
+                <w:i/>
+                <w:sz w:val="24"/>
+                <w:szCs w:val="24"/>
+                <w:highlight w:val="yellow"/>
+              </w:rPr>
+              <w:t>96</w:t>
+            </w:r>
+            <w:r>
+              <w:rPr>
+                <w:i/>
+                <w:sz w:val="24"/>
+                <w:szCs w:val="24"/>
+              </w:rPr>
+              <w:t xml:space="preserve"> км</w:t>
+            </w:r>
+            <w:r>
+              <w:rPr>
+                <w:i/>
+                <w:sz w:val="22"/>
+                <w:szCs w:val="22"/>
+              </w:rPr>
+              <w:t>.</w:t>
             </w:r>
           </w:p>
         </w:tc>
@@ -7639,7 +6891,7 @@
                       <w:szCs w:val="22"/>
                     </w:rPr>
                   </w:pPr>
-                  <w:bookmarkStart w:id="2" w:name="RANGE!A1"/>
+                  <w:bookmarkStart w:id="1" w:name="RANGE!A1"/>
                   <w:r>
                     <w:rPr>
                       <w:b/>
@@ -7659,7 +6911,7 @@
                     </w:rPr>
                     <w:t>пп</w:t>
                   </w:r>
-                  <w:bookmarkEnd w:id="2"/>
+                  <w:bookmarkEnd w:id="1"/>
                   <w:proofErr w:type="spellEnd"/>
                 </w:p>
               </w:tc>
@@ -7922,7 +7174,6 @@
                   </w:tcBorders>
                   <w:shd w:val="clear" w:color="auto" w:fill="auto"/>
                   <w:vAlign w:val="center"/>
-                  <w:hideMark/>
                 </w:tcPr>
                 <w:p>
                   <w:pPr>
@@ -7932,12 +7183,14 @@
                       <w:numId w:val="18"/>
                     </w:numPr>
                     <w:spacing w:after="0" w:line="240" w:lineRule="auto"/>
-                    <w:ind w:left="-113" w:right="-113" w:firstLine="0"/>
+                    <w:ind w:left="0" w:firstLine="0"/>
                     <w:contextualSpacing w:val="0"/>
                     <w:jc w:val="center"/>
                     <w:rPr>
                       <w:rFonts w:ascii="Times New Roman" w:hAnsi="Times New Roman"/>
                       <w:i/>
+                      <w:sz w:val="24"/>
+                      <w:szCs w:val="24"/>
                     </w:rPr>
                   </w:pPr>
                 </w:p>
@@ -7960,17 +7213,17 @@
                     <w:jc w:val="center"/>
                     <w:rPr>
                       <w:i/>
-                      <w:sz w:val="22"/>
-                      <w:szCs w:val="22"/>
+                      <w:sz w:val="24"/>
+                      <w:szCs w:val="24"/>
                     </w:rPr>
                   </w:pPr>
                   <w:r>
                     <w:rPr>
                       <w:i/>
-                      <w:sz w:val="22"/>
-                      <w:szCs w:val="22"/>
+                      <w:sz w:val="24"/>
+                      <w:szCs w:val="24"/>
                     </w:rPr>
-                    <w:t>Составление климатической характеристики района изысканий</w:t>
+                    <w:t>Рекогносцировочное обследование бассейна реки</w:t>
                   </w:r>
                 </w:p>
               </w:tc>
@@ -7991,168 +7244,15 @@
                     <w:jc w:val="center"/>
                     <w:rPr>
                       <w:i/>
-                      <w:sz w:val="22"/>
-                      <w:szCs w:val="22"/>
+                      <w:sz w:val="24"/>
+                      <w:szCs w:val="24"/>
                     </w:rPr>
                   </w:pPr>
                   <w:r>
                     <w:rPr>
                       <w:i/>
-                      <w:sz w:val="22"/>
-                      <w:szCs w:val="22"/>
-                    </w:rPr>
-                    <w:t>записка</w:t>
-                  </w:r>
-                </w:p>
-              </w:tc>
-              <w:tc>
-                <w:tcPr>
-                  <w:tcW w:w="531" w:type="dxa"/>
-                  <w:tcBorders>
-                    <w:top w:val="nil"/>
-                    <w:left w:val="nil"/>
-                    <w:bottom w:val="single" w:sz="4" w:space="0" w:color="auto"/>
-                    <w:right w:val="single" w:sz="8" w:space="0" w:color="auto"/>
-                  </w:tcBorders>
-                  <w:shd w:val="clear" w:color="auto" w:fill="auto"/>
-                  <w:vAlign w:val="center"/>
-                </w:tcPr>
-                <w:p>
-                  <w:pPr>
-                    <w:ind w:left="-57" w:right="-57"/>
-                    <w:jc w:val="center"/>
-                    <w:rPr>
-                      <w:i/>
-                      <w:sz w:val="22"/>
-                      <w:szCs w:val="22"/>
-                      <w:lang w:eastAsia="en-US"/>
-                    </w:rPr>
-                  </w:pPr>
-                  <w:r>
-                    <w:rPr>
-                      <w:i/>
-                      <w:sz w:val="22"/>
-                      <w:szCs w:val="22"/>
-                      <w:lang w:eastAsia="en-US"/>
-                    </w:rPr>
-                    <w:t>1</w:t>
-                  </w:r>
-                </w:p>
-              </w:tc>
-            </w:tr>
-            <w:tr>
-              <w:trPr>
-                <w:cantSplit/>
-                <w:trHeight w:val="60"/>
-                <w:jc w:val="center"/>
-              </w:trPr>
-              <w:tc>
-                <w:tcPr>
-                  <w:tcW w:w="391" w:type="dxa"/>
-                  <w:tcBorders>
-                    <w:top w:val="nil"/>
-                    <w:left w:val="single" w:sz="8" w:space="0" w:color="auto"/>
-                    <w:bottom w:val="single" w:sz="4" w:space="0" w:color="auto"/>
-                    <w:right w:val="single" w:sz="8" w:space="0" w:color="auto"/>
-                  </w:tcBorders>
-                  <w:shd w:val="clear" w:color="auto" w:fill="auto"/>
-                  <w:vAlign w:val="center"/>
-                </w:tcPr>
-                <w:p>
-                  <w:pPr>
-                    <w:pStyle w:val="af6"/>
-                    <w:numPr>
-                      <w:ilvl w:val="0"/>
-                      <w:numId w:val="18"/>
-                    </w:numPr>
-                    <w:spacing w:after="0" w:line="240" w:lineRule="auto"/>
-                    <w:ind w:left="-113" w:right="-113" w:firstLine="0"/>
-                    <w:contextualSpacing w:val="0"/>
-                    <w:jc w:val="center"/>
-                    <w:rPr>
-                      <w:rFonts w:ascii="Times New Roman" w:hAnsi="Times New Roman"/>
-                      <w:i/>
-                    </w:rPr>
-                  </w:pPr>
-                </w:p>
-              </w:tc>
-              <w:tc>
-                <w:tcPr>
-                  <w:tcW w:w="3827" w:type="dxa"/>
-                  <w:tcBorders>
-                    <w:top w:val="nil"/>
-                    <w:left w:val="nil"/>
-                    <w:bottom w:val="single" w:sz="4" w:space="0" w:color="auto"/>
-                    <w:right w:val="single" w:sz="8" w:space="0" w:color="auto"/>
-                  </w:tcBorders>
-                  <w:shd w:val="clear" w:color="auto" w:fill="auto"/>
-                  <w:vAlign w:val="center"/>
-                </w:tcPr>
-                <w:p>
-                  <w:pPr>
-                    <w:ind w:left="-113" w:right="-113"/>
-                    <w:jc w:val="center"/>
-                    <w:rPr>
-                      <w:i/>
-                      <w:sz w:val="22"/>
-                      <w:szCs w:val="22"/>
-                    </w:rPr>
-                  </w:pPr>
-                  <w:r>
-                    <w:rPr>
-                      <w:i/>
-                      <w:sz w:val="22"/>
-                      <w:szCs w:val="22"/>
-                    </w:rPr>
-                    <w:t xml:space="preserve">Рекогносцировочное обследование </w:t>
-                  </w:r>
-                </w:p>
-                <w:p>
-                  <w:pPr>
-                    <w:ind w:left="-113" w:right="-113"/>
-                    <w:jc w:val="center"/>
-                    <w:rPr>
-                      <w:i/>
-                      <w:sz w:val="22"/>
-                      <w:szCs w:val="22"/>
-                    </w:rPr>
-                  </w:pPr>
-                  <w:r>
-                    <w:rPr>
-                      <w:i/>
-                      <w:sz w:val="22"/>
-                      <w:szCs w:val="22"/>
-                    </w:rPr>
-                    <w:t>русла реки</w:t>
-                  </w:r>
-                </w:p>
-              </w:tc>
-              <w:tc>
-                <w:tcPr>
-                  <w:tcW w:w="1559" w:type="dxa"/>
-                  <w:tcBorders>
-                    <w:top w:val="nil"/>
-                    <w:left w:val="nil"/>
-                    <w:bottom w:val="single" w:sz="4" w:space="0" w:color="auto"/>
-                    <w:right w:val="single" w:sz="8" w:space="0" w:color="auto"/>
-                  </w:tcBorders>
-                  <w:shd w:val="clear" w:color="auto" w:fill="auto"/>
-                  <w:vAlign w:val="center"/>
-                </w:tcPr>
-                <w:p>
-                  <w:pPr>
-                    <w:jc w:val="center"/>
-                    <w:rPr>
-                      <w:i/>
-                      <w:sz w:val="22"/>
-                      <w:szCs w:val="22"/>
-                    </w:rPr>
-                  </w:pPr>
-                  <w:r>
-                    <w:rPr>
-                      <w:i/>
-                      <w:sz w:val="22"/>
-                      <w:szCs w:val="22"/>
+                      <w:sz w:val="24"/>
+                      <w:szCs w:val="24"/>
                     </w:rPr>
                     <w:t>км</w:t>
                   </w:r>
@@ -8176,147 +7276,15 @@
                     <w:jc w:val="center"/>
                     <w:rPr>
                       <w:i/>
-                      <w:sz w:val="22"/>
-                      <w:szCs w:val="22"/>
+                      <w:sz w:val="24"/>
+                      <w:szCs w:val="24"/>
                     </w:rPr>
                   </w:pPr>
                   <w:r>
                     <w:rPr>
                       <w:i/>
-                      <w:sz w:val="22"/>
-                      <w:szCs w:val="22"/>
-                    </w:rPr>
-                    <w:t>0,1</w:t>
-                  </w:r>
-                </w:p>
-              </w:tc>
-            </w:tr>
-            <w:tr>
-              <w:trPr>
-                <w:cantSplit/>
-                <w:trHeight w:val="60"/>
-                <w:jc w:val="center"/>
-              </w:trPr>
-              <w:tc>
-                <w:tcPr>
-                  <w:tcW w:w="391" w:type="dxa"/>
-                  <w:tcBorders>
-                    <w:top w:val="nil"/>
-                    <w:left w:val="single" w:sz="8" w:space="0" w:color="auto"/>
-                    <w:bottom w:val="single" w:sz="4" w:space="0" w:color="auto"/>
-                    <w:right w:val="single" w:sz="8" w:space="0" w:color="auto"/>
-                  </w:tcBorders>
-                  <w:shd w:val="clear" w:color="auto" w:fill="auto"/>
-                  <w:vAlign w:val="center"/>
-                </w:tcPr>
-                <w:p>
-                  <w:pPr>
-                    <w:pStyle w:val="af6"/>
-                    <w:numPr>
-                      <w:ilvl w:val="0"/>
-                      <w:numId w:val="18"/>
-                    </w:numPr>
-                    <w:spacing w:after="0" w:line="240" w:lineRule="auto"/>
-                    <w:ind w:left="-113" w:right="-113" w:firstLine="0"/>
-                    <w:contextualSpacing w:val="0"/>
-                    <w:jc w:val="center"/>
-                    <w:rPr>
-                      <w:rFonts w:ascii="Times New Roman" w:hAnsi="Times New Roman"/>
-                      <w:i/>
-                    </w:rPr>
-                  </w:pPr>
-                </w:p>
-              </w:tc>
-              <w:tc>
-                <w:tcPr>
-                  <w:tcW w:w="3827" w:type="dxa"/>
-                  <w:tcBorders>
-                    <w:top w:val="nil"/>
-                    <w:left w:val="nil"/>
-                    <w:bottom w:val="single" w:sz="4" w:space="0" w:color="auto"/>
-                    <w:right w:val="single" w:sz="8" w:space="0" w:color="auto"/>
-                  </w:tcBorders>
-                  <w:shd w:val="clear" w:color="auto" w:fill="auto"/>
-                  <w:vAlign w:val="center"/>
-                </w:tcPr>
-                <w:p>
-                  <w:pPr>
-                    <w:ind w:left="-113" w:right="-113"/>
-                    <w:jc w:val="center"/>
-                    <w:rPr>
-                      <w:i/>
-                      <w:sz w:val="22"/>
-                      <w:szCs w:val="22"/>
-                    </w:rPr>
-                  </w:pPr>
-                  <w:r>
-                    <w:rPr>
-                      <w:i/>
-                      <w:sz w:val="22"/>
-                      <w:szCs w:val="22"/>
-                    </w:rPr>
-                    <w:t>Рекогносцировочное обследование бассейна реки</w:t>
-                  </w:r>
-                </w:p>
-              </w:tc>
-              <w:tc>
-                <w:tcPr>
-                  <w:tcW w:w="1559" w:type="dxa"/>
-                  <w:tcBorders>
-                    <w:top w:val="nil"/>
-                    <w:left w:val="nil"/>
-                    <w:bottom w:val="single" w:sz="4" w:space="0" w:color="auto"/>
-                    <w:right w:val="single" w:sz="8" w:space="0" w:color="auto"/>
-                  </w:tcBorders>
-                  <w:shd w:val="clear" w:color="auto" w:fill="auto"/>
-                  <w:vAlign w:val="center"/>
-                </w:tcPr>
-                <w:p>
-                  <w:pPr>
-                    <w:jc w:val="center"/>
-                    <w:rPr>
-                      <w:i/>
-                      <w:sz w:val="22"/>
-                      <w:szCs w:val="22"/>
-                    </w:rPr>
-                  </w:pPr>
-                  <w:r>
-                    <w:rPr>
-                      <w:i/>
-                      <w:sz w:val="22"/>
-                      <w:szCs w:val="22"/>
-                    </w:rPr>
-                    <w:t>км</w:t>
-                  </w:r>
-                </w:p>
-              </w:tc>
-              <w:tc>
-                <w:tcPr>
-                  <w:tcW w:w="531" w:type="dxa"/>
-                  <w:tcBorders>
-                    <w:top w:val="nil"/>
-                    <w:left w:val="nil"/>
-                    <w:bottom w:val="single" w:sz="4" w:space="0" w:color="auto"/>
-                    <w:right w:val="single" w:sz="8" w:space="0" w:color="auto"/>
-                  </w:tcBorders>
-                  <w:shd w:val="clear" w:color="auto" w:fill="auto"/>
-                  <w:vAlign w:val="center"/>
-                </w:tcPr>
-                <w:p>
-                  <w:pPr>
-                    <w:ind w:left="-57" w:right="-57"/>
-                    <w:jc w:val="center"/>
-                    <w:rPr>
-                      <w:i/>
-                      <w:sz w:val="22"/>
-                      <w:szCs w:val="22"/>
-                    </w:rPr>
-                  </w:pPr>
-                  <w:r>
-                    <w:rPr>
-                      <w:i/>
-                      <w:sz w:val="22"/>
-                      <w:szCs w:val="22"/>
+                      <w:sz w:val="24"/>
+                      <w:szCs w:val="24"/>
                     </w:rPr>
                     <w:t>0,3</w:t>
                   </w:r>
@@ -8349,14 +7317,18 @@
                       <w:numId w:val="18"/>
                     </w:numPr>
                     <w:spacing w:after="0" w:line="240" w:lineRule="auto"/>
-                    <w:ind w:left="-113" w:right="-113" w:firstLine="0"/>
+                    <w:ind w:left="0" w:firstLine="0"/>
                     <w:contextualSpacing w:val="0"/>
                     <w:jc w:val="center"/>
                     <w:rPr>
                       <w:rFonts w:ascii="Times New Roman" w:hAnsi="Times New Roman"/>
                       <w:i/>
+                      <w:sz w:val="24"/>
+                      <w:szCs w:val="24"/>
                     </w:rPr>
                   </w:pPr>
+                  <w:bookmarkStart w:id="2" w:name="_GoBack"/>
+                  <w:bookmarkEnd w:id="2"/>
                 </w:p>
               </w:tc>
               <w:tc>
@@ -8377,553 +7349,8 @@
                     <w:jc w:val="center"/>
                     <w:rPr>
                       <w:i/>
-                      <w:sz w:val="22"/>
-                      <w:szCs w:val="22"/>
-                    </w:rPr>
-                  </w:pPr>
-                  <w:r>
-                    <w:rPr>
-                      <w:i/>
-                      <w:sz w:val="22"/>
-                      <w:szCs w:val="22"/>
-                    </w:rPr>
-                    <w:t>Установление высот высоких и других характерных уровней воды прошлых лет</w:t>
-                  </w:r>
-                </w:p>
-              </w:tc>
-              <w:tc>
-                <w:tcPr>
-                  <w:tcW w:w="1559" w:type="dxa"/>
-                  <w:tcBorders>
-                    <w:top w:val="nil"/>
-                    <w:left w:val="nil"/>
-                    <w:bottom w:val="single" w:sz="4" w:space="0" w:color="auto"/>
-                    <w:right w:val="single" w:sz="8" w:space="0" w:color="auto"/>
-                  </w:tcBorders>
-                  <w:shd w:val="clear" w:color="auto" w:fill="auto"/>
-                  <w:vAlign w:val="center"/>
-                </w:tcPr>
-                <w:p>
-                  <w:pPr>
-                    <w:jc w:val="center"/>
-                    <w:rPr>
-                      <w:i/>
-                      <w:sz w:val="22"/>
-                      <w:szCs w:val="22"/>
-                    </w:rPr>
-                  </w:pPr>
-                  <w:r>
-                    <w:rPr>
-                      <w:i/>
-                      <w:sz w:val="22"/>
-                      <w:szCs w:val="22"/>
-                    </w:rPr>
-                    <w:t>комплекс</w:t>
-                  </w:r>
-                </w:p>
-              </w:tc>
-              <w:tc>
-                <w:tcPr>
-                  <w:tcW w:w="531" w:type="dxa"/>
-                  <w:tcBorders>
-                    <w:top w:val="nil"/>
-                    <w:left w:val="nil"/>
-                    <w:bottom w:val="single" w:sz="4" w:space="0" w:color="auto"/>
-                    <w:right w:val="single" w:sz="8" w:space="0" w:color="auto"/>
-                  </w:tcBorders>
-                  <w:shd w:val="clear" w:color="auto" w:fill="auto"/>
-                  <w:vAlign w:val="center"/>
-                </w:tcPr>
-                <w:p>
-                  <w:pPr>
-                    <w:ind w:left="-57" w:right="-57"/>
-                    <w:jc w:val="center"/>
-                    <w:rPr>
-                      <w:i/>
-                      <w:sz w:val="22"/>
-                      <w:szCs w:val="22"/>
-                    </w:rPr>
-                  </w:pPr>
-                  <w:r>
-                    <w:rPr>
-                      <w:i/>
-                      <w:sz w:val="22"/>
-                      <w:szCs w:val="22"/>
-                    </w:rPr>
-                    <w:t>1</w:t>
-                  </w:r>
-                </w:p>
-              </w:tc>
-            </w:tr>
-            <w:tr>
-              <w:trPr>
-                <w:cantSplit/>
-                <w:trHeight w:val="60"/>
-                <w:jc w:val="center"/>
-              </w:trPr>
-              <w:tc>
-                <w:tcPr>
-                  <w:tcW w:w="391" w:type="dxa"/>
-                  <w:tcBorders>
-                    <w:top w:val="nil"/>
-                    <w:left w:val="single" w:sz="8" w:space="0" w:color="auto"/>
-                    <w:bottom w:val="single" w:sz="4" w:space="0" w:color="auto"/>
-                    <w:right w:val="single" w:sz="8" w:space="0" w:color="auto"/>
-                  </w:tcBorders>
-                  <w:shd w:val="clear" w:color="auto" w:fill="auto"/>
-                  <w:vAlign w:val="center"/>
-                </w:tcPr>
-                <w:p>
-                  <w:pPr>
-                    <w:pStyle w:val="af6"/>
-                    <w:numPr>
-                      <w:ilvl w:val="0"/>
-                      <w:numId w:val="18"/>
-                    </w:numPr>
-                    <w:spacing w:after="0" w:line="240" w:lineRule="auto"/>
-                    <w:ind w:left="-113" w:right="-113" w:firstLine="0"/>
-                    <w:contextualSpacing w:val="0"/>
-                    <w:jc w:val="center"/>
-                    <w:rPr>
-                      <w:rFonts w:ascii="Times New Roman" w:hAnsi="Times New Roman"/>
-                      <w:i/>
-                      <w:color w:val="FF0000"/>
-                    </w:rPr>
-                  </w:pPr>
-                </w:p>
-              </w:tc>
-              <w:tc>
-                <w:tcPr>
-                  <w:tcW w:w="3827" w:type="dxa"/>
-                  <w:tcBorders>
-                    <w:top w:val="nil"/>
-                    <w:left w:val="nil"/>
-                    <w:bottom w:val="single" w:sz="4" w:space="0" w:color="auto"/>
-                    <w:right w:val="single" w:sz="8" w:space="0" w:color="auto"/>
-                  </w:tcBorders>
-                  <w:shd w:val="clear" w:color="auto" w:fill="auto"/>
-                  <w:vAlign w:val="center"/>
-                </w:tcPr>
-                <w:p>
-                  <w:pPr>
-                    <w:ind w:left="-113" w:right="-113"/>
-                    <w:jc w:val="center"/>
-                    <w:rPr>
-                      <w:i/>
-                      <w:color w:val="FF0000"/>
-                      <w:sz w:val="22"/>
-                      <w:szCs w:val="22"/>
-                    </w:rPr>
-                  </w:pPr>
-                  <w:r>
-                    <w:rPr>
-                      <w:i/>
-                      <w:color w:val="FF0000"/>
-                      <w:sz w:val="22"/>
-                      <w:szCs w:val="22"/>
-                    </w:rPr>
-                    <w:t>Характеристика деформации берегов</w:t>
-                  </w:r>
-                </w:p>
-              </w:tc>
-              <w:tc>
-                <w:tcPr>
-                  <w:tcW w:w="1559" w:type="dxa"/>
-                  <w:tcBorders>
-                    <w:top w:val="nil"/>
-                    <w:left w:val="nil"/>
-                    <w:bottom w:val="single" w:sz="4" w:space="0" w:color="auto"/>
-                    <w:right w:val="single" w:sz="8" w:space="0" w:color="auto"/>
-                  </w:tcBorders>
-                  <w:shd w:val="clear" w:color="auto" w:fill="auto"/>
-                  <w:vAlign w:val="center"/>
-                </w:tcPr>
-                <w:p>
-                  <w:pPr>
-                    <w:jc w:val="center"/>
-                    <w:rPr>
-                      <w:i/>
-                      <w:color w:val="FF0000"/>
-                      <w:sz w:val="22"/>
-                      <w:szCs w:val="22"/>
-                    </w:rPr>
-                  </w:pPr>
-                  <w:r>
-                    <w:rPr>
-                      <w:i/>
-                      <w:color w:val="FF0000"/>
-                      <w:sz w:val="22"/>
-                      <w:szCs w:val="22"/>
-                    </w:rPr>
-                    <w:t>серия</w:t>
-                  </w:r>
-                </w:p>
-              </w:tc>
-              <w:tc>
-                <w:tcPr>
-                  <w:tcW w:w="531" w:type="dxa"/>
-                  <w:tcBorders>
-                    <w:top w:val="nil"/>
-                    <w:left w:val="nil"/>
-                    <w:bottom w:val="single" w:sz="4" w:space="0" w:color="auto"/>
-                    <w:right w:val="single" w:sz="8" w:space="0" w:color="auto"/>
-                  </w:tcBorders>
-                  <w:shd w:val="clear" w:color="auto" w:fill="auto"/>
-                  <w:vAlign w:val="center"/>
-                </w:tcPr>
-                <w:p>
-                  <w:pPr>
-                    <w:ind w:left="-57" w:right="-57"/>
-                    <w:jc w:val="center"/>
-                    <w:rPr>
-                      <w:i/>
-                      <w:color w:val="FF0000"/>
-                      <w:sz w:val="22"/>
-                      <w:szCs w:val="22"/>
-                    </w:rPr>
-                  </w:pPr>
-                  <w:r>
-                    <w:rPr>
-                      <w:i/>
-                      <w:color w:val="FF0000"/>
-                      <w:sz w:val="22"/>
-                      <w:szCs w:val="22"/>
-                    </w:rPr>
-                    <w:t>1</w:t>
-                  </w:r>
-                </w:p>
-              </w:tc>
-            </w:tr>
-            <w:tr>
-              <w:trPr>
-                <w:cantSplit/>
-                <w:trHeight w:val="60"/>
-                <w:jc w:val="center"/>
-              </w:trPr>
-              <w:tc>
-                <w:tcPr>
-                  <w:tcW w:w="391" w:type="dxa"/>
-                  <w:tcBorders>
-                    <w:top w:val="nil"/>
-                    <w:left w:val="single" w:sz="8" w:space="0" w:color="auto"/>
-                    <w:bottom w:val="single" w:sz="4" w:space="0" w:color="auto"/>
-                    <w:right w:val="single" w:sz="8" w:space="0" w:color="auto"/>
-                  </w:tcBorders>
-                  <w:shd w:val="clear" w:color="auto" w:fill="auto"/>
-                  <w:vAlign w:val="center"/>
-                </w:tcPr>
-                <w:p>
-                  <w:pPr>
-                    <w:pStyle w:val="af6"/>
-                    <w:numPr>
-                      <w:ilvl w:val="0"/>
-                      <w:numId w:val="18"/>
-                    </w:numPr>
-                    <w:spacing w:after="0" w:line="240" w:lineRule="auto"/>
-                    <w:ind w:left="-113" w:right="-113" w:firstLine="0"/>
-                    <w:contextualSpacing w:val="0"/>
-                    <w:jc w:val="center"/>
-                    <w:rPr>
-                      <w:rFonts w:ascii="Times New Roman" w:hAnsi="Times New Roman"/>
-                      <w:i/>
-                    </w:rPr>
-                  </w:pPr>
-                </w:p>
-              </w:tc>
-              <w:tc>
-                <w:tcPr>
-                  <w:tcW w:w="3827" w:type="dxa"/>
-                  <w:tcBorders>
-                    <w:top w:val="nil"/>
-                    <w:left w:val="nil"/>
-                    <w:bottom w:val="single" w:sz="4" w:space="0" w:color="auto"/>
-                    <w:right w:val="single" w:sz="8" w:space="0" w:color="auto"/>
-                  </w:tcBorders>
-                  <w:shd w:val="clear" w:color="auto" w:fill="auto"/>
-                  <w:vAlign w:val="center"/>
-                </w:tcPr>
-                <w:p>
-                  <w:pPr>
-                    <w:ind w:left="-113" w:right="-113"/>
-                    <w:jc w:val="center"/>
-                    <w:rPr>
-                      <w:i/>
-                      <w:sz w:val="22"/>
-                      <w:szCs w:val="22"/>
-                    </w:rPr>
-                  </w:pPr>
-                  <w:r>
-                    <w:rPr>
-                      <w:i/>
-                      <w:sz w:val="22"/>
-                      <w:szCs w:val="22"/>
-                    </w:rPr>
-                    <w:t>Определение границ затопления</w:t>
-                  </w:r>
-                </w:p>
-              </w:tc>
-              <w:tc>
-                <w:tcPr>
-                  <w:tcW w:w="1559" w:type="dxa"/>
-                  <w:tcBorders>
-                    <w:top w:val="nil"/>
-                    <w:left w:val="nil"/>
-                    <w:bottom w:val="single" w:sz="4" w:space="0" w:color="auto"/>
-                    <w:right w:val="single" w:sz="8" w:space="0" w:color="auto"/>
-                  </w:tcBorders>
-                  <w:shd w:val="clear" w:color="auto" w:fill="auto"/>
-                  <w:vAlign w:val="center"/>
-                </w:tcPr>
-                <w:p>
-                  <w:pPr>
-                    <w:jc w:val="center"/>
-                    <w:rPr>
-                      <w:i/>
-                      <w:sz w:val="22"/>
-                      <w:szCs w:val="22"/>
-                    </w:rPr>
-                  </w:pPr>
-                  <w:r>
-                    <w:rPr>
-                      <w:i/>
-                      <w:sz w:val="22"/>
-                      <w:szCs w:val="22"/>
-                    </w:rPr>
-                    <w:t>км</w:t>
-                  </w:r>
-                </w:p>
-              </w:tc>
-              <w:tc>
-                <w:tcPr>
-                  <w:tcW w:w="531" w:type="dxa"/>
-                  <w:tcBorders>
-                    <w:top w:val="nil"/>
-                    <w:left w:val="nil"/>
-                    <w:bottom w:val="single" w:sz="4" w:space="0" w:color="auto"/>
-                    <w:right w:val="single" w:sz="8" w:space="0" w:color="auto"/>
-                  </w:tcBorders>
-                  <w:shd w:val="clear" w:color="auto" w:fill="auto"/>
-                  <w:vAlign w:val="center"/>
-                </w:tcPr>
-                <w:p>
-                  <w:pPr>
-                    <w:ind w:left="-57" w:right="-57"/>
-                    <w:jc w:val="center"/>
-                    <w:rPr>
-                      <w:i/>
-                      <w:sz w:val="22"/>
-                      <w:szCs w:val="22"/>
-                    </w:rPr>
-                  </w:pPr>
-                  <w:r>
-                    <w:rPr>
-                      <w:i/>
-                      <w:sz w:val="22"/>
-                      <w:szCs w:val="22"/>
-                    </w:rPr>
-                    <w:t>0,3</w:t>
-                  </w:r>
-                </w:p>
-              </w:tc>
-            </w:tr>
-            <w:tr>
-              <w:trPr>
-                <w:cantSplit/>
-                <w:trHeight w:val="60"/>
-                <w:jc w:val="center"/>
-              </w:trPr>
-              <w:tc>
-                <w:tcPr>
-                  <w:tcW w:w="391" w:type="dxa"/>
-                  <w:tcBorders>
-                    <w:top w:val="nil"/>
-                    <w:left w:val="single" w:sz="8" w:space="0" w:color="auto"/>
-                    <w:bottom w:val="single" w:sz="4" w:space="0" w:color="auto"/>
-                    <w:right w:val="single" w:sz="8" w:space="0" w:color="auto"/>
-                  </w:tcBorders>
-                  <w:shd w:val="clear" w:color="auto" w:fill="auto"/>
-                  <w:vAlign w:val="center"/>
-                </w:tcPr>
-                <w:p>
-                  <w:pPr>
-                    <w:pStyle w:val="af6"/>
-                    <w:numPr>
-                      <w:ilvl w:val="0"/>
-                      <w:numId w:val="18"/>
-                    </w:numPr>
-                    <w:spacing w:after="0" w:line="240" w:lineRule="auto"/>
-                    <w:ind w:left="-113" w:right="-113" w:firstLine="0"/>
-                    <w:contextualSpacing w:val="0"/>
-                    <w:jc w:val="center"/>
-                    <w:rPr>
-                      <w:rFonts w:ascii="Times New Roman" w:hAnsi="Times New Roman"/>
-                      <w:i/>
-                      <w:color w:val="FF0000"/>
-                    </w:rPr>
-                  </w:pPr>
-                </w:p>
-              </w:tc>
-              <w:tc>
-                <w:tcPr>
-                  <w:tcW w:w="3827" w:type="dxa"/>
-                  <w:tcBorders>
-                    <w:top w:val="nil"/>
-                    <w:left w:val="nil"/>
-                    <w:bottom w:val="single" w:sz="4" w:space="0" w:color="auto"/>
-                    <w:right w:val="single" w:sz="8" w:space="0" w:color="auto"/>
-                  </w:tcBorders>
-                  <w:shd w:val="clear" w:color="auto" w:fill="auto"/>
-                  <w:vAlign w:val="center"/>
-                </w:tcPr>
-                <w:p>
-                  <w:pPr>
-                    <w:ind w:left="-113" w:right="-113"/>
-                    <w:jc w:val="center"/>
-                    <w:rPr>
-                      <w:i/>
-                      <w:color w:val="FF0000"/>
-                      <w:sz w:val="22"/>
-                      <w:szCs w:val="22"/>
-                    </w:rPr>
-                  </w:pPr>
-                  <w:r>
-                    <w:rPr>
-                      <w:i/>
-                      <w:color w:val="FF0000"/>
                       <w:sz w:val="24"/>
                       <w:szCs w:val="24"/>
-                    </w:rPr>
-                    <w:t>Систематизация собранных материалов и данных метеорологических наблюдений. Подбор станций или постов с оценкой качества материалов наблюдений и степени их репрезентативности</w:t>
-                  </w:r>
-                </w:p>
-              </w:tc>
-              <w:tc>
-                <w:tcPr>
-                  <w:tcW w:w="1559" w:type="dxa"/>
-                  <w:tcBorders>
-                    <w:top w:val="nil"/>
-                    <w:left w:val="nil"/>
-                    <w:bottom w:val="single" w:sz="4" w:space="0" w:color="auto"/>
-                    <w:right w:val="single" w:sz="8" w:space="0" w:color="auto"/>
-                  </w:tcBorders>
-                  <w:shd w:val="clear" w:color="auto" w:fill="auto"/>
-                  <w:vAlign w:val="center"/>
-                </w:tcPr>
-                <w:p>
-                  <w:pPr>
-                    <w:jc w:val="center"/>
-                    <w:rPr>
-                      <w:i/>
-                      <w:color w:val="FF0000"/>
-                      <w:sz w:val="22"/>
-                      <w:szCs w:val="22"/>
-                    </w:rPr>
-                  </w:pPr>
-                  <w:proofErr w:type="spellStart"/>
-                  <w:r>
-                    <w:rPr>
-                      <w:i/>
-                      <w:color w:val="FF0000"/>
-                      <w:sz w:val="24"/>
-                      <w:szCs w:val="24"/>
-                    </w:rPr>
-                    <w:t>годостанция</w:t>
-                  </w:r>
-                  <w:proofErr w:type="spellEnd"/>
-                </w:p>
-              </w:tc>
-              <w:tc>
-                <w:tcPr>
-                  <w:tcW w:w="531" w:type="dxa"/>
-                  <w:tcBorders>
-                    <w:top w:val="nil"/>
-                    <w:left w:val="nil"/>
-                    <w:bottom w:val="single" w:sz="4" w:space="0" w:color="auto"/>
-                    <w:right w:val="single" w:sz="8" w:space="0" w:color="auto"/>
-                  </w:tcBorders>
-                  <w:shd w:val="clear" w:color="auto" w:fill="auto"/>
-                  <w:vAlign w:val="center"/>
-                </w:tcPr>
-                <w:p>
-                  <w:pPr>
-                    <w:ind w:left="-57" w:right="-57"/>
-                    <w:jc w:val="center"/>
-                    <w:rPr>
-                      <w:i/>
-                      <w:color w:val="FF0000"/>
-                      <w:sz w:val="22"/>
-                      <w:szCs w:val="22"/>
-                    </w:rPr>
-                  </w:pPr>
-                  <w:r>
-                    <w:rPr>
-                      <w:i/>
-                      <w:color w:val="FF0000"/>
-                      <w:sz w:val="24"/>
-                      <w:szCs w:val="24"/>
-                      <w:lang w:eastAsia="en-US"/>
-                    </w:rPr>
-                    <w:t>12</w:t>
-                  </w:r>
-                </w:p>
-              </w:tc>
-            </w:tr>
-            <w:tr>
-              <w:trPr>
-                <w:cantSplit/>
-                <w:trHeight w:val="60"/>
-                <w:jc w:val="center"/>
-              </w:trPr>
-              <w:tc>
-                <w:tcPr>
-                  <w:tcW w:w="391" w:type="dxa"/>
-                  <w:tcBorders>
-                    <w:top w:val="nil"/>
-                    <w:left w:val="single" w:sz="8" w:space="0" w:color="auto"/>
-                    <w:bottom w:val="single" w:sz="4" w:space="0" w:color="auto"/>
-                    <w:right w:val="single" w:sz="8" w:space="0" w:color="auto"/>
-                  </w:tcBorders>
-                  <w:shd w:val="clear" w:color="auto" w:fill="auto"/>
-                  <w:vAlign w:val="center"/>
-                </w:tcPr>
-                <w:p>
-                  <w:pPr>
-                    <w:pStyle w:val="af6"/>
-                    <w:numPr>
-                      <w:ilvl w:val="0"/>
-                      <w:numId w:val="18"/>
-                    </w:numPr>
-                    <w:spacing w:after="0" w:line="240" w:lineRule="auto"/>
-                    <w:ind w:left="-113" w:right="-113" w:firstLine="0"/>
-                    <w:contextualSpacing w:val="0"/>
-                    <w:jc w:val="center"/>
-                    <w:rPr>
-                      <w:rFonts w:ascii="Times New Roman" w:hAnsi="Times New Roman"/>
-                      <w:i/>
-                    </w:rPr>
-                  </w:pPr>
-                </w:p>
-              </w:tc>
-              <w:tc>
-                <w:tcPr>
-                  <w:tcW w:w="3827" w:type="dxa"/>
-                  <w:tcBorders>
-                    <w:top w:val="nil"/>
-                    <w:left w:val="nil"/>
-                    <w:bottom w:val="single" w:sz="4" w:space="0" w:color="auto"/>
-                    <w:right w:val="single" w:sz="8" w:space="0" w:color="auto"/>
-                  </w:tcBorders>
-                  <w:shd w:val="clear" w:color="auto" w:fill="auto"/>
-                  <w:vAlign w:val="center"/>
-                </w:tcPr>
-                <w:p>
-                  <w:pPr>
-                    <w:ind w:left="-113" w:right="-113"/>
-                    <w:jc w:val="center"/>
-                    <w:rPr>
-                      <w:i/>
-                      <w:sz w:val="22"/>
-                      <w:szCs w:val="22"/>
                     </w:rPr>
                   </w:pPr>
                   <w:r>
@@ -8953,8 +7380,8 @@
                     <w:jc w:val="center"/>
                     <w:rPr>
                       <w:i/>
-                      <w:sz w:val="22"/>
-                      <w:szCs w:val="22"/>
+                      <w:sz w:val="24"/>
+                      <w:szCs w:val="24"/>
                     </w:rPr>
                   </w:pPr>
                   <w:r>
@@ -8985,8 +7412,8 @@
                     <w:jc w:val="center"/>
                     <w:rPr>
                       <w:i/>
-                      <w:sz w:val="22"/>
-                      <w:szCs w:val="22"/>
+                      <w:sz w:val="24"/>
+                      <w:szCs w:val="24"/>
                     </w:rPr>
                   </w:pPr>
                   <w:r>
@@ -9026,12 +7453,14 @@
                       <w:numId w:val="18"/>
                     </w:numPr>
                     <w:spacing w:after="0" w:line="240" w:lineRule="auto"/>
-                    <w:ind w:left="-113" w:right="-113" w:firstLine="0"/>
+                    <w:ind w:left="0" w:firstLine="0"/>
                     <w:contextualSpacing w:val="0"/>
                     <w:jc w:val="center"/>
                     <w:rPr>
                       <w:rFonts w:ascii="Times New Roman" w:hAnsi="Times New Roman"/>
                       <w:i/>
+                      <w:sz w:val="24"/>
+                      <w:szCs w:val="24"/>
                     </w:rPr>
                   </w:pPr>
                 </w:p>
@@ -9158,12 +7587,14 @@
                       <w:numId w:val="18"/>
                     </w:numPr>
                     <w:spacing w:after="0" w:line="240" w:lineRule="auto"/>
-                    <w:ind w:left="-113" w:right="-113" w:firstLine="0"/>
+                    <w:ind w:left="0" w:firstLine="0"/>
                     <w:contextualSpacing w:val="0"/>
                     <w:jc w:val="center"/>
                     <w:rPr>
                       <w:rFonts w:ascii="Times New Roman" w:hAnsi="Times New Roman"/>
                       <w:i/>
+                      <w:sz w:val="24"/>
+                      <w:szCs w:val="24"/>
                     </w:rPr>
                   </w:pPr>
                 </w:p>
@@ -9182,38 +7613,18 @@
                 </w:tcPr>
                 <w:p>
                   <w:pPr>
-                    <w:jc w:val="center"/>
+                    <w:pStyle w:val="afa"/>
                     <w:rPr>
                       <w:i/>
-                      <w:sz w:val="22"/>
-                      <w:szCs w:val="22"/>
+                      <w:szCs w:val="24"/>
                     </w:rPr>
                   </w:pPr>
                   <w:r>
                     <w:rPr>
                       <w:i/>
-                      <w:sz w:val="22"/>
-                      <w:szCs w:val="22"/>
+                      <w:szCs w:val="24"/>
                     </w:rPr>
-                    <w:t xml:space="preserve">Определение уклона поверхности воды в реке методом </w:t>
-                  </w:r>
-                  <w:proofErr w:type="spellStart"/>
-                  <w:r>
-                    <w:rPr>
-                      <w:i/>
-                      <w:sz w:val="22"/>
-                      <w:szCs w:val="22"/>
-                    </w:rPr>
-                    <w:t>урезных</w:t>
-                  </w:r>
-                  <w:proofErr w:type="spellEnd"/>
-                  <w:r>
-                    <w:rPr>
-                      <w:i/>
-                      <w:sz w:val="22"/>
-                      <w:szCs w:val="22"/>
-                    </w:rPr>
-                    <w:t xml:space="preserve"> кольев</w:t>
+                    <w:t>Составление климатической характеристики района изысканий</w:t>
                   </w:r>
                 </w:p>
               </w:tc>
@@ -9231,21 +7642,20 @@
                 </w:tcPr>
                 <w:p>
                   <w:pPr>
-                    <w:ind w:left="-113" w:right="-113"/>
                     <w:jc w:val="center"/>
                     <w:rPr>
                       <w:i/>
-                      <w:sz w:val="22"/>
-                      <w:szCs w:val="22"/>
+                      <w:sz w:val="24"/>
+                      <w:szCs w:val="24"/>
                     </w:rPr>
                   </w:pPr>
                   <w:r>
                     <w:rPr>
                       <w:i/>
-                      <w:sz w:val="22"/>
-                      <w:szCs w:val="22"/>
+                      <w:sz w:val="24"/>
+                      <w:szCs w:val="24"/>
                     </w:rPr>
-                    <w:t>1 определение на 1 км длины</w:t>
+                    <w:t>записка</w:t>
                   </w:r>
                 </w:p>
               </w:tc>
@@ -9267,17 +7677,152 @@
                     <w:jc w:val="center"/>
                     <w:rPr>
                       <w:i/>
-                      <w:sz w:val="22"/>
-                      <w:szCs w:val="22"/>
+                      <w:sz w:val="24"/>
+                      <w:szCs w:val="24"/>
+                    </w:rPr>
+                  </w:pPr>
+                  <w:r>
+                    <w:rPr>
+                      <w:bCs/>
+                      <w:i/>
+                      <w:sz w:val="24"/>
+                      <w:szCs w:val="24"/>
+                    </w:rPr>
+                    <w:t>1</w:t>
+                  </w:r>
+                </w:p>
+              </w:tc>
+            </w:tr>
+            <w:tr>
+              <w:trPr>
+                <w:cantSplit/>
+                <w:trHeight w:val="339"/>
+                <w:jc w:val="center"/>
+              </w:trPr>
+              <w:tc>
+                <w:tcPr>
+                  <w:tcW w:w="391" w:type="dxa"/>
+                  <w:tcBorders>
+                    <w:top w:val="single" w:sz="4" w:space="0" w:color="auto"/>
+                    <w:left w:val="single" w:sz="8" w:space="0" w:color="auto"/>
+                    <w:bottom w:val="single" w:sz="4" w:space="0" w:color="auto"/>
+                    <w:right w:val="single" w:sz="8" w:space="0" w:color="auto"/>
+                  </w:tcBorders>
+                  <w:shd w:val="clear" w:color="auto" w:fill="auto"/>
+                  <w:vAlign w:val="center"/>
+                </w:tcPr>
+                <w:p>
+                  <w:pPr>
+                    <w:pStyle w:val="af6"/>
+                    <w:numPr>
+                      <w:ilvl w:val="0"/>
+                      <w:numId w:val="18"/>
+                    </w:numPr>
+                    <w:spacing w:after="0" w:line="240" w:lineRule="auto"/>
+                    <w:ind w:left="0" w:firstLine="0"/>
+                    <w:contextualSpacing w:val="0"/>
+                    <w:jc w:val="center"/>
+                    <w:rPr>
+                      <w:rFonts w:ascii="Times New Roman" w:hAnsi="Times New Roman"/>
+                      <w:i/>
+                      <w:sz w:val="24"/>
+                      <w:szCs w:val="24"/>
+                    </w:rPr>
+                  </w:pPr>
+                </w:p>
+              </w:tc>
+              <w:tc>
+                <w:tcPr>
+                  <w:tcW w:w="3827" w:type="dxa"/>
+                  <w:tcBorders>
+                    <w:top w:val="single" w:sz="4" w:space="0" w:color="auto"/>
+                    <w:left w:val="nil"/>
+                    <w:bottom w:val="single" w:sz="4" w:space="0" w:color="auto"/>
+                    <w:right w:val="single" w:sz="8" w:space="0" w:color="auto"/>
+                  </w:tcBorders>
+                  <w:shd w:val="clear" w:color="auto" w:fill="auto"/>
+                  <w:vAlign w:val="center"/>
+                </w:tcPr>
+                <w:p>
+                  <w:pPr>
+                    <w:ind w:left="-113" w:right="-113"/>
+                    <w:jc w:val="center"/>
+                    <w:rPr>
+                      <w:i/>
+                      <w:sz w:val="24"/>
+                      <w:szCs w:val="24"/>
                     </w:rPr>
                   </w:pPr>
                   <w:r>
                     <w:rPr>
                       <w:i/>
-                      <w:sz w:val="22"/>
-                      <w:szCs w:val="22"/>
+                      <w:sz w:val="24"/>
+                      <w:szCs w:val="24"/>
                     </w:rPr>
-                    <w:t>0,3</w:t>
+                    <w:t>Фотоработы</w:t>
+                  </w:r>
+                </w:p>
+              </w:tc>
+              <w:tc>
+                <w:tcPr>
+                  <w:tcW w:w="1559" w:type="dxa"/>
+                  <w:tcBorders>
+                    <w:top w:val="single" w:sz="4" w:space="0" w:color="auto"/>
+                    <w:left w:val="nil"/>
+                    <w:bottom w:val="single" w:sz="4" w:space="0" w:color="auto"/>
+                    <w:right w:val="single" w:sz="8" w:space="0" w:color="auto"/>
+                  </w:tcBorders>
+                  <w:shd w:val="clear" w:color="auto" w:fill="auto"/>
+                  <w:vAlign w:val="center"/>
+                </w:tcPr>
+                <w:p>
+                  <w:pPr>
+                    <w:jc w:val="center"/>
+                    <w:rPr>
+                      <w:i/>
+                      <w:sz w:val="24"/>
+                      <w:szCs w:val="24"/>
+                    </w:rPr>
+                  </w:pPr>
+                  <w:r>
+                    <w:rPr>
+                      <w:i/>
+                      <w:sz w:val="24"/>
+                      <w:szCs w:val="24"/>
+                    </w:rPr>
+                    <w:t>снимок</w:t>
+                  </w:r>
+                </w:p>
+              </w:tc>
+              <w:tc>
+                <w:tcPr>
+                  <w:tcW w:w="531" w:type="dxa"/>
+                  <w:tcBorders>
+                    <w:top w:val="single" w:sz="4" w:space="0" w:color="auto"/>
+                    <w:left w:val="nil"/>
+                    <w:bottom w:val="single" w:sz="4" w:space="0" w:color="auto"/>
+                    <w:right w:val="single" w:sz="8" w:space="0" w:color="auto"/>
+                  </w:tcBorders>
+                  <w:shd w:val="clear" w:color="auto" w:fill="auto"/>
+                  <w:vAlign w:val="center"/>
+                </w:tcPr>
+                <w:p>
+                  <w:pPr>
+                    <w:ind w:left="-57" w:right="-57"/>
+                    <w:jc w:val="center"/>
+                    <w:rPr>
+                      <w:i/>
+                      <w:sz w:val="24"/>
+                      <w:szCs w:val="24"/>
+                    </w:rPr>
+                  </w:pPr>
+                  <w:r>
+                    <w:rPr>
+                      <w:i/>
+                      <w:sz w:val="24"/>
+                      <w:szCs w:val="24"/>
+                    </w:rPr>
+                    <w:t>3</w:t>
                   </w:r>
                 </w:p>
               </w:tc>
@@ -9308,182 +7853,14 @@
                       <w:numId w:val="18"/>
                     </w:numPr>
                     <w:spacing w:after="0" w:line="240" w:lineRule="auto"/>
-                    <w:ind w:left="-113" w:right="-113" w:firstLine="0"/>
+                    <w:ind w:left="0" w:firstLine="0"/>
                     <w:contextualSpacing w:val="0"/>
                     <w:jc w:val="center"/>
                     <w:rPr>
                       <w:rFonts w:ascii="Times New Roman" w:hAnsi="Times New Roman"/>
                       <w:i/>
-                    </w:rPr>
-                  </w:pPr>
-                </w:p>
-              </w:tc>
-              <w:tc>
-                <w:tcPr>
-                  <w:tcW w:w="3827" w:type="dxa"/>
-                  <w:tcBorders>
-                    <w:top w:val="nil"/>
-                    <w:left w:val="nil"/>
-                    <w:bottom w:val="single" w:sz="4" w:space="0" w:color="auto"/>
-                    <w:right w:val="single" w:sz="8" w:space="0" w:color="auto"/>
-                  </w:tcBorders>
-                  <w:shd w:val="clear" w:color="auto" w:fill="auto"/>
-                  <w:vAlign w:val="center"/>
-                </w:tcPr>
-                <w:p>
-                  <w:pPr>
-                    <w:jc w:val="center"/>
-                    <w:rPr>
-                      <w:i/>
-                      <w:sz w:val="22"/>
-                      <w:szCs w:val="22"/>
-                    </w:rPr>
-                  </w:pPr>
-                  <w:r>
-                    <w:rPr>
-                      <w:i/>
-                      <w:sz w:val="22"/>
-                      <w:szCs w:val="22"/>
-                    </w:rPr>
-                    <w:t xml:space="preserve">Разбивка и нивелирование </w:t>
-                  </w:r>
-                </w:p>
-                <w:p>
-                  <w:pPr>
-                    <w:ind w:left="-113" w:right="-113"/>
-                    <w:jc w:val="center"/>
-                    <w:rPr>
-                      <w:i/>
-                      <w:sz w:val="22"/>
-                      <w:szCs w:val="22"/>
-                    </w:rPr>
-                  </w:pPr>
-                  <w:r>
-                    <w:rPr>
-                      <w:i/>
-                      <w:sz w:val="22"/>
-                      <w:szCs w:val="22"/>
-                    </w:rPr>
-                    <w:t>морфометрического створа</w:t>
-                  </w:r>
-                </w:p>
-              </w:tc>
-              <w:tc>
-                <w:tcPr>
-                  <w:tcW w:w="1559" w:type="dxa"/>
-                  <w:tcBorders>
-                    <w:top w:val="nil"/>
-                    <w:left w:val="nil"/>
-                    <w:bottom w:val="single" w:sz="4" w:space="0" w:color="auto"/>
-                    <w:right w:val="single" w:sz="8" w:space="0" w:color="auto"/>
-                  </w:tcBorders>
-                  <w:shd w:val="clear" w:color="auto" w:fill="auto"/>
-                  <w:vAlign w:val="center"/>
-                </w:tcPr>
-                <w:p>
-                  <w:pPr>
-                    <w:jc w:val="center"/>
-                    <w:rPr>
-                      <w:i/>
-                      <w:sz w:val="22"/>
-                      <w:szCs w:val="22"/>
-                    </w:rPr>
-                  </w:pPr>
-                  <w:r>
-                    <w:rPr>
-                      <w:i/>
-                      <w:sz w:val="22"/>
-                      <w:szCs w:val="22"/>
-                    </w:rPr>
-                    <w:t xml:space="preserve">1 км </w:t>
-                  </w:r>
-                  <w:proofErr w:type="spellStart"/>
-                  <w:proofErr w:type="gramStart"/>
-                  <w:r>
-                    <w:rPr>
-                      <w:i/>
-                      <w:sz w:val="22"/>
-                      <w:szCs w:val="22"/>
-                    </w:rPr>
-                    <w:t>морфометри-ческого</w:t>
-                  </w:r>
-                  <w:proofErr w:type="spellEnd"/>
-                  <w:proofErr w:type="gramEnd"/>
-                  <w:r>
-                    <w:rPr>
-                      <w:i/>
-                      <w:sz w:val="22"/>
-                      <w:szCs w:val="22"/>
-                    </w:rPr>
-                    <w:t xml:space="preserve"> створа</w:t>
-                  </w:r>
-                </w:p>
-              </w:tc>
-              <w:tc>
-                <w:tcPr>
-                  <w:tcW w:w="531" w:type="dxa"/>
-                  <w:tcBorders>
-                    <w:top w:val="nil"/>
-                    <w:left w:val="nil"/>
-                    <w:bottom w:val="single" w:sz="4" w:space="0" w:color="auto"/>
-                    <w:right w:val="single" w:sz="8" w:space="0" w:color="auto"/>
-                  </w:tcBorders>
-                  <w:shd w:val="clear" w:color="auto" w:fill="auto"/>
-                  <w:vAlign w:val="center"/>
-                </w:tcPr>
-                <w:p>
-                  <w:pPr>
-                    <w:ind w:left="-57" w:right="-57"/>
-                    <w:jc w:val="center"/>
-                    <w:rPr>
-                      <w:i/>
-                      <w:sz w:val="22"/>
-                      <w:szCs w:val="22"/>
-                    </w:rPr>
-                  </w:pPr>
-                  <w:r>
-                    <w:rPr>
-                      <w:i/>
-                      <w:sz w:val="22"/>
-                      <w:szCs w:val="22"/>
-                    </w:rPr>
-                    <w:t>0,1</w:t>
-                  </w:r>
-                </w:p>
-              </w:tc>
-            </w:tr>
-            <w:tr>
-              <w:trPr>
-                <w:cantSplit/>
-                <w:trHeight w:val="60"/>
-                <w:jc w:val="center"/>
-              </w:trPr>
-              <w:tc>
-                <w:tcPr>
-                  <w:tcW w:w="391" w:type="dxa"/>
-                  <w:tcBorders>
-                    <w:top w:val="nil"/>
-                    <w:left w:val="single" w:sz="8" w:space="0" w:color="auto"/>
-                    <w:bottom w:val="single" w:sz="4" w:space="0" w:color="auto"/>
-                    <w:right w:val="single" w:sz="8" w:space="0" w:color="auto"/>
-                  </w:tcBorders>
-                  <w:shd w:val="clear" w:color="auto" w:fill="auto"/>
-                  <w:vAlign w:val="center"/>
-                </w:tcPr>
-                <w:p>
-                  <w:pPr>
-                    <w:pStyle w:val="af6"/>
-                    <w:numPr>
-                      <w:ilvl w:val="0"/>
-                      <w:numId w:val="18"/>
-                    </w:numPr>
-                    <w:spacing w:after="0" w:line="240" w:lineRule="auto"/>
-                    <w:ind w:left="-113" w:right="-113" w:firstLine="0"/>
-                    <w:contextualSpacing w:val="0"/>
-                    <w:jc w:val="center"/>
-                    <w:rPr>
-                      <w:rFonts w:ascii="Times New Roman" w:hAnsi="Times New Roman"/>
-                      <w:i/>
+                      <w:sz w:val="24"/>
+                      <w:szCs w:val="24"/>
                     </w:rPr>
                   </w:pPr>
                 </w:p>
@@ -9506,404 +7883,8 @@
                     <w:jc w:val="center"/>
                     <w:rPr>
                       <w:i/>
-                      <w:sz w:val="22"/>
-                      <w:szCs w:val="22"/>
-                    </w:rPr>
-                  </w:pPr>
-                  <w:r>
-                    <w:rPr>
-                      <w:i/>
-                      <w:sz w:val="22"/>
-                      <w:szCs w:val="22"/>
-                    </w:rPr>
-                    <w:t>Промеры глубин</w:t>
-                  </w:r>
-                </w:p>
-              </w:tc>
-              <w:tc>
-                <w:tcPr>
-                  <w:tcW w:w="1559" w:type="dxa"/>
-                  <w:tcBorders>
-                    <w:top w:val="nil"/>
-                    <w:left w:val="nil"/>
-                    <w:bottom w:val="single" w:sz="4" w:space="0" w:color="auto"/>
-                    <w:right w:val="single" w:sz="8" w:space="0" w:color="auto"/>
-                  </w:tcBorders>
-                  <w:shd w:val="clear" w:color="auto" w:fill="auto"/>
-                  <w:vAlign w:val="center"/>
-                </w:tcPr>
-                <w:p>
-                  <w:pPr>
-                    <w:jc w:val="center"/>
-                    <w:rPr>
-                      <w:i/>
-                      <w:sz w:val="22"/>
-                      <w:szCs w:val="22"/>
-                    </w:rPr>
-                  </w:pPr>
-                  <w:r>
-                    <w:rPr>
-                      <w:i/>
-                      <w:sz w:val="22"/>
-                      <w:szCs w:val="22"/>
-                    </w:rPr>
-                    <w:t>профиль</w:t>
-                  </w:r>
-                </w:p>
-              </w:tc>
-              <w:tc>
-                <w:tcPr>
-                  <w:tcW w:w="531" w:type="dxa"/>
-                  <w:tcBorders>
-                    <w:top w:val="nil"/>
-                    <w:left w:val="nil"/>
-                    <w:bottom w:val="single" w:sz="4" w:space="0" w:color="auto"/>
-                    <w:right w:val="single" w:sz="8" w:space="0" w:color="auto"/>
-                  </w:tcBorders>
-                  <w:shd w:val="clear" w:color="auto" w:fill="auto"/>
-                  <w:vAlign w:val="center"/>
-                </w:tcPr>
-                <w:p>
-                  <w:pPr>
-                    <w:ind w:left="-57" w:right="-57"/>
-                    <w:jc w:val="center"/>
-                    <w:rPr>
-                      <w:i/>
-                      <w:sz w:val="22"/>
-                      <w:szCs w:val="22"/>
-                    </w:rPr>
-                  </w:pPr>
-                  <w:r>
-                    <w:rPr>
-                      <w:i/>
-                      <w:sz w:val="22"/>
-                      <w:szCs w:val="22"/>
-                    </w:rPr>
-                    <w:t>1</w:t>
-                  </w:r>
-                </w:p>
-              </w:tc>
-            </w:tr>
-            <w:tr>
-              <w:trPr>
-                <w:cantSplit/>
-                <w:trHeight w:val="60"/>
-                <w:jc w:val="center"/>
-              </w:trPr>
-              <w:tc>
-                <w:tcPr>
-                  <w:tcW w:w="391" w:type="dxa"/>
-                  <w:tcBorders>
-                    <w:top w:val="nil"/>
-                    <w:left w:val="single" w:sz="8" w:space="0" w:color="auto"/>
-                    <w:bottom w:val="single" w:sz="4" w:space="0" w:color="auto"/>
-                    <w:right w:val="single" w:sz="8" w:space="0" w:color="auto"/>
-                  </w:tcBorders>
-                  <w:shd w:val="clear" w:color="auto" w:fill="auto"/>
-                  <w:vAlign w:val="center"/>
-                </w:tcPr>
-                <w:p>
-                  <w:pPr>
-                    <w:pStyle w:val="af6"/>
-                    <w:numPr>
-                      <w:ilvl w:val="0"/>
-                      <w:numId w:val="18"/>
-                    </w:numPr>
-                    <w:spacing w:after="0" w:line="240" w:lineRule="auto"/>
-                    <w:ind w:left="-113" w:right="-113" w:firstLine="0"/>
-                    <w:contextualSpacing w:val="0"/>
-                    <w:jc w:val="center"/>
-                    <w:rPr>
-                      <w:rFonts w:ascii="Times New Roman" w:hAnsi="Times New Roman"/>
-                      <w:i/>
-                    </w:rPr>
-                  </w:pPr>
-                </w:p>
-              </w:tc>
-              <w:tc>
-                <w:tcPr>
-                  <w:tcW w:w="3827" w:type="dxa"/>
-                  <w:tcBorders>
-                    <w:top w:val="nil"/>
-                    <w:left w:val="nil"/>
-                    <w:bottom w:val="single" w:sz="4" w:space="0" w:color="auto"/>
-                    <w:right w:val="single" w:sz="8" w:space="0" w:color="auto"/>
-                  </w:tcBorders>
-                  <w:shd w:val="clear" w:color="auto" w:fill="auto"/>
-                  <w:vAlign w:val="center"/>
-                </w:tcPr>
-                <w:p>
-                  <w:pPr>
-                    <w:ind w:left="-113" w:right="-113"/>
-                    <w:jc w:val="center"/>
-                    <w:rPr>
-                      <w:i/>
-                      <w:sz w:val="22"/>
-                      <w:szCs w:val="22"/>
-                    </w:rPr>
-                  </w:pPr>
-                  <w:r>
-                    <w:rPr>
-                      <w:i/>
-                      <w:sz w:val="22"/>
-                      <w:szCs w:val="22"/>
-                    </w:rPr>
-                    <w:t>Измерение расходов воды детальным методом</w:t>
-                  </w:r>
-                </w:p>
-              </w:tc>
-              <w:tc>
-                <w:tcPr>
-                  <w:tcW w:w="1559" w:type="dxa"/>
-                  <w:tcBorders>
-                    <w:top w:val="nil"/>
-                    <w:left w:val="nil"/>
-                    <w:bottom w:val="single" w:sz="4" w:space="0" w:color="auto"/>
-                    <w:right w:val="single" w:sz="8" w:space="0" w:color="auto"/>
-                  </w:tcBorders>
-                  <w:shd w:val="clear" w:color="auto" w:fill="auto"/>
-                  <w:vAlign w:val="center"/>
-                </w:tcPr>
-                <w:p>
-                  <w:pPr>
-                    <w:jc w:val="center"/>
-                    <w:rPr>
-                      <w:i/>
-                      <w:sz w:val="22"/>
-                      <w:szCs w:val="22"/>
-                    </w:rPr>
-                  </w:pPr>
-                  <w:r>
-                    <w:rPr>
-                      <w:i/>
-                      <w:sz w:val="22"/>
-                      <w:szCs w:val="22"/>
-                    </w:rPr>
-                    <w:t>расход</w:t>
-                  </w:r>
-                </w:p>
-              </w:tc>
-              <w:tc>
-                <w:tcPr>
-                  <w:tcW w:w="531" w:type="dxa"/>
-                  <w:tcBorders>
-                    <w:top w:val="nil"/>
-                    <w:left w:val="nil"/>
-                    <w:bottom w:val="single" w:sz="4" w:space="0" w:color="auto"/>
-                    <w:right w:val="single" w:sz="8" w:space="0" w:color="auto"/>
-                  </w:tcBorders>
-                  <w:shd w:val="clear" w:color="auto" w:fill="auto"/>
-                  <w:vAlign w:val="center"/>
-                </w:tcPr>
-                <w:p>
-                  <w:pPr>
-                    <w:ind w:left="-57" w:right="-57"/>
-                    <w:jc w:val="center"/>
-                    <w:rPr>
-                      <w:i/>
-                      <w:sz w:val="22"/>
-                      <w:szCs w:val="22"/>
-                    </w:rPr>
-                  </w:pPr>
-                  <w:r>
-                    <w:rPr>
-                      <w:i/>
-                      <w:sz w:val="22"/>
-                      <w:szCs w:val="22"/>
-                    </w:rPr>
-                    <w:t>1</w:t>
-                  </w:r>
-                </w:p>
-              </w:tc>
-            </w:tr>
-            <w:tr>
-              <w:trPr>
-                <w:cantSplit/>
-                <w:trHeight w:val="60"/>
-                <w:jc w:val="center"/>
-              </w:trPr>
-              <w:tc>
-                <w:tcPr>
-                  <w:tcW w:w="391" w:type="dxa"/>
-                  <w:tcBorders>
-                    <w:top w:val="nil"/>
-                    <w:left w:val="single" w:sz="8" w:space="0" w:color="auto"/>
-                    <w:bottom w:val="single" w:sz="4" w:space="0" w:color="auto"/>
-                    <w:right w:val="single" w:sz="8" w:space="0" w:color="auto"/>
-                  </w:tcBorders>
-                  <w:shd w:val="clear" w:color="auto" w:fill="auto"/>
-                  <w:vAlign w:val="center"/>
-                </w:tcPr>
-                <w:p>
-                  <w:pPr>
-                    <w:pStyle w:val="af6"/>
-                    <w:numPr>
-                      <w:ilvl w:val="0"/>
-                      <w:numId w:val="18"/>
-                    </w:numPr>
-                    <w:spacing w:after="0" w:line="240" w:lineRule="auto"/>
-                    <w:ind w:left="-57" w:right="-113" w:firstLine="0"/>
-                    <w:contextualSpacing w:val="0"/>
-                    <w:jc w:val="center"/>
-                    <w:rPr>
-                      <w:rFonts w:ascii="Times New Roman" w:hAnsi="Times New Roman"/>
-                      <w:i/>
-                    </w:rPr>
-                  </w:pPr>
-                </w:p>
-              </w:tc>
-              <w:tc>
-                <w:tcPr>
-                  <w:tcW w:w="3827" w:type="dxa"/>
-                  <w:tcBorders>
-                    <w:top w:val="nil"/>
-                    <w:left w:val="nil"/>
-                    <w:bottom w:val="single" w:sz="4" w:space="0" w:color="auto"/>
-                    <w:right w:val="single" w:sz="8" w:space="0" w:color="auto"/>
-                  </w:tcBorders>
-                  <w:shd w:val="clear" w:color="auto" w:fill="auto"/>
-                  <w:vAlign w:val="center"/>
-                </w:tcPr>
-                <w:p>
-                  <w:pPr>
-                    <w:ind w:left="-113" w:right="-113"/>
-                    <w:jc w:val="center"/>
-                    <w:rPr>
-                      <w:i/>
-                      <w:sz w:val="22"/>
-                      <w:szCs w:val="22"/>
-                    </w:rPr>
-                  </w:pPr>
-                  <w:r>
-                    <w:rPr>
-                      <w:i/>
-                      <w:sz w:val="22"/>
-                      <w:szCs w:val="22"/>
-                    </w:rPr>
-                    <w:t>Определение скорости и направления течения</w:t>
-                  </w:r>
-                </w:p>
-              </w:tc>
-              <w:tc>
-                <w:tcPr>
-                  <w:tcW w:w="1559" w:type="dxa"/>
-                  <w:tcBorders>
-                    <w:top w:val="nil"/>
-                    <w:left w:val="nil"/>
-                    <w:bottom w:val="single" w:sz="4" w:space="0" w:color="auto"/>
-                    <w:right w:val="single" w:sz="8" w:space="0" w:color="auto"/>
-                  </w:tcBorders>
-                  <w:shd w:val="clear" w:color="auto" w:fill="auto"/>
-                  <w:vAlign w:val="center"/>
-                </w:tcPr>
-                <w:p>
-                  <w:pPr>
-                    <w:jc w:val="center"/>
-                    <w:rPr>
-                      <w:i/>
-                      <w:sz w:val="22"/>
-                      <w:szCs w:val="22"/>
-                    </w:rPr>
-                  </w:pPr>
-                  <w:r>
-                    <w:rPr>
-                      <w:i/>
-                      <w:sz w:val="22"/>
-                      <w:szCs w:val="22"/>
-                    </w:rPr>
-                    <w:t>профиль</w:t>
-                  </w:r>
-                </w:p>
-              </w:tc>
-              <w:tc>
-                <w:tcPr>
-                  <w:tcW w:w="531" w:type="dxa"/>
-                  <w:tcBorders>
-                    <w:top w:val="nil"/>
-                    <w:left w:val="nil"/>
-                    <w:bottom w:val="single" w:sz="4" w:space="0" w:color="auto"/>
-                    <w:right w:val="single" w:sz="8" w:space="0" w:color="auto"/>
-                  </w:tcBorders>
-                  <w:shd w:val="clear" w:color="auto" w:fill="auto"/>
-                  <w:vAlign w:val="center"/>
-                </w:tcPr>
-                <w:p>
-                  <w:pPr>
-                    <w:ind w:left="-57" w:right="-57"/>
-                    <w:jc w:val="center"/>
-                    <w:rPr>
-                      <w:i/>
-                      <w:sz w:val="22"/>
-                      <w:szCs w:val="22"/>
-                    </w:rPr>
-                  </w:pPr>
-                  <w:r>
-                    <w:rPr>
-                      <w:i/>
-                      <w:sz w:val="22"/>
-                      <w:szCs w:val="22"/>
-                    </w:rPr>
-                    <w:t>1</w:t>
-                  </w:r>
-                </w:p>
-              </w:tc>
-            </w:tr>
-            <w:tr>
-              <w:trPr>
-                <w:cantSplit/>
-                <w:trHeight w:val="60"/>
-                <w:jc w:val="center"/>
-              </w:trPr>
-              <w:tc>
-                <w:tcPr>
-                  <w:tcW w:w="391" w:type="dxa"/>
-                  <w:tcBorders>
-                    <w:top w:val="nil"/>
-                    <w:left w:val="single" w:sz="8" w:space="0" w:color="auto"/>
-                    <w:bottom w:val="single" w:sz="4" w:space="0" w:color="auto"/>
-                    <w:right w:val="single" w:sz="8" w:space="0" w:color="auto"/>
-                  </w:tcBorders>
-                  <w:shd w:val="clear" w:color="auto" w:fill="auto"/>
-                  <w:vAlign w:val="center"/>
-                </w:tcPr>
-                <w:p>
-                  <w:pPr>
-                    <w:pStyle w:val="af6"/>
-                    <w:numPr>
-                      <w:ilvl w:val="0"/>
-                      <w:numId w:val="18"/>
-                    </w:numPr>
-                    <w:spacing w:after="0" w:line="240" w:lineRule="auto"/>
-                    <w:ind w:left="-57" w:right="-113" w:firstLine="0"/>
-                    <w:contextualSpacing w:val="0"/>
-                    <w:jc w:val="center"/>
-                    <w:rPr>
-                      <w:rFonts w:ascii="Times New Roman" w:hAnsi="Times New Roman"/>
-                      <w:i/>
-                    </w:rPr>
-                  </w:pPr>
-                </w:p>
-              </w:tc>
-              <w:tc>
-                <w:tcPr>
-                  <w:tcW w:w="3827" w:type="dxa"/>
-                  <w:tcBorders>
-                    <w:top w:val="nil"/>
-                    <w:left w:val="nil"/>
-                    <w:bottom w:val="single" w:sz="4" w:space="0" w:color="auto"/>
-                    <w:right w:val="single" w:sz="8" w:space="0" w:color="auto"/>
-                  </w:tcBorders>
-                  <w:shd w:val="clear" w:color="auto" w:fill="auto"/>
-                  <w:vAlign w:val="center"/>
-                </w:tcPr>
-                <w:p>
-                  <w:pPr>
-                    <w:ind w:left="-113" w:right="-113"/>
-                    <w:jc w:val="center"/>
-                    <w:rPr>
-                      <w:i/>
-                      <w:sz w:val="22"/>
-                      <w:szCs w:val="22"/>
+                      <w:sz w:val="24"/>
+                      <w:szCs w:val="24"/>
                     </w:rPr>
                   </w:pPr>
                   <w:r>
@@ -9911,280 +7892,6 @@
                       <w:i/>
                       <w:sz w:val="24"/>
                       <w:szCs w:val="24"/>
-                    </w:rPr>
-                    <w:t>Составление поперечных профилей водотока</w:t>
-                  </w:r>
-                </w:p>
-              </w:tc>
-              <w:tc>
-                <w:tcPr>
-                  <w:tcW w:w="1559" w:type="dxa"/>
-                  <w:tcBorders>
-                    <w:top w:val="nil"/>
-                    <w:left w:val="nil"/>
-                    <w:bottom w:val="single" w:sz="4" w:space="0" w:color="auto"/>
-                    <w:right w:val="single" w:sz="8" w:space="0" w:color="auto"/>
-                  </w:tcBorders>
-                  <w:shd w:val="clear" w:color="auto" w:fill="auto"/>
-                  <w:vAlign w:val="center"/>
-                </w:tcPr>
-                <w:p>
-                  <w:pPr>
-                    <w:jc w:val="center"/>
-                    <w:rPr>
-                      <w:i/>
-                      <w:sz w:val="22"/>
-                      <w:szCs w:val="22"/>
-                    </w:rPr>
-                  </w:pPr>
-                  <w:proofErr w:type="spellStart"/>
-                  <w:r>
-                    <w:rPr>
-                      <w:i/>
-                      <w:sz w:val="24"/>
-                      <w:szCs w:val="24"/>
-                    </w:rPr>
-                    <w:t>дм</w:t>
-                  </w:r>
-                  <w:proofErr w:type="spellEnd"/>
-                  <w:r>
-                    <w:rPr>
-                      <w:i/>
-                      <w:sz w:val="24"/>
-                      <w:szCs w:val="24"/>
-                    </w:rPr>
-                    <w:t xml:space="preserve"> профиля</w:t>
-                  </w:r>
-                </w:p>
-              </w:tc>
-              <w:tc>
-                <w:tcPr>
-                  <w:tcW w:w="531" w:type="dxa"/>
-                  <w:tcBorders>
-                    <w:top w:val="nil"/>
-                    <w:left w:val="nil"/>
-                    <w:bottom w:val="single" w:sz="4" w:space="0" w:color="auto"/>
-                    <w:right w:val="single" w:sz="8" w:space="0" w:color="auto"/>
-                  </w:tcBorders>
-                  <w:shd w:val="clear" w:color="auto" w:fill="auto"/>
-                  <w:vAlign w:val="center"/>
-                </w:tcPr>
-                <w:p>
-                  <w:pPr>
-                    <w:ind w:left="-57" w:right="-57"/>
-                    <w:jc w:val="center"/>
-                    <w:rPr>
-                      <w:i/>
-                      <w:sz w:val="22"/>
-                      <w:szCs w:val="22"/>
-                    </w:rPr>
-                  </w:pPr>
-                  <w:r>
-                    <w:rPr>
-                      <w:i/>
-                      <w:sz w:val="24"/>
-                      <w:szCs w:val="24"/>
-                    </w:rPr>
-                    <w:t>3</w:t>
-                  </w:r>
-                </w:p>
-              </w:tc>
-            </w:tr>
-            <w:tr>
-              <w:trPr>
-                <w:cantSplit/>
-                <w:trHeight w:val="339"/>
-                <w:jc w:val="center"/>
-              </w:trPr>
-              <w:tc>
-                <w:tcPr>
-                  <w:tcW w:w="391" w:type="dxa"/>
-                  <w:tcBorders>
-                    <w:top w:val="single" w:sz="4" w:space="0" w:color="auto"/>
-                    <w:left w:val="single" w:sz="8" w:space="0" w:color="auto"/>
-                    <w:bottom w:val="single" w:sz="4" w:space="0" w:color="auto"/>
-                    <w:right w:val="single" w:sz="8" w:space="0" w:color="auto"/>
-                  </w:tcBorders>
-                  <w:shd w:val="clear" w:color="auto" w:fill="auto"/>
-                  <w:vAlign w:val="center"/>
-                </w:tcPr>
-                <w:p>
-                  <w:pPr>
-                    <w:pStyle w:val="af6"/>
-                    <w:numPr>
-                      <w:ilvl w:val="0"/>
-                      <w:numId w:val="18"/>
-                    </w:numPr>
-                    <w:spacing w:after="0" w:line="240" w:lineRule="auto"/>
-                    <w:ind w:left="-57" w:right="-113" w:firstLine="0"/>
-                    <w:contextualSpacing w:val="0"/>
-                    <w:jc w:val="center"/>
-                    <w:rPr>
-                      <w:rFonts w:ascii="Times New Roman" w:hAnsi="Times New Roman"/>
-                      <w:i/>
-                    </w:rPr>
-                  </w:pPr>
-                </w:p>
-              </w:tc>
-              <w:tc>
-                <w:tcPr>
-                  <w:tcW w:w="3827" w:type="dxa"/>
-                  <w:tcBorders>
-                    <w:top w:val="single" w:sz="4" w:space="0" w:color="auto"/>
-                    <w:left w:val="nil"/>
-                    <w:bottom w:val="single" w:sz="4" w:space="0" w:color="auto"/>
-                    <w:right w:val="single" w:sz="8" w:space="0" w:color="auto"/>
-                  </w:tcBorders>
-                  <w:shd w:val="clear" w:color="auto" w:fill="auto"/>
-                  <w:vAlign w:val="center"/>
-                </w:tcPr>
-                <w:p>
-                  <w:pPr>
-                    <w:ind w:left="-113" w:right="-113"/>
-                    <w:jc w:val="center"/>
-                    <w:rPr>
-                      <w:i/>
-                      <w:sz w:val="22"/>
-                      <w:szCs w:val="22"/>
-                    </w:rPr>
-                  </w:pPr>
-                  <w:r>
-                    <w:rPr>
-                      <w:i/>
-                      <w:sz w:val="22"/>
-                      <w:szCs w:val="22"/>
-                    </w:rPr>
-                    <w:t>Фотоработы</w:t>
-                  </w:r>
-                </w:p>
-              </w:tc>
-              <w:tc>
-                <w:tcPr>
-                  <w:tcW w:w="1559" w:type="dxa"/>
-                  <w:tcBorders>
-                    <w:top w:val="single" w:sz="4" w:space="0" w:color="auto"/>
-                    <w:left w:val="nil"/>
-                    <w:bottom w:val="single" w:sz="4" w:space="0" w:color="auto"/>
-                    <w:right w:val="single" w:sz="8" w:space="0" w:color="auto"/>
-                  </w:tcBorders>
-                  <w:shd w:val="clear" w:color="auto" w:fill="auto"/>
-                  <w:vAlign w:val="center"/>
-                </w:tcPr>
-                <w:p>
-                  <w:pPr>
-                    <w:jc w:val="center"/>
-                    <w:rPr>
-                      <w:i/>
-                      <w:sz w:val="22"/>
-                      <w:szCs w:val="22"/>
-                    </w:rPr>
-                  </w:pPr>
-                  <w:r>
-                    <w:rPr>
-                      <w:i/>
-                      <w:sz w:val="22"/>
-                      <w:szCs w:val="22"/>
-                    </w:rPr>
-                    <w:t>снимок</w:t>
-                  </w:r>
-                </w:p>
-              </w:tc>
-              <w:tc>
-                <w:tcPr>
-                  <w:tcW w:w="531" w:type="dxa"/>
-                  <w:tcBorders>
-                    <w:top w:val="single" w:sz="4" w:space="0" w:color="auto"/>
-                    <w:left w:val="nil"/>
-                    <w:bottom w:val="single" w:sz="4" w:space="0" w:color="auto"/>
-                    <w:right w:val="single" w:sz="8" w:space="0" w:color="auto"/>
-                  </w:tcBorders>
-                  <w:shd w:val="clear" w:color="auto" w:fill="auto"/>
-                  <w:vAlign w:val="center"/>
-                </w:tcPr>
-                <w:p>
-                  <w:pPr>
-                    <w:ind w:left="-57" w:right="-57"/>
-                    <w:jc w:val="center"/>
-                    <w:rPr>
-                      <w:i/>
-                      <w:sz w:val="22"/>
-                      <w:szCs w:val="22"/>
-                    </w:rPr>
-                  </w:pPr>
-                  <w:r>
-                    <w:rPr>
-                      <w:i/>
-                      <w:sz w:val="22"/>
-                      <w:szCs w:val="22"/>
-                    </w:rPr>
-                    <w:t>10</w:t>
-                  </w:r>
-                </w:p>
-              </w:tc>
-            </w:tr>
-            <w:tr>
-              <w:trPr>
-                <w:cantSplit/>
-                <w:trHeight w:val="60"/>
-                <w:jc w:val="center"/>
-              </w:trPr>
-              <w:tc>
-                <w:tcPr>
-                  <w:tcW w:w="391" w:type="dxa"/>
-                  <w:tcBorders>
-                    <w:top w:val="nil"/>
-                    <w:left w:val="single" w:sz="8" w:space="0" w:color="auto"/>
-                    <w:bottom w:val="single" w:sz="4" w:space="0" w:color="auto"/>
-                    <w:right w:val="single" w:sz="8" w:space="0" w:color="auto"/>
-                  </w:tcBorders>
-                  <w:shd w:val="clear" w:color="auto" w:fill="auto"/>
-                  <w:vAlign w:val="center"/>
-                </w:tcPr>
-                <w:p>
-                  <w:pPr>
-                    <w:pStyle w:val="af6"/>
-                    <w:numPr>
-                      <w:ilvl w:val="0"/>
-                      <w:numId w:val="18"/>
-                    </w:numPr>
-                    <w:spacing w:after="0" w:line="240" w:lineRule="auto"/>
-                    <w:ind w:left="-57" w:right="-113" w:firstLine="0"/>
-                    <w:contextualSpacing w:val="0"/>
-                    <w:jc w:val="center"/>
-                    <w:rPr>
-                      <w:rFonts w:ascii="Times New Roman" w:hAnsi="Times New Roman"/>
-                      <w:i/>
-                    </w:rPr>
-                  </w:pPr>
-                </w:p>
-              </w:tc>
-              <w:tc>
-                <w:tcPr>
-                  <w:tcW w:w="3827" w:type="dxa"/>
-                  <w:tcBorders>
-                    <w:top w:val="nil"/>
-                    <w:left w:val="nil"/>
-                    <w:bottom w:val="single" w:sz="4" w:space="0" w:color="auto"/>
-                    <w:right w:val="single" w:sz="8" w:space="0" w:color="auto"/>
-                  </w:tcBorders>
-                  <w:shd w:val="clear" w:color="auto" w:fill="auto"/>
-                  <w:vAlign w:val="center"/>
-                </w:tcPr>
-                <w:p>
-                  <w:pPr>
-                    <w:ind w:left="-113" w:right="-113"/>
-                    <w:jc w:val="center"/>
-                    <w:rPr>
-                      <w:i/>
-                      <w:sz w:val="22"/>
-                      <w:szCs w:val="22"/>
-                    </w:rPr>
-                  </w:pPr>
-                  <w:r>
-                    <w:rPr>
-                      <w:i/>
-                      <w:sz w:val="22"/>
-                      <w:szCs w:val="22"/>
                     </w:rPr>
                     <w:t>Подготовка технического отчета</w:t>
                   </w:r>
@@ -10207,15 +7914,15 @@
                     <w:jc w:val="center"/>
                     <w:rPr>
                       <w:i/>
-                      <w:sz w:val="22"/>
-                      <w:szCs w:val="22"/>
+                      <w:sz w:val="24"/>
+                      <w:szCs w:val="24"/>
                     </w:rPr>
                   </w:pPr>
                   <w:r>
                     <w:rPr>
                       <w:i/>
-                      <w:sz w:val="22"/>
-                      <w:szCs w:val="22"/>
+                      <w:sz w:val="24"/>
+                      <w:szCs w:val="24"/>
                     </w:rPr>
                     <w:t>отчет</w:t>
                   </w:r>
@@ -10239,15 +7946,15 @@
                     <w:jc w:val="center"/>
                     <w:rPr>
                       <w:i/>
-                      <w:sz w:val="22"/>
-                      <w:szCs w:val="22"/>
+                      <w:sz w:val="24"/>
+                      <w:szCs w:val="24"/>
                     </w:rPr>
                   </w:pPr>
                   <w:r>
                     <w:rPr>
                       <w:i/>
-                      <w:sz w:val="22"/>
-                      <w:szCs w:val="22"/>
+                      <w:sz w:val="24"/>
+                      <w:szCs w:val="24"/>
                     </w:rPr>
                     <w:t>1</w:t>
                   </w:r>
@@ -10487,7 +8194,7 @@
               <w:tabs>
                 <w:tab w:val="left" w:pos="601"/>
               </w:tabs>
-              <w:spacing w:after="0" w:line="233" w:lineRule="auto"/>
+              <w:spacing w:after="0"/>
               <w:jc w:val="both"/>
               <w:rPr>
                 <w:bCs/>
@@ -10495,6 +8202,7 @@
                 <w:color w:val="000000"/>
                 <w:sz w:val="24"/>
                 <w:szCs w:val="24"/>
+                <w:lang w:val="en-US"/>
               </w:rPr>
             </w:pPr>
             <w:r>
@@ -10505,7 +8213,7 @@
                 <w:sz w:val="24"/>
                 <w:szCs w:val="24"/>
               </w:rPr>
-              <w:t xml:space="preserve">нивелир </w:t>
+              <w:t>автомобиль</w:t>
             </w:r>
             <w:r>
               <w:rPr>
@@ -10514,8 +8222,9 @@
                 <w:color w:val="000000"/>
                 <w:sz w:val="24"/>
                 <w:szCs w:val="24"/>
-              </w:rPr>
-              <w:t>RGK C-20</w:t>
+                <w:lang w:val="en-US"/>
+              </w:rPr>
+              <w:t xml:space="preserve"> </w:t>
             </w:r>
             <w:r>
               <w:rPr>
@@ -10524,232 +8233,18 @@
                 <w:color w:val="000000"/>
                 <w:sz w:val="24"/>
                 <w:szCs w:val="24"/>
-              </w:rPr>
-              <w:t>;</w:t>
-            </w:r>
-          </w:p>
-          <w:p>
-            <w:pPr>
-              <w:pStyle w:val="ac"/>
-              <w:numPr>
-                <w:ilvl w:val="0"/>
-                <w:numId w:val="6"/>
-              </w:numPr>
-              <w:tabs>
-                <w:tab w:val="left" w:pos="601"/>
-              </w:tabs>
-              <w:spacing w:after="0" w:line="233" w:lineRule="auto"/>
-              <w:jc w:val="both"/>
+                <w:lang w:val="en-US"/>
+              </w:rPr>
+              <w:t>JAC T6</w:t>
+            </w:r>
+            <w:r>
               <w:rPr>
                 <w:bCs/>
                 <w:i/>
                 <w:color w:val="000000"/>
                 <w:sz w:val="24"/>
                 <w:szCs w:val="24"/>
-              </w:rPr>
-            </w:pPr>
-            <w:r>
-              <w:rPr>
-                <w:bCs/>
-                <w:i/>
-                <w:color w:val="000000"/>
-                <w:sz w:val="24"/>
-                <w:szCs w:val="24"/>
-              </w:rPr>
-              <w:t>штанга гидро</w:t>
-            </w:r>
-            <w:r>
-              <w:rPr>
-                <w:bCs/>
-                <w:i/>
-                <w:color w:val="000000"/>
-                <w:sz w:val="24"/>
-                <w:szCs w:val="24"/>
-              </w:rPr>
-              <w:t>метрическая</w:t>
-            </w:r>
-            <w:r>
-              <w:rPr>
-                <w:bCs/>
-                <w:i/>
-                <w:color w:val="000000"/>
-                <w:sz w:val="24"/>
-                <w:szCs w:val="24"/>
-              </w:rPr>
-              <w:t xml:space="preserve"> ГР-56М;</w:t>
-            </w:r>
-          </w:p>
-          <w:p>
-            <w:pPr>
-              <w:pStyle w:val="ac"/>
-              <w:numPr>
-                <w:ilvl w:val="0"/>
-                <w:numId w:val="6"/>
-              </w:numPr>
-              <w:tabs>
-                <w:tab w:val="left" w:pos="601"/>
-              </w:tabs>
-              <w:spacing w:after="0" w:line="233" w:lineRule="auto"/>
-              <w:jc w:val="both"/>
-              <w:rPr>
-                <w:bCs/>
-                <w:i/>
-                <w:color w:val="000000"/>
-                <w:sz w:val="24"/>
-                <w:szCs w:val="24"/>
-              </w:rPr>
-            </w:pPr>
-            <w:r>
-              <w:rPr>
-                <w:bCs/>
-                <w:i/>
-                <w:color w:val="000000"/>
-                <w:sz w:val="24"/>
-                <w:szCs w:val="24"/>
-              </w:rPr>
-              <w:t>в</w:t>
-            </w:r>
-            <w:r>
-              <w:rPr>
-                <w:bCs/>
-                <w:i/>
-                <w:color w:val="000000"/>
-                <w:sz w:val="24"/>
-                <w:szCs w:val="24"/>
-              </w:rPr>
-              <w:t>ертушка гидрометрическая типа ИСП-1М, преобразователь сигналов вертушки ПСВ-1</w:t>
-            </w:r>
-            <w:r>
-              <w:rPr>
-                <w:bCs/>
-                <w:i/>
-                <w:color w:val="000000"/>
-                <w:sz w:val="24"/>
-                <w:szCs w:val="24"/>
-              </w:rPr>
-              <w:t>;</w:t>
-            </w:r>
-          </w:p>
-          <w:p>
-            <w:pPr>
-              <w:pStyle w:val="ac"/>
-              <w:numPr>
-                <w:ilvl w:val="0"/>
-                <w:numId w:val="6"/>
-              </w:numPr>
-              <w:tabs>
-                <w:tab w:val="left" w:pos="601"/>
-              </w:tabs>
-              <w:spacing w:after="0" w:line="233" w:lineRule="auto"/>
-              <w:jc w:val="both"/>
-              <w:rPr>
-                <w:bCs/>
-                <w:i/>
-                <w:color w:val="000000"/>
-                <w:sz w:val="24"/>
-                <w:szCs w:val="24"/>
-              </w:rPr>
-            </w:pPr>
-            <w:r>
-              <w:rPr>
-                <w:bCs/>
-                <w:i/>
-                <w:color w:val="000000"/>
-                <w:sz w:val="24"/>
-                <w:szCs w:val="24"/>
-              </w:rPr>
-              <w:t>э</w:t>
-            </w:r>
-            <w:r>
-              <w:rPr>
-                <w:bCs/>
-                <w:i/>
-                <w:color w:val="000000"/>
-                <w:sz w:val="24"/>
-                <w:szCs w:val="24"/>
-              </w:rPr>
-              <w:t>холот «Кристалл-40ВП»</w:t>
-            </w:r>
-            <w:r>
-              <w:rPr>
-                <w:bCs/>
-                <w:i/>
-                <w:color w:val="000000"/>
-                <w:sz w:val="24"/>
-                <w:szCs w:val="24"/>
-              </w:rPr>
-              <w:t>;</w:t>
-            </w:r>
-          </w:p>
-          <w:p>
-            <w:pPr>
-              <w:pStyle w:val="ac"/>
-              <w:numPr>
-                <w:ilvl w:val="0"/>
-                <w:numId w:val="6"/>
-              </w:numPr>
-              <w:tabs>
-                <w:tab w:val="left" w:pos="601"/>
-              </w:tabs>
-              <w:spacing w:after="0" w:line="233" w:lineRule="auto"/>
-              <w:jc w:val="both"/>
-              <w:rPr>
-                <w:bCs/>
-                <w:i/>
-                <w:color w:val="000000"/>
-                <w:sz w:val="24"/>
-                <w:szCs w:val="24"/>
-              </w:rPr>
-            </w:pPr>
-            <w:r>
-              <w:rPr>
-                <w:bCs/>
-                <w:i/>
-                <w:color w:val="000000"/>
-                <w:sz w:val="24"/>
-                <w:szCs w:val="24"/>
-              </w:rPr>
-              <w:t>э</w:t>
-            </w:r>
-            <w:r>
-              <w:rPr>
-                <w:bCs/>
-                <w:i/>
-                <w:color w:val="000000"/>
-                <w:sz w:val="24"/>
-                <w:szCs w:val="24"/>
-              </w:rPr>
-              <w:t xml:space="preserve">холот, </w:t>
-            </w:r>
-            <w:proofErr w:type="spellStart"/>
-            <w:r>
-              <w:rPr>
-                <w:bCs/>
-                <w:i/>
-                <w:color w:val="000000"/>
-                <w:sz w:val="24"/>
-                <w:szCs w:val="24"/>
-              </w:rPr>
-              <w:t>картплоттер</w:t>
-            </w:r>
-            <w:proofErr w:type="spellEnd"/>
-            <w:r>
-              <w:rPr>
-                <w:bCs/>
-                <w:i/>
-                <w:color w:val="000000"/>
-                <w:sz w:val="24"/>
-                <w:szCs w:val="24"/>
-              </w:rPr>
-              <w:t xml:space="preserve"> GPSMAP 585</w:t>
-            </w:r>
-            <w:r>
-              <w:rPr>
-                <w:bCs/>
-                <w:i/>
-                <w:color w:val="000000"/>
-                <w:sz w:val="24"/>
-                <w:szCs w:val="24"/>
+                <w:lang w:val="en-US"/>
               </w:rPr>
               <w:t>;</w:t>
             </w:r>
@@ -10783,7 +8278,6 @@
                 <w:sz w:val="24"/>
                 <w:szCs w:val="24"/>
               </w:rPr>
-              <w:lastRenderedPageBreak/>
               <w:t>автомобиль</w:t>
             </w:r>
             <w:r>
@@ -10795,21 +8289,27 @@
                 <w:szCs w:val="24"/>
                 <w:lang w:val="en-US"/>
               </w:rPr>
-              <w:t xml:space="preserve"> </w:t>
-            </w:r>
-            <w:proofErr w:type="spellStart"/>
-            <w:r>
+              <w:t xml:space="preserve"> Renault Duster.</w:t>
+            </w:r>
+          </w:p>
+          <w:p>
+            <w:pPr>
+              <w:pStyle w:val="ac"/>
+              <w:tabs>
+                <w:tab w:val="left" w:pos="317"/>
+              </w:tabs>
+              <w:spacing w:after="0"/>
+              <w:ind w:left="0"/>
+              <w:jc w:val="both"/>
               <w:rPr>
                 <w:bCs/>
                 <w:i/>
                 <w:color w:val="000000"/>
                 <w:sz w:val="24"/>
                 <w:szCs w:val="24"/>
-                <w:lang w:val="en-US"/>
-              </w:rPr>
-              <w:t>Ssang</w:t>
-            </w:r>
-            <w:proofErr w:type="spellEnd"/>
+                <w:u w:val="single"/>
+              </w:rPr>
+            </w:pPr>
             <w:r>
               <w:rPr>
                 <w:bCs/>
@@ -10817,11 +8317,10 @@
                 <w:color w:val="000000"/>
                 <w:sz w:val="24"/>
                 <w:szCs w:val="24"/>
-                <w:lang w:val="en-US"/>
-              </w:rPr>
-              <w:t xml:space="preserve"> Yong </w:t>
-            </w:r>
-            <w:proofErr w:type="spellStart"/>
+                <w:u w:val="single"/>
+              </w:rPr>
+              <w:t xml:space="preserve">2) </w:t>
+            </w:r>
             <w:r>
               <w:rPr>
                 <w:bCs/>
@@ -10829,21 +8328,9 @@
                 <w:color w:val="000000"/>
                 <w:sz w:val="24"/>
                 <w:szCs w:val="24"/>
-                <w:lang w:val="en-US"/>
-              </w:rPr>
-              <w:t>Actyon</w:t>
-            </w:r>
-            <w:proofErr w:type="spellEnd"/>
-            <w:r>
-              <w:rPr>
-                <w:bCs/>
-                <w:i/>
-                <w:color w:val="000000"/>
-                <w:sz w:val="24"/>
-                <w:szCs w:val="24"/>
-                <w:lang w:val="en-US"/>
-              </w:rPr>
-              <w:t xml:space="preserve"> Sport;</w:t>
+                <w:u w:val="single"/>
+              </w:rPr>
+              <w:t xml:space="preserve">Камеральные работы: </w:t>
             </w:r>
           </w:p>
           <w:p>
@@ -10864,7 +8351,6 @@
                 <w:color w:val="000000"/>
                 <w:sz w:val="24"/>
                 <w:szCs w:val="24"/>
-                <w:lang w:val="en-US"/>
               </w:rPr>
             </w:pPr>
             <w:r>
@@ -10875,8 +8361,9 @@
                 <w:sz w:val="24"/>
                 <w:szCs w:val="24"/>
               </w:rPr>
-              <w:t>автомобиль</w:t>
-            </w:r>
+              <w:t xml:space="preserve">персональный компьютер HP </w:t>
+            </w:r>
+            <w:proofErr w:type="spellStart"/>
             <w:r>
               <w:rPr>
                 <w:bCs/>
@@ -10884,29 +8371,21 @@
                 <w:color w:val="000000"/>
                 <w:sz w:val="24"/>
                 <w:szCs w:val="24"/>
-                <w:lang w:val="en-US"/>
-              </w:rPr>
-              <w:t xml:space="preserve"> Renault Duster.</w:t>
-            </w:r>
-          </w:p>
-          <w:p>
-            <w:pPr>
-              <w:pStyle w:val="ac"/>
-              <w:tabs>
-                <w:tab w:val="left" w:pos="317"/>
-              </w:tabs>
-              <w:spacing w:after="0"/>
-              <w:ind w:left="0"/>
-              <w:jc w:val="both"/>
+              </w:rPr>
+              <w:t>Compaq</w:t>
+            </w:r>
+            <w:proofErr w:type="spellEnd"/>
+            <w:r>
               <w:rPr>
                 <w:bCs/>
                 <w:i/>
                 <w:color w:val="000000"/>
                 <w:sz w:val="24"/>
                 <w:szCs w:val="24"/>
-                <w:u w:val="single"/>
-              </w:rPr>
-            </w:pPr>
+              </w:rPr>
+              <w:t xml:space="preserve"> </w:t>
+            </w:r>
+            <w:proofErr w:type="spellStart"/>
             <w:r>
               <w:rPr>
                 <w:bCs/>
@@ -10914,10 +8393,10 @@
                 <w:color w:val="000000"/>
                 <w:sz w:val="24"/>
                 <w:szCs w:val="24"/>
-                <w:u w:val="single"/>
-              </w:rPr>
-              <w:t xml:space="preserve">2) </w:t>
-            </w:r>
+              </w:rPr>
+              <w:t>Elite</w:t>
+            </w:r>
+            <w:proofErr w:type="spellEnd"/>
             <w:r>
               <w:rPr>
                 <w:bCs/>
@@ -10925,9 +8404,8 @@
                 <w:color w:val="000000"/>
                 <w:sz w:val="24"/>
                 <w:szCs w:val="24"/>
-                <w:u w:val="single"/>
-              </w:rPr>
-              <w:t xml:space="preserve">Камеральные работы: </w:t>
+              </w:rPr>
+              <w:t>;</w:t>
             </w:r>
           </w:p>
           <w:p>
@@ -10948,6 +8426,7 @@
                 <w:color w:val="000000"/>
                 <w:sz w:val="24"/>
                 <w:szCs w:val="24"/>
+                <w:lang w:val="en-US"/>
               </w:rPr>
             </w:pPr>
             <w:r>
@@ -10958,21 +8437,9 @@
                 <w:sz w:val="24"/>
                 <w:szCs w:val="24"/>
               </w:rPr>
-              <w:t>персональный компьютер HP Compaq Elite;</w:t>
-            </w:r>
-          </w:p>
-          <w:p>
-            <w:pPr>
-              <w:pStyle w:val="ac"/>
-              <w:numPr>
-                <w:ilvl w:val="0"/>
-                <w:numId w:val="6"/>
-              </w:numPr>
-              <w:tabs>
-                <w:tab w:val="left" w:pos="601"/>
-              </w:tabs>
-              <w:spacing w:after="0"/>
-              <w:jc w:val="both"/>
+              <w:t>МФУ</w:t>
+            </w:r>
+            <w:r>
               <w:rPr>
                 <w:bCs/>
                 <w:i/>
@@ -10981,7 +8448,9 @@
                 <w:szCs w:val="24"/>
                 <w:lang w:val="en-US"/>
               </w:rPr>
-            </w:pPr>
+              <w:t xml:space="preserve"> Konica Minolta </w:t>
+            </w:r>
+            <w:proofErr w:type="spellStart"/>
             <w:r>
               <w:rPr>
                 <w:bCs/>
@@ -10989,9 +8458,11 @@
                 <w:color w:val="000000"/>
                 <w:sz w:val="24"/>
                 <w:szCs w:val="24"/>
-              </w:rPr>
-              <w:t>МФУ</w:t>
-            </w:r>
+                <w:lang w:val="en-US"/>
+              </w:rPr>
+              <w:t>bizhub</w:t>
+            </w:r>
+            <w:proofErr w:type="spellEnd"/>
             <w:r>
               <w:rPr>
                 <w:bCs/>
@@ -11001,7 +8472,7 @@
                 <w:szCs w:val="24"/>
                 <w:lang w:val="en-US"/>
               </w:rPr>
-              <w:t xml:space="preserve"> Konica Minolta bizhub C258;</w:t>
+              <w:t xml:space="preserve"> C258;</w:t>
             </w:r>
           </w:p>
           <w:p>
@@ -11332,7 +8803,29 @@
                 <w:sz w:val="24"/>
                 <w:szCs w:val="24"/>
               </w:rPr>
-              <w:t xml:space="preserve">Метрологическое обеспечение единства и точности измерений осуществляется по ГОСТ Р 8.589-2001 «Государственная система обеспечения единства измерений. Контроль загрязнения окружающей природной среды. Метрологическое обеспечение. Основные положения». Все приборы, используемые в работе, </w:t>
+              <w:t xml:space="preserve">Метрологическое обеспечение единства и точности измерений осуществляется по ГОСТ </w:t>
+            </w:r>
+            <w:proofErr w:type="gramStart"/>
+            <w:r>
+              <w:rPr>
+                <w:bCs/>
+                <w:i/>
+                <w:color w:val="000000"/>
+                <w:sz w:val="24"/>
+                <w:szCs w:val="24"/>
+              </w:rPr>
+              <w:t>Р</w:t>
+            </w:r>
+            <w:proofErr w:type="gramEnd"/>
+            <w:r>
+              <w:rPr>
+                <w:bCs/>
+                <w:i/>
+                <w:color w:val="000000"/>
+                <w:sz w:val="24"/>
+                <w:szCs w:val="24"/>
+              </w:rPr>
+              <w:t xml:space="preserve"> 8.589-2001 «Государственная система обеспечения единства измерений. Контроль загрязнения окружающей природной среды. Метрологическое обеспечение. Основные положения». Все приборы, используемые в работе, </w:t>
             </w:r>
             <w:proofErr w:type="spellStart"/>
             <w:r>
@@ -11403,7 +8896,6 @@
               <w:rPr>
                 <w:sz w:val="22"/>
                 <w:szCs w:val="22"/>
-                <w:highlight w:val="yellow"/>
               </w:rPr>
               <w:t>Сведения о метрологической поверке (калибровке), аттестации средств измерений (перечень применяемых средств измерений, подлежащих поверке)</w:t>
             </w:r>
@@ -11415,597 +8907,6 @@
             <w:shd w:val="clear" w:color="auto" w:fill="auto"/>
             <w:vAlign w:val="center"/>
           </w:tcPr>
-          <w:tbl>
-            <w:tblPr>
-              <w:tblpPr w:leftFromText="180" w:rightFromText="180" w:vertAnchor="page" w:horzAnchor="page" w:tblpX="74" w:tblpY="300"/>
-              <w:tblW w:w="6232" w:type="dxa"/>
-              <w:tblBorders>
-                <w:top w:val="single" w:sz="4" w:space="0" w:color="auto"/>
-                <w:left w:val="single" w:sz="4" w:space="0" w:color="auto"/>
-                <w:bottom w:val="single" w:sz="4" w:space="0" w:color="auto"/>
-                <w:right w:val="single" w:sz="4" w:space="0" w:color="auto"/>
-                <w:insideH w:val="single" w:sz="4" w:space="0" w:color="auto"/>
-                <w:insideV w:val="single" w:sz="4" w:space="0" w:color="auto"/>
-              </w:tblBorders>
-              <w:tblLayout w:type="fixed"/>
-              <w:tblLook w:val="0000" w:firstRow="0" w:lastRow="0" w:firstColumn="0" w:lastColumn="0" w:noHBand="0" w:noVBand="0"/>
-            </w:tblPr>
-            <w:tblGrid>
-              <w:gridCol w:w="562"/>
-              <w:gridCol w:w="3828"/>
-              <w:gridCol w:w="1842"/>
-            </w:tblGrid>
-            <w:tr>
-              <w:trPr>
-                <w:trHeight w:val="70"/>
-              </w:trPr>
-              <w:tc>
-                <w:tcPr>
-                  <w:tcW w:w="562" w:type="dxa"/>
-                  <w:vAlign w:val="center"/>
-                </w:tcPr>
-                <w:p>
-                  <w:pPr>
-                    <w:widowControl w:val="0"/>
-                    <w:autoSpaceDE w:val="0"/>
-                    <w:autoSpaceDN w:val="0"/>
-                    <w:adjustRightInd w:val="0"/>
-                    <w:ind w:left="17"/>
-                    <w:jc w:val="center"/>
-                    <w:rPr>
-                      <w:b/>
-                      <w:bCs/>
-                      <w:i/>
-                      <w:w w:val="105"/>
-                      <w:sz w:val="18"/>
-                      <w:szCs w:val="18"/>
-                    </w:rPr>
-                  </w:pPr>
-                  <w:r>
-                    <w:rPr>
-                      <w:b/>
-                      <w:bCs/>
-                      <w:i/>
-                      <w:w w:val="105"/>
-                      <w:sz w:val="18"/>
-                      <w:szCs w:val="18"/>
-                    </w:rPr>
-                    <w:t>№ п/п</w:t>
-                  </w:r>
-                </w:p>
-              </w:tc>
-              <w:tc>
-                <w:tcPr>
-                  <w:tcW w:w="3828" w:type="dxa"/>
-                  <w:vAlign w:val="center"/>
-                </w:tcPr>
-                <w:p>
-                  <w:pPr>
-                    <w:widowControl w:val="0"/>
-                    <w:autoSpaceDE w:val="0"/>
-                    <w:autoSpaceDN w:val="0"/>
-                    <w:adjustRightInd w:val="0"/>
-                    <w:ind w:left="17"/>
-                    <w:jc w:val="center"/>
-                    <w:rPr>
-                      <w:b/>
-                      <w:bCs/>
-                      <w:i/>
-                      <w:w w:val="105"/>
-                      <w:sz w:val="18"/>
-                      <w:szCs w:val="18"/>
-                    </w:rPr>
-                  </w:pPr>
-                  <w:r>
-                    <w:rPr>
-                      <w:b/>
-                      <w:bCs/>
-                      <w:i/>
-                      <w:w w:val="105"/>
-                      <w:sz w:val="18"/>
-                      <w:szCs w:val="18"/>
-                    </w:rPr>
-                    <w:t>Наименование</w:t>
-                  </w:r>
-                </w:p>
-              </w:tc>
-              <w:tc>
-                <w:tcPr>
-                  <w:tcW w:w="1842" w:type="dxa"/>
-                  <w:vAlign w:val="center"/>
-                </w:tcPr>
-                <w:p>
-                  <w:pPr>
-                    <w:widowControl w:val="0"/>
-                    <w:autoSpaceDE w:val="0"/>
-                    <w:autoSpaceDN w:val="0"/>
-                    <w:adjustRightInd w:val="0"/>
-                    <w:ind w:left="17"/>
-                    <w:jc w:val="center"/>
-                    <w:rPr>
-                      <w:b/>
-                      <w:bCs/>
-                      <w:i/>
-                      <w:w w:val="105"/>
-                      <w:sz w:val="18"/>
-                      <w:szCs w:val="18"/>
-                    </w:rPr>
-                  </w:pPr>
-                  <w:r>
-                    <w:rPr>
-                      <w:b/>
-                      <w:bCs/>
-                      <w:i/>
-                      <w:w w:val="105"/>
-                      <w:sz w:val="18"/>
-                      <w:szCs w:val="18"/>
-                    </w:rPr>
-                    <w:t>Дата следующей поверки</w:t>
-                  </w:r>
-                </w:p>
-              </w:tc>
-            </w:tr>
-            <w:tr>
-              <w:trPr>
-                <w:trHeight w:val="269"/>
-              </w:trPr>
-              <w:tc>
-                <w:tcPr>
-                  <w:tcW w:w="562" w:type="dxa"/>
-                  <w:vAlign w:val="center"/>
-                </w:tcPr>
-                <w:p>
-                  <w:pPr>
-                    <w:widowControl w:val="0"/>
-                    <w:autoSpaceDE w:val="0"/>
-                    <w:autoSpaceDN w:val="0"/>
-                    <w:adjustRightInd w:val="0"/>
-                    <w:ind w:left="15"/>
-                    <w:jc w:val="center"/>
-                    <w:rPr>
-                      <w:bCs/>
-                      <w:i/>
-                      <w:w w:val="105"/>
-                      <w:sz w:val="18"/>
-                      <w:szCs w:val="18"/>
-                    </w:rPr>
-                  </w:pPr>
-                  <w:r>
-                    <w:rPr>
-                      <w:bCs/>
-                      <w:i/>
-                      <w:w w:val="105"/>
-                      <w:sz w:val="18"/>
-                      <w:szCs w:val="18"/>
-                    </w:rPr>
-                    <w:t>1</w:t>
-                  </w:r>
-                </w:p>
-              </w:tc>
-              <w:tc>
-                <w:tcPr>
-                  <w:tcW w:w="3828" w:type="dxa"/>
-                  <w:vAlign w:val="center"/>
-                </w:tcPr>
-                <w:p>
-                  <w:pPr>
-                    <w:widowControl w:val="0"/>
-                    <w:autoSpaceDE w:val="0"/>
-                    <w:autoSpaceDN w:val="0"/>
-                    <w:adjustRightInd w:val="0"/>
-                    <w:ind w:left="15"/>
-                    <w:rPr>
-                      <w:bCs/>
-                      <w:i/>
-                      <w:w w:val="105"/>
-                      <w:sz w:val="18"/>
-                      <w:szCs w:val="18"/>
-                      <w:lang w:eastAsia="en-US"/>
-                    </w:rPr>
-                  </w:pPr>
-                  <w:r>
-                    <w:rPr>
-                      <w:bCs/>
-                      <w:i/>
-                      <w:w w:val="105"/>
-                      <w:sz w:val="18"/>
-                      <w:szCs w:val="18"/>
-                      <w:lang w:eastAsia="en-US"/>
-                    </w:rPr>
-                    <w:t>Нивелир RGK C-20</w:t>
-                  </w:r>
-                </w:p>
-              </w:tc>
-              <w:tc>
-                <w:tcPr>
-                  <w:tcW w:w="1842" w:type="dxa"/>
-                  <w:vAlign w:val="center"/>
-                </w:tcPr>
-                <w:p>
-                  <w:pPr>
-                    <w:widowControl w:val="0"/>
-                    <w:autoSpaceDE w:val="0"/>
-                    <w:autoSpaceDN w:val="0"/>
-                    <w:adjustRightInd w:val="0"/>
-                    <w:ind w:left="15"/>
-                    <w:jc w:val="center"/>
-                    <w:rPr>
-                      <w:bCs/>
-                      <w:i/>
-                      <w:w w:val="105"/>
-                      <w:sz w:val="18"/>
-                      <w:szCs w:val="18"/>
-                      <w:lang w:eastAsia="en-US"/>
-                    </w:rPr>
-                  </w:pPr>
-                  <w:r>
-                    <w:rPr>
-                      <w:bCs/>
-                      <w:i/>
-                      <w:w w:val="105"/>
-                      <w:sz w:val="18"/>
-                      <w:szCs w:val="18"/>
-                      <w:lang w:eastAsia="en-US"/>
-                    </w:rPr>
-                    <w:t>26.07.2025</w:t>
-                  </w:r>
-                </w:p>
-              </w:tc>
-            </w:tr>
-            <w:tr>
-              <w:trPr>
-                <w:trHeight w:val="269"/>
-              </w:trPr>
-              <w:tc>
-                <w:tcPr>
-                  <w:tcW w:w="562" w:type="dxa"/>
-                  <w:vAlign w:val="center"/>
-                </w:tcPr>
-                <w:p>
-                  <w:pPr>
-                    <w:widowControl w:val="0"/>
-                    <w:autoSpaceDE w:val="0"/>
-                    <w:autoSpaceDN w:val="0"/>
-                    <w:adjustRightInd w:val="0"/>
-                    <w:ind w:left="15"/>
-                    <w:jc w:val="center"/>
-                    <w:rPr>
-                      <w:bCs/>
-                      <w:i/>
-                      <w:w w:val="105"/>
-                      <w:sz w:val="18"/>
-                      <w:szCs w:val="18"/>
-                    </w:rPr>
-                  </w:pPr>
-                  <w:r>
-                    <w:rPr>
-                      <w:bCs/>
-                      <w:i/>
-                      <w:color w:val="000000"/>
-                      <w:w w:val="105"/>
-                      <w:sz w:val="18"/>
-                      <w:szCs w:val="18"/>
-                    </w:rPr>
-                    <w:t>2</w:t>
-                  </w:r>
-                </w:p>
-              </w:tc>
-              <w:tc>
-                <w:tcPr>
-                  <w:tcW w:w="3828" w:type="dxa"/>
-                  <w:vAlign w:val="center"/>
-                </w:tcPr>
-                <w:p>
-                  <w:pPr>
-                    <w:widowControl w:val="0"/>
-                    <w:autoSpaceDE w:val="0"/>
-                    <w:autoSpaceDN w:val="0"/>
-                    <w:adjustRightInd w:val="0"/>
-                    <w:ind w:left="15"/>
-                    <w:rPr>
-                      <w:bCs/>
-                      <w:i/>
-                      <w:w w:val="105"/>
-                      <w:sz w:val="18"/>
-                      <w:szCs w:val="18"/>
-                      <w:lang w:eastAsia="en-US"/>
-                    </w:rPr>
-                  </w:pPr>
-                  <w:r>
-                    <w:rPr>
-                      <w:bCs/>
-                      <w:i/>
-                      <w:color w:val="000000"/>
-                      <w:w w:val="105"/>
-                      <w:sz w:val="18"/>
-                      <w:szCs w:val="18"/>
-                      <w:lang w:eastAsia="en-US"/>
-                    </w:rPr>
-                    <w:t>Эхолот «Кристалл-40ВП»</w:t>
-                  </w:r>
-                </w:p>
-              </w:tc>
-              <w:tc>
-                <w:tcPr>
-                  <w:tcW w:w="1842" w:type="dxa"/>
-                  <w:vAlign w:val="center"/>
-                </w:tcPr>
-                <w:p>
-                  <w:pPr>
-                    <w:widowControl w:val="0"/>
-                    <w:autoSpaceDE w:val="0"/>
-                    <w:autoSpaceDN w:val="0"/>
-                    <w:adjustRightInd w:val="0"/>
-                    <w:ind w:left="15"/>
-                    <w:jc w:val="center"/>
-                    <w:rPr>
-                      <w:bCs/>
-                      <w:i/>
-                      <w:w w:val="105"/>
-                      <w:sz w:val="18"/>
-                      <w:szCs w:val="18"/>
-                      <w:lang w:eastAsia="en-US"/>
-                    </w:rPr>
-                  </w:pPr>
-                  <w:r>
-                    <w:rPr>
-                      <w:bCs/>
-                      <w:i/>
-                      <w:color w:val="000000"/>
-                      <w:w w:val="105"/>
-                      <w:sz w:val="18"/>
-                      <w:szCs w:val="18"/>
-                      <w:lang w:eastAsia="en-US"/>
-                    </w:rPr>
-                    <w:t>20.09.2025</w:t>
-                  </w:r>
-                </w:p>
-              </w:tc>
-            </w:tr>
-            <w:tr>
-              <w:trPr>
-                <w:trHeight w:val="269"/>
-              </w:trPr>
-              <w:tc>
-                <w:tcPr>
-                  <w:tcW w:w="562" w:type="dxa"/>
-                  <w:vAlign w:val="center"/>
-                </w:tcPr>
-                <w:p>
-                  <w:pPr>
-                    <w:widowControl w:val="0"/>
-                    <w:autoSpaceDE w:val="0"/>
-                    <w:autoSpaceDN w:val="0"/>
-                    <w:adjustRightInd w:val="0"/>
-                    <w:ind w:left="15"/>
-                    <w:jc w:val="center"/>
-                    <w:rPr>
-                      <w:bCs/>
-                      <w:i/>
-                      <w:w w:val="105"/>
-                      <w:sz w:val="18"/>
-                      <w:szCs w:val="18"/>
-                    </w:rPr>
-                  </w:pPr>
-                  <w:r>
-                    <w:rPr>
-                      <w:bCs/>
-                      <w:i/>
-                      <w:color w:val="000000"/>
-                      <w:w w:val="105"/>
-                      <w:sz w:val="18"/>
-                      <w:szCs w:val="18"/>
-                    </w:rPr>
-                    <w:t>3</w:t>
-                  </w:r>
-                </w:p>
-              </w:tc>
-              <w:tc>
-                <w:tcPr>
-                  <w:tcW w:w="3828" w:type="dxa"/>
-                  <w:vAlign w:val="center"/>
-                </w:tcPr>
-                <w:p>
-                  <w:pPr>
-                    <w:widowControl w:val="0"/>
-                    <w:autoSpaceDE w:val="0"/>
-                    <w:autoSpaceDN w:val="0"/>
-                    <w:adjustRightInd w:val="0"/>
-                    <w:ind w:left="15"/>
-                    <w:rPr>
-                      <w:bCs/>
-                      <w:i/>
-                      <w:w w:val="105"/>
-                      <w:sz w:val="18"/>
-                      <w:szCs w:val="18"/>
-                      <w:lang w:eastAsia="en-US"/>
-                    </w:rPr>
-                  </w:pPr>
-                  <w:r>
-                    <w:rPr>
-                      <w:bCs/>
-                      <w:i/>
-                      <w:color w:val="000000"/>
-                      <w:w w:val="105"/>
-                      <w:sz w:val="18"/>
-                      <w:szCs w:val="18"/>
-                      <w:lang w:eastAsia="en-US"/>
-                    </w:rPr>
-                    <w:t xml:space="preserve">Эхолот, </w:t>
-                  </w:r>
-                  <w:proofErr w:type="spellStart"/>
-                  <w:r>
-                    <w:rPr>
-                      <w:bCs/>
-                      <w:i/>
-                      <w:color w:val="000000"/>
-                      <w:w w:val="105"/>
-                      <w:sz w:val="18"/>
-                      <w:szCs w:val="18"/>
-                      <w:lang w:eastAsia="en-US"/>
-                    </w:rPr>
-                    <w:t>картплоттер</w:t>
-                  </w:r>
-                  <w:proofErr w:type="spellEnd"/>
-                  <w:r>
-                    <w:rPr>
-                      <w:bCs/>
-                      <w:i/>
-                      <w:color w:val="000000"/>
-                      <w:w w:val="105"/>
-                      <w:sz w:val="18"/>
-                      <w:szCs w:val="18"/>
-                      <w:lang w:eastAsia="en-US"/>
-                    </w:rPr>
-                    <w:t xml:space="preserve"> GPSMAP 585</w:t>
-                  </w:r>
-                </w:p>
-              </w:tc>
-              <w:tc>
-                <w:tcPr>
-                  <w:tcW w:w="1842" w:type="dxa"/>
-                  <w:vAlign w:val="center"/>
-                </w:tcPr>
-                <w:p>
-                  <w:pPr>
-                    <w:widowControl w:val="0"/>
-                    <w:autoSpaceDE w:val="0"/>
-                    <w:autoSpaceDN w:val="0"/>
-                    <w:adjustRightInd w:val="0"/>
-                    <w:ind w:left="15"/>
-                    <w:jc w:val="center"/>
-                    <w:rPr>
-                      <w:bCs/>
-                      <w:i/>
-                      <w:w w:val="105"/>
-                      <w:sz w:val="18"/>
-                      <w:szCs w:val="18"/>
-                      <w:lang w:eastAsia="en-US"/>
-                    </w:rPr>
-                  </w:pPr>
-                  <w:r>
-                    <w:rPr>
-                      <w:bCs/>
-                      <w:i/>
-                      <w:color w:val="000000"/>
-                      <w:w w:val="105"/>
-                      <w:sz w:val="18"/>
-                      <w:szCs w:val="18"/>
-                      <w:lang w:eastAsia="en-US"/>
-                    </w:rPr>
-                    <w:t>-</w:t>
-                  </w:r>
-                </w:p>
-              </w:tc>
-            </w:tr>
-            <w:tr>
-              <w:trPr>
-                <w:trHeight w:val="269"/>
-              </w:trPr>
-              <w:tc>
-                <w:tcPr>
-                  <w:tcW w:w="562" w:type="dxa"/>
-                  <w:vAlign w:val="center"/>
-                </w:tcPr>
-                <w:p>
-                  <w:pPr>
-                    <w:widowControl w:val="0"/>
-                    <w:autoSpaceDE w:val="0"/>
-                    <w:autoSpaceDN w:val="0"/>
-                    <w:adjustRightInd w:val="0"/>
-                    <w:ind w:left="15"/>
-                    <w:jc w:val="center"/>
-                    <w:rPr>
-                      <w:bCs/>
-                      <w:i/>
-                      <w:w w:val="105"/>
-                      <w:sz w:val="18"/>
-                      <w:szCs w:val="18"/>
-                    </w:rPr>
-                  </w:pPr>
-                  <w:r>
-                    <w:rPr>
-                      <w:bCs/>
-                      <w:i/>
-                      <w:w w:val="105"/>
-                      <w:sz w:val="18"/>
-                      <w:szCs w:val="18"/>
-                    </w:rPr>
-                    <w:t>4</w:t>
-                  </w:r>
-                </w:p>
-              </w:tc>
-              <w:tc>
-                <w:tcPr>
-                  <w:tcW w:w="3828" w:type="dxa"/>
-                  <w:vAlign w:val="center"/>
-                </w:tcPr>
-                <w:p>
-                  <w:pPr>
-                    <w:widowControl w:val="0"/>
-                    <w:autoSpaceDE w:val="0"/>
-                    <w:autoSpaceDN w:val="0"/>
-                    <w:adjustRightInd w:val="0"/>
-                    <w:ind w:left="15"/>
-                    <w:rPr>
-                      <w:bCs/>
-                      <w:i/>
-                      <w:w w:val="105"/>
-                      <w:sz w:val="18"/>
-                      <w:szCs w:val="18"/>
-                      <w:lang w:eastAsia="en-US"/>
-                    </w:rPr>
-                  </w:pPr>
-                  <w:r>
-                    <w:rPr>
-                      <w:bCs/>
-                      <w:i/>
-                      <w:w w:val="105"/>
-                      <w:sz w:val="18"/>
-                      <w:szCs w:val="18"/>
-                      <w:lang w:eastAsia="en-US"/>
-                    </w:rPr>
-                    <w:t>Вертушка гидрометрическая типа ИСП-1М, преобразователь сигналов вертушки ПСВ-1</w:t>
-                  </w:r>
-                </w:p>
-              </w:tc>
-              <w:tc>
-                <w:tcPr>
-                  <w:tcW w:w="1842" w:type="dxa"/>
-                  <w:vAlign w:val="center"/>
-                </w:tcPr>
-                <w:p>
-                  <w:pPr>
-                    <w:widowControl w:val="0"/>
-                    <w:autoSpaceDE w:val="0"/>
-                    <w:autoSpaceDN w:val="0"/>
-                    <w:adjustRightInd w:val="0"/>
-                    <w:ind w:left="15"/>
-                    <w:jc w:val="center"/>
-                    <w:rPr>
-                      <w:bCs/>
-                      <w:i/>
-                      <w:w w:val="105"/>
-                      <w:sz w:val="18"/>
-                      <w:szCs w:val="18"/>
-                      <w:lang w:eastAsia="en-US"/>
-                    </w:rPr>
-                  </w:pPr>
-                  <w:r>
-                    <w:rPr>
-                      <w:bCs/>
-                      <w:i/>
-                      <w:w w:val="105"/>
-                      <w:sz w:val="18"/>
-                      <w:szCs w:val="18"/>
-                      <w:lang w:eastAsia="en-US"/>
-                    </w:rPr>
-                    <w:t>31.01.2025</w:t>
-                  </w:r>
-                </w:p>
-              </w:tc>
-            </w:tr>
-          </w:tbl>
           <w:p>
             <w:pPr>
               <w:pStyle w:val="ac"/>
@@ -12118,35 +9019,6 @@
                 <w:szCs w:val="24"/>
               </w:rPr>
               <w:t xml:space="preserve"> проводятся в 3 этапа:</w:t>
-            </w:r>
-          </w:p>
-          <w:p>
-            <w:pPr>
-              <w:pStyle w:val="ac"/>
-              <w:numPr>
-                <w:ilvl w:val="0"/>
-                <w:numId w:val="10"/>
-              </w:numPr>
-              <w:tabs>
-                <w:tab w:val="left" w:pos="1860"/>
-              </w:tabs>
-              <w:spacing w:after="0"/>
-              <w:ind w:left="317" w:hanging="284"/>
-              <w:rPr>
-                <w:bCs/>
-                <w:i/>
-                <w:sz w:val="24"/>
-                <w:szCs w:val="24"/>
-              </w:rPr>
-            </w:pPr>
-            <w:r>
-              <w:rPr>
-                <w:bCs/>
-                <w:i/>
-                <w:sz w:val="24"/>
-                <w:szCs w:val="24"/>
-              </w:rPr>
-              <w:t>Подготовка задания полевой бригаде (ПБ) - осуществляется руководителем отдела комплексных инженерных изысканий и мониторинга (КИИМ) на основании Задания на выполнение ИИ с учетом конкретного перечня расчетных гидрометеорологических характеристик.</w:t>
             </w:r>
           </w:p>
           <w:p>
@@ -12176,6 +9048,36 @@
                 <w:sz w:val="24"/>
                 <w:szCs w:val="24"/>
               </w:rPr>
+              <w:t>Подготовка задания полевой бригаде (ПБ) - осуществляется руководителем отдела комплексных инженерных изысканий и мониторинга (КИИМ) на основании Задания на выполнение ИИ с учетом конкретного перечня расчетных гидрометеорологических характеристик.</w:t>
+            </w:r>
+          </w:p>
+          <w:p>
+            <w:pPr>
+              <w:pStyle w:val="ac"/>
+              <w:numPr>
+                <w:ilvl w:val="0"/>
+                <w:numId w:val="10"/>
+              </w:numPr>
+              <w:tabs>
+                <w:tab w:val="left" w:pos="1860"/>
+              </w:tabs>
+              <w:spacing w:after="0"/>
+              <w:ind w:left="317" w:hanging="284"/>
+              <w:jc w:val="both"/>
+              <w:rPr>
+                <w:bCs/>
+                <w:i/>
+                <w:sz w:val="24"/>
+                <w:szCs w:val="24"/>
+              </w:rPr>
+            </w:pPr>
+            <w:r>
+              <w:rPr>
+                <w:bCs/>
+                <w:i/>
+                <w:sz w:val="24"/>
+                <w:szCs w:val="24"/>
+              </w:rPr>
               <w:t>Маршрутные (рекогносцировочные) наблюдения:</w:t>
             </w:r>
           </w:p>
@@ -12206,7 +9108,7 @@
                 <w:sz w:val="24"/>
                 <w:szCs w:val="24"/>
               </w:rPr>
-              <w:t xml:space="preserve">определение количественных параметров морфометрии русла, пойм, долины и ложа, ГТС; </w:t>
+              <w:t>определение характера рельефа и растительности пойм;</w:t>
             </w:r>
           </w:p>
           <w:p>
@@ -12236,7 +9138,151 @@
                 <w:sz w:val="24"/>
                 <w:szCs w:val="24"/>
               </w:rPr>
-              <w:t>определение характера рельефа и растительности пойм;</w:t>
+              <w:t xml:space="preserve">характеристика особенностей водосбора (тип растительности, свойства подстилающей поверхности) определялась визуальным методом с </w:t>
+            </w:r>
+            <w:proofErr w:type="spellStart"/>
+            <w:r>
+              <w:rPr>
+                <w:bCs/>
+                <w:i/>
+                <w:sz w:val="24"/>
+                <w:szCs w:val="24"/>
+              </w:rPr>
+              <w:t>фотофиксацией</w:t>
+            </w:r>
+            <w:proofErr w:type="spellEnd"/>
+            <w:r>
+              <w:rPr>
+                <w:bCs/>
+                <w:i/>
+                <w:sz w:val="24"/>
+                <w:szCs w:val="24"/>
+              </w:rPr>
+              <w:t>;</w:t>
+            </w:r>
+          </w:p>
+          <w:p>
+            <w:pPr>
+              <w:pStyle w:val="ac"/>
+              <w:tabs>
+                <w:tab w:val="left" w:pos="1860"/>
+              </w:tabs>
+              <w:spacing w:after="0"/>
+              <w:ind w:left="0"/>
+              <w:rPr>
+                <w:bCs/>
+                <w:i/>
+                <w:sz w:val="24"/>
+                <w:szCs w:val="24"/>
+              </w:rPr>
+            </w:pPr>
+            <w:r>
+              <w:rPr>
+                <w:bCs/>
+                <w:i/>
+                <w:sz w:val="24"/>
+                <w:szCs w:val="24"/>
+                <w:u w:val="single"/>
+              </w:rPr>
+              <w:t>Камеральные работы</w:t>
+            </w:r>
+            <w:r>
+              <w:rPr>
+                <w:bCs/>
+                <w:i/>
+                <w:sz w:val="24"/>
+                <w:szCs w:val="24"/>
+              </w:rPr>
+              <w:t xml:space="preserve"> выполняются в 3 этапа:</w:t>
+            </w:r>
+          </w:p>
+          <w:p>
+            <w:pPr>
+              <w:pStyle w:val="ac"/>
+              <w:numPr>
+                <w:ilvl w:val="0"/>
+                <w:numId w:val="7"/>
+              </w:numPr>
+              <w:tabs>
+                <w:tab w:val="left" w:pos="1860"/>
+              </w:tabs>
+              <w:spacing w:after="0"/>
+              <w:ind w:left="317" w:hanging="284"/>
+              <w:jc w:val="both"/>
+              <w:rPr>
+                <w:bCs/>
+                <w:i/>
+                <w:sz w:val="24"/>
+                <w:szCs w:val="24"/>
+              </w:rPr>
+            </w:pPr>
+            <w:r>
+              <w:rPr>
+                <w:bCs/>
+                <w:i/>
+                <w:sz w:val="24"/>
+                <w:szCs w:val="24"/>
+              </w:rPr>
+              <w:t>Подготовительный этап:</w:t>
+            </w:r>
+          </w:p>
+          <w:p>
+            <w:pPr>
+              <w:pStyle w:val="ac"/>
+              <w:numPr>
+                <w:ilvl w:val="0"/>
+                <w:numId w:val="11"/>
+              </w:numPr>
+              <w:tabs>
+                <w:tab w:val="left" w:pos="1860"/>
+              </w:tabs>
+              <w:spacing w:after="0"/>
+              <w:ind w:left="601" w:hanging="283"/>
+              <w:jc w:val="both"/>
+              <w:rPr>
+                <w:bCs/>
+                <w:i/>
+                <w:sz w:val="24"/>
+                <w:szCs w:val="24"/>
+              </w:rPr>
+            </w:pPr>
+            <w:r>
+              <w:rPr>
+                <w:i/>
+                <w:sz w:val="24"/>
+                <w:szCs w:val="24"/>
+              </w:rPr>
+              <w:t>сбор, анализ и обобщение материалов стационарных наблюдений Росгидромета и материалов ранее выполненных инженерно-гидрометеорологических изысканий и исследований;</w:t>
+            </w:r>
+          </w:p>
+          <w:p>
+            <w:pPr>
+              <w:pStyle w:val="ac"/>
+              <w:numPr>
+                <w:ilvl w:val="0"/>
+                <w:numId w:val="7"/>
+              </w:numPr>
+              <w:tabs>
+                <w:tab w:val="left" w:pos="1860"/>
+              </w:tabs>
+              <w:spacing w:after="0"/>
+              <w:ind w:left="317" w:hanging="284"/>
+              <w:jc w:val="both"/>
+              <w:rPr>
+                <w:bCs/>
+                <w:i/>
+                <w:sz w:val="24"/>
+                <w:szCs w:val="24"/>
+              </w:rPr>
+            </w:pPr>
+            <w:r>
+              <w:rPr>
+                <w:bCs/>
+                <w:i/>
+                <w:sz w:val="24"/>
+                <w:szCs w:val="24"/>
+              </w:rPr>
+              <w:t>Основной этап:</w:t>
             </w:r>
           </w:p>
           <w:p>
@@ -12266,7 +9312,7 @@
                 <w:sz w:val="24"/>
                 <w:szCs w:val="24"/>
               </w:rPr>
-              <w:t>характеристика особенностей водосбора (тип растительности, свойства подстилающей поверхности) определялась визуальным методом с фотофиксацией;</w:t>
+              <w:t>анализ полноты предоставленной информации по объекту: полученных от заказчика и уполномоченных органов исходных данных и сведений об объекте, полевых материалов, результатов лабораторных исследований – осуществляется руководством отдела комплексных инженерных изысканий и мониторинга (КИИМ); корректировка материалов по замечаниям к их качеству;</w:t>
             </w:r>
           </w:p>
           <w:p>
@@ -12296,7 +9342,27 @@
                 <w:sz w:val="24"/>
                 <w:szCs w:val="24"/>
               </w:rPr>
-              <w:t xml:space="preserve">определение абсолютных отметок водной поверхности, уровней воды и морфометрических профилей осуществлялось посредством их привязки к «жестким» опорным точкам, отметки которых получены с </w:t>
+              <w:t>подготовка сотруднико</w:t>
+            </w:r>
+            <w:proofErr w:type="gramStart"/>
+            <w:r>
+              <w:rPr>
+                <w:bCs/>
+                <w:i/>
+                <w:sz w:val="24"/>
+                <w:szCs w:val="24"/>
+              </w:rPr>
+              <w:t>м(</w:t>
+            </w:r>
+            <w:proofErr w:type="gramEnd"/>
+            <w:r>
+              <w:rPr>
+                <w:bCs/>
+                <w:i/>
+                <w:sz w:val="24"/>
+                <w:szCs w:val="24"/>
+              </w:rPr>
+              <w:t>-</w:t>
             </w:r>
             <w:proofErr w:type="spellStart"/>
             <w:r>
@@ -12306,7 +9372,7 @@
                 <w:sz w:val="24"/>
                 <w:szCs w:val="24"/>
               </w:rPr>
-              <w:t>геоподосновы</w:t>
+              <w:t>ами</w:t>
             </w:r>
             <w:proofErr w:type="spellEnd"/>
             <w:r>
@@ -12316,42 +9382,171 @@
                 <w:sz w:val="24"/>
                 <w:szCs w:val="24"/>
               </w:rPr>
-              <w:t xml:space="preserve">, выполненной в рамках инженерно-геодезических изысканий. </w:t>
+              <w:t>) отдела КИИМ технического отчета по ИИ в электронном и бумажном ви</w:t>
+            </w:r>
+            <w:r>
+              <w:rPr>
+                <w:bCs/>
+                <w:i/>
+                <w:sz w:val="24"/>
+                <w:szCs w:val="24"/>
+              </w:rPr>
+              <w:t>де в соответствии с ГОСТ Р 21.1</w:t>
+            </w:r>
+            <w:r>
+              <w:rPr>
+                <w:bCs/>
+                <w:i/>
+                <w:sz w:val="24"/>
+                <w:szCs w:val="24"/>
+              </w:rPr>
+              <w:t>01-20</w:t>
+            </w:r>
+            <w:r>
+              <w:rPr>
+                <w:bCs/>
+                <w:i/>
+                <w:sz w:val="24"/>
+                <w:szCs w:val="24"/>
+              </w:rPr>
+              <w:t>2</w:t>
+            </w:r>
+            <w:r>
+              <w:rPr>
+                <w:bCs/>
+                <w:i/>
+                <w:sz w:val="24"/>
+                <w:szCs w:val="24"/>
+              </w:rPr>
+              <w:t>6</w:t>
+            </w:r>
+            <w:r>
+              <w:rPr>
+                <w:bCs/>
+                <w:i/>
+                <w:sz w:val="24"/>
+                <w:szCs w:val="24"/>
+              </w:rPr>
+              <w:t xml:space="preserve"> «</w:t>
+            </w:r>
+            <w:r>
+              <w:rPr>
+                <w:bCs/>
+                <w:i/>
+                <w:sz w:val="24"/>
+                <w:szCs w:val="24"/>
+              </w:rPr>
+              <w:t>СПДС</w:t>
+            </w:r>
+            <w:r>
+              <w:rPr>
+                <w:bCs/>
+                <w:i/>
+                <w:sz w:val="24"/>
+                <w:szCs w:val="24"/>
+              </w:rPr>
+              <w:t>. Основные требования к проектной и рабочей документации»;</w:t>
             </w:r>
           </w:p>
           <w:p>
             <w:pPr>
               <w:pStyle w:val="ac"/>
+              <w:numPr>
+                <w:ilvl w:val="0"/>
+                <w:numId w:val="11"/>
+              </w:numPr>
               <w:tabs>
                 <w:tab w:val="left" w:pos="1860"/>
               </w:tabs>
               <w:spacing w:after="0"/>
-              <w:ind w:left="0"/>
-              <w:rPr>
-                <w:bCs/>
-                <w:i/>
-                <w:sz w:val="24"/>
-                <w:szCs w:val="24"/>
-              </w:rPr>
-            </w:pPr>
-            <w:r>
-              <w:rPr>
-                <w:bCs/>
-                <w:i/>
-                <w:sz w:val="24"/>
-                <w:szCs w:val="24"/>
-                <w:u w:val="single"/>
-              </w:rPr>
-              <w:t>Камеральные работы</w:t>
-            </w:r>
-            <w:r>
-              <w:rPr>
-                <w:bCs/>
-                <w:i/>
-                <w:sz w:val="24"/>
-                <w:szCs w:val="24"/>
-              </w:rPr>
-              <w:t xml:space="preserve"> выполняются в 3 этапа:</w:t>
+              <w:ind w:left="602" w:hanging="284"/>
+              <w:jc w:val="both"/>
+              <w:rPr>
+                <w:bCs/>
+                <w:i/>
+                <w:sz w:val="24"/>
+                <w:szCs w:val="24"/>
+              </w:rPr>
+            </w:pPr>
+            <w:r>
+              <w:rPr>
+                <w:bCs/>
+                <w:i/>
+                <w:sz w:val="24"/>
+                <w:szCs w:val="24"/>
+              </w:rPr>
+              <w:t>контроль качества технического отчета в ходе внутренней проверки, выдача замечаний по результатам проверки осуществляется руководством отдела КИИМ;</w:t>
+            </w:r>
+          </w:p>
+          <w:p>
+            <w:pPr>
+              <w:pStyle w:val="ac"/>
+              <w:numPr>
+                <w:ilvl w:val="0"/>
+                <w:numId w:val="11"/>
+              </w:numPr>
+              <w:tabs>
+                <w:tab w:val="left" w:pos="1860"/>
+              </w:tabs>
+              <w:spacing w:after="0"/>
+              <w:ind w:left="602" w:hanging="284"/>
+              <w:jc w:val="both"/>
+              <w:rPr>
+                <w:bCs/>
+                <w:i/>
+                <w:sz w:val="24"/>
+                <w:szCs w:val="24"/>
+              </w:rPr>
+            </w:pPr>
+            <w:r>
+              <w:rPr>
+                <w:bCs/>
+                <w:i/>
+                <w:sz w:val="24"/>
+                <w:szCs w:val="24"/>
+              </w:rPr>
+              <w:lastRenderedPageBreak/>
+              <w:t>устранение исполнителе</w:t>
+            </w:r>
+            <w:proofErr w:type="gramStart"/>
+            <w:r>
+              <w:rPr>
+                <w:bCs/>
+                <w:i/>
+                <w:sz w:val="24"/>
+                <w:szCs w:val="24"/>
+              </w:rPr>
+              <w:t>м(</w:t>
+            </w:r>
+            <w:proofErr w:type="gramEnd"/>
+            <w:r>
+              <w:rPr>
+                <w:bCs/>
+                <w:i/>
+                <w:sz w:val="24"/>
+                <w:szCs w:val="24"/>
+              </w:rPr>
+              <w:t>-</w:t>
+            </w:r>
+            <w:proofErr w:type="spellStart"/>
+            <w:r>
+              <w:rPr>
+                <w:bCs/>
+                <w:i/>
+                <w:sz w:val="24"/>
+                <w:szCs w:val="24"/>
+              </w:rPr>
+              <w:t>ями</w:t>
+            </w:r>
+            <w:proofErr w:type="spellEnd"/>
+            <w:r>
+              <w:rPr>
+                <w:bCs/>
+                <w:i/>
+                <w:sz w:val="24"/>
+                <w:szCs w:val="24"/>
+              </w:rPr>
+              <w:t>) замечаний к техническому отчету по результатам внутренней проверки, анализ причин несоответствия.</w:t>
             </w:r>
           </w:p>
           <w:p>
@@ -12381,7 +9576,7 @@
                 <w:sz w:val="24"/>
                 <w:szCs w:val="24"/>
               </w:rPr>
-              <w:t>Подготовительный этап:</w:t>
+              <w:t>Завершающий этап:</w:t>
             </w:r>
           </w:p>
           <w:p>
@@ -12406,41 +9601,12 @@
             </w:pPr>
             <w:r>
               <w:rPr>
-                <w:i/>
-                <w:sz w:val="24"/>
-                <w:szCs w:val="24"/>
-              </w:rPr>
-              <w:t>сбор, анализ и обобщение материалов стационарных наблюдений Росгидромета и материалов ранее выполненных инженерно-гидрометеорологических изысканий и исследований;</w:t>
-            </w:r>
-          </w:p>
-          <w:p>
-            <w:pPr>
-              <w:pStyle w:val="ac"/>
-              <w:numPr>
-                <w:ilvl w:val="0"/>
-                <w:numId w:val="7"/>
-              </w:numPr>
-              <w:tabs>
-                <w:tab w:val="left" w:pos="1860"/>
-              </w:tabs>
-              <w:spacing w:after="0"/>
-              <w:ind w:left="317" w:hanging="284"/>
-              <w:jc w:val="both"/>
-              <w:rPr>
-                <w:bCs/>
-                <w:i/>
-                <w:sz w:val="24"/>
-                <w:szCs w:val="24"/>
-              </w:rPr>
-            </w:pPr>
-            <w:r>
-              <w:rPr>
-                <w:bCs/>
-                <w:i/>
-                <w:sz w:val="24"/>
-                <w:szCs w:val="24"/>
-              </w:rPr>
-              <w:t>Основной этап:</w:t>
+                <w:bCs/>
+                <w:i/>
+                <w:sz w:val="24"/>
+                <w:szCs w:val="24"/>
+              </w:rPr>
+              <w:t xml:space="preserve">утверждение технического отчета руководством организации; </w:t>
             </w:r>
           </w:p>
           <w:p>
@@ -12457,283 +9623,6 @@
               <w:ind w:left="602" w:hanging="284"/>
               <w:jc w:val="both"/>
               <w:rPr>
-                <w:bCs/>
-                <w:i/>
-                <w:sz w:val="24"/>
-                <w:szCs w:val="24"/>
-              </w:rPr>
-            </w:pPr>
-            <w:r>
-              <w:rPr>
-                <w:bCs/>
-                <w:i/>
-                <w:sz w:val="24"/>
-                <w:szCs w:val="24"/>
-              </w:rPr>
-              <w:lastRenderedPageBreak/>
-              <w:t>анализ полноты предоставленной информации по объекту: полученных от заказчика и уполномоченных органов исходных данных и сведений об объекте, полевых материалов, результатов лабораторных исследований – осуществляется руководством отдела комплексных инженерных изысканий и мониторинга (КИИМ); корректировка материалов по замечаниям к их качеству;</w:t>
-            </w:r>
-          </w:p>
-          <w:p>
-            <w:pPr>
-              <w:pStyle w:val="ac"/>
-              <w:numPr>
-                <w:ilvl w:val="0"/>
-                <w:numId w:val="11"/>
-              </w:numPr>
-              <w:tabs>
-                <w:tab w:val="left" w:pos="1860"/>
-              </w:tabs>
-              <w:spacing w:after="0"/>
-              <w:ind w:left="602" w:hanging="284"/>
-              <w:jc w:val="both"/>
-              <w:rPr>
-                <w:bCs/>
-                <w:i/>
-                <w:sz w:val="24"/>
-                <w:szCs w:val="24"/>
-              </w:rPr>
-            </w:pPr>
-            <w:r>
-              <w:rPr>
-                <w:bCs/>
-                <w:i/>
-                <w:sz w:val="24"/>
-                <w:szCs w:val="24"/>
-              </w:rPr>
-              <w:t>подготовка сотруднико</w:t>
-            </w:r>
-            <w:proofErr w:type="gramStart"/>
-            <w:r>
-              <w:rPr>
-                <w:bCs/>
-                <w:i/>
-                <w:sz w:val="24"/>
-                <w:szCs w:val="24"/>
-              </w:rPr>
-              <w:t>м(</w:t>
-            </w:r>
-            <w:proofErr w:type="gramEnd"/>
-            <w:r>
-              <w:rPr>
-                <w:bCs/>
-                <w:i/>
-                <w:sz w:val="24"/>
-                <w:szCs w:val="24"/>
-              </w:rPr>
-              <w:t>-</w:t>
-            </w:r>
-            <w:proofErr w:type="spellStart"/>
-            <w:r>
-              <w:rPr>
-                <w:bCs/>
-                <w:i/>
-                <w:sz w:val="24"/>
-                <w:szCs w:val="24"/>
-              </w:rPr>
-              <w:t>ами</w:t>
-            </w:r>
-            <w:proofErr w:type="spellEnd"/>
-            <w:r>
-              <w:rPr>
-                <w:bCs/>
-                <w:i/>
-                <w:sz w:val="24"/>
-                <w:szCs w:val="24"/>
-              </w:rPr>
-              <w:t>) отдела КИИМ технического отчета по ИИ в электронном и бумажном ви</w:t>
-            </w:r>
-            <w:r>
-              <w:rPr>
-                <w:bCs/>
-                <w:i/>
-                <w:sz w:val="24"/>
-                <w:szCs w:val="24"/>
-              </w:rPr>
-              <w:t>де в соответствии с ГОСТ Р 21.1</w:t>
-            </w:r>
-            <w:r>
-              <w:rPr>
-                <w:bCs/>
-                <w:i/>
-                <w:sz w:val="24"/>
-                <w:szCs w:val="24"/>
-              </w:rPr>
-              <w:t>01-20</w:t>
-            </w:r>
-            <w:r>
-              <w:rPr>
-                <w:bCs/>
-                <w:i/>
-                <w:sz w:val="24"/>
-                <w:szCs w:val="24"/>
-              </w:rPr>
-              <w:t>20</w:t>
-            </w:r>
-            <w:r>
-              <w:rPr>
-                <w:bCs/>
-                <w:i/>
-                <w:sz w:val="24"/>
-                <w:szCs w:val="24"/>
-              </w:rPr>
-              <w:t xml:space="preserve"> «Система проектной документации для строительства. Основные требования к проектной и рабочей документации»;</w:t>
-            </w:r>
-          </w:p>
-          <w:p>
-            <w:pPr>
-              <w:pStyle w:val="ac"/>
-              <w:numPr>
-                <w:ilvl w:val="0"/>
-                <w:numId w:val="11"/>
-              </w:numPr>
-              <w:tabs>
-                <w:tab w:val="left" w:pos="1860"/>
-              </w:tabs>
-              <w:spacing w:after="0"/>
-              <w:ind w:left="602" w:hanging="284"/>
-              <w:jc w:val="both"/>
-              <w:rPr>
-                <w:bCs/>
-                <w:i/>
-                <w:sz w:val="24"/>
-                <w:szCs w:val="24"/>
-              </w:rPr>
-            </w:pPr>
-            <w:r>
-              <w:rPr>
-                <w:bCs/>
-                <w:i/>
-                <w:sz w:val="24"/>
-                <w:szCs w:val="24"/>
-              </w:rPr>
-              <w:t>контроль качества технического отчета в ходе внутренней проверки, выдача замечаний по результатам проверки осуществляется руководством отдела КИИМ;</w:t>
-            </w:r>
-          </w:p>
-          <w:p>
-            <w:pPr>
-              <w:pStyle w:val="ac"/>
-              <w:numPr>
-                <w:ilvl w:val="0"/>
-                <w:numId w:val="11"/>
-              </w:numPr>
-              <w:tabs>
-                <w:tab w:val="left" w:pos="1860"/>
-              </w:tabs>
-              <w:spacing w:after="0"/>
-              <w:ind w:left="602" w:hanging="284"/>
-              <w:jc w:val="both"/>
-              <w:rPr>
-                <w:bCs/>
-                <w:i/>
-                <w:sz w:val="24"/>
-                <w:szCs w:val="24"/>
-              </w:rPr>
-            </w:pPr>
-            <w:r>
-              <w:rPr>
-                <w:bCs/>
-                <w:i/>
-                <w:sz w:val="24"/>
-                <w:szCs w:val="24"/>
-              </w:rPr>
-              <w:t>устранение исполнителем(-</w:t>
-            </w:r>
-            <w:proofErr w:type="spellStart"/>
-            <w:r>
-              <w:rPr>
-                <w:bCs/>
-                <w:i/>
-                <w:sz w:val="24"/>
-                <w:szCs w:val="24"/>
-              </w:rPr>
-              <w:t>ями</w:t>
-            </w:r>
-            <w:proofErr w:type="spellEnd"/>
-            <w:r>
-              <w:rPr>
-                <w:bCs/>
-                <w:i/>
-                <w:sz w:val="24"/>
-                <w:szCs w:val="24"/>
-              </w:rPr>
-              <w:t>) замечаний к техническому отчету по результатам внутренней проверки, анализ причин несоответствия.</w:t>
-            </w:r>
-          </w:p>
-          <w:p>
-            <w:pPr>
-              <w:pStyle w:val="ac"/>
-              <w:numPr>
-                <w:ilvl w:val="0"/>
-                <w:numId w:val="7"/>
-              </w:numPr>
-              <w:tabs>
-                <w:tab w:val="left" w:pos="1860"/>
-              </w:tabs>
-              <w:spacing w:after="0"/>
-              <w:ind w:left="317" w:hanging="284"/>
-              <w:jc w:val="both"/>
-              <w:rPr>
-                <w:bCs/>
-                <w:i/>
-                <w:sz w:val="24"/>
-                <w:szCs w:val="24"/>
-              </w:rPr>
-            </w:pPr>
-            <w:r>
-              <w:rPr>
-                <w:bCs/>
-                <w:i/>
-                <w:sz w:val="24"/>
-                <w:szCs w:val="24"/>
-              </w:rPr>
-              <w:t>Завершающий этап:</w:t>
-            </w:r>
-          </w:p>
-          <w:p>
-            <w:pPr>
-              <w:pStyle w:val="ac"/>
-              <w:numPr>
-                <w:ilvl w:val="0"/>
-                <w:numId w:val="11"/>
-              </w:numPr>
-              <w:tabs>
-                <w:tab w:val="left" w:pos="1860"/>
-              </w:tabs>
-              <w:spacing w:after="0"/>
-              <w:ind w:left="601" w:hanging="283"/>
-              <w:jc w:val="both"/>
-              <w:rPr>
-                <w:bCs/>
-                <w:i/>
-                <w:sz w:val="24"/>
-                <w:szCs w:val="24"/>
-              </w:rPr>
-            </w:pPr>
-            <w:r>
-              <w:rPr>
-                <w:bCs/>
-                <w:i/>
-                <w:sz w:val="24"/>
-                <w:szCs w:val="24"/>
-              </w:rPr>
-              <w:t xml:space="preserve">утверждение технического отчета руководством организации; </w:t>
-            </w:r>
-          </w:p>
-          <w:p>
-            <w:pPr>
-              <w:pStyle w:val="ac"/>
-              <w:numPr>
-                <w:ilvl w:val="0"/>
-                <w:numId w:val="11"/>
-              </w:numPr>
-              <w:tabs>
-                <w:tab w:val="left" w:pos="1860"/>
-              </w:tabs>
-              <w:spacing w:after="0"/>
-              <w:ind w:left="602" w:hanging="284"/>
-              <w:jc w:val="both"/>
-              <w:rPr>
                 <w:b/>
                 <w:bCs/>
                 <w:sz w:val="24"/>
@@ -12871,7 +9760,25 @@
                 <w:sz w:val="24"/>
                 <w:szCs w:val="24"/>
               </w:rPr>
-              <w:t xml:space="preserve">Руководитель или ответственный исполнитель полевых работ до выезда на объект проверяет наличие у всех работников обучения по технике безопасности, инструктажа и соответствующего удостоверения. </w:t>
+              <w:t xml:space="preserve">Руководитель или ответственный исполнитель полевых работ до выезда на объект проверяет наличие у всех работников </w:t>
+            </w:r>
+            <w:proofErr w:type="gramStart"/>
+            <w:r>
+              <w:rPr>
+                <w:i/>
+                <w:sz w:val="24"/>
+                <w:szCs w:val="24"/>
+              </w:rPr>
+              <w:t>обучения по технике</w:t>
+            </w:r>
+            <w:proofErr w:type="gramEnd"/>
+            <w:r>
+              <w:rPr>
+                <w:i/>
+                <w:sz w:val="24"/>
+                <w:szCs w:val="24"/>
+              </w:rPr>
+              <w:t xml:space="preserve"> безопасности, инструктажа и соответствующего удостоверения. </w:t>
             </w:r>
           </w:p>
           <w:p>
@@ -13095,7 +10002,6 @@
                 <w:sz w:val="24"/>
                 <w:szCs w:val="24"/>
               </w:rPr>
-              <w:lastRenderedPageBreak/>
               <w:t>работы производить строго в пределах отведенного разрешением участка;</w:t>
             </w:r>
           </w:p>
@@ -13160,7 +10066,29 @@
                 <w:sz w:val="24"/>
                 <w:szCs w:val="24"/>
               </w:rPr>
-              <w:t>во время проведения работ не будут допускаться: устройство лагерей в водоохранных зонах, рубка леса, охота и рыбная ловля, загрязнение поверхности земли и растительного покрова отработанными ГСМ и грязной ветошью;</w:t>
+              <w:t xml:space="preserve">во время проведения работ не будут допускаться: устройство лагерей в </w:t>
+            </w:r>
+            <w:proofErr w:type="spellStart"/>
+            <w:r>
+              <w:rPr>
+                <w:bCs/>
+                <w:i/>
+                <w:color w:val="000000"/>
+                <w:sz w:val="24"/>
+                <w:szCs w:val="24"/>
+              </w:rPr>
+              <w:t>водоохранных</w:t>
+            </w:r>
+            <w:proofErr w:type="spellEnd"/>
+            <w:r>
+              <w:rPr>
+                <w:bCs/>
+                <w:i/>
+                <w:color w:val="000000"/>
+                <w:sz w:val="24"/>
+                <w:szCs w:val="24"/>
+              </w:rPr>
+              <w:t xml:space="preserve"> зонах, рубка леса, охота и рыбная ловля, загрязнение поверхности земли и растительного покрова отработанными ГСМ и грязной ветошью;</w:t>
             </w:r>
           </w:p>
           <w:p>
@@ -13416,7 +10344,27 @@
                 <w:sz w:val="24"/>
                 <w:szCs w:val="24"/>
               </w:rPr>
-              <w:t>АО «РЭИ-ЭКОАУДИТ» имеет сертификат соответствия № СДС.ТП.СМ.14697-20 в Системе добровольной сертификации «</w:t>
+              <w:t>АО «РЭИ-ЭКОАУДИТ» имеет сертифика</w:t>
+            </w:r>
+            <w:r>
+              <w:rPr>
+                <w:bCs/>
+                <w:i/>
+                <w:color w:val="000000"/>
+                <w:sz w:val="24"/>
+                <w:szCs w:val="24"/>
+              </w:rPr>
+              <w:t>т соответствия № СДС.ТП.СМ.22265-26</w:t>
+            </w:r>
+            <w:r>
+              <w:rPr>
+                <w:bCs/>
+                <w:i/>
+                <w:color w:val="000000"/>
+                <w:sz w:val="24"/>
+                <w:szCs w:val="24"/>
+              </w:rPr>
+              <w:t xml:space="preserve"> в Системе добровольной сертификации «</w:t>
             </w:r>
             <w:proofErr w:type="spellStart"/>
             <w:r>
@@ -13904,12 +10852,14 @@
                 <w:ilvl w:val="0"/>
                 <w:numId w:val="4"/>
               </w:numPr>
+              <w:tabs>
+                <w:tab w:val="left" w:pos="317"/>
+              </w:tabs>
               <w:spacing w:after="0" w:line="240" w:lineRule="auto"/>
               <w:ind w:left="317"/>
               <w:jc w:val="both"/>
               <w:rPr>
                 <w:rFonts w:ascii="Times New Roman" w:hAnsi="Times New Roman"/>
-                <w:bCs/>
                 <w:i/>
                 <w:sz w:val="24"/>
                 <w:szCs w:val="24"/>
@@ -13923,20 +10873,9 @@
                 <w:sz w:val="24"/>
                 <w:szCs w:val="24"/>
               </w:rPr>
-              <w:t>СП 35.13330.2011 «СНиП 2.05.03-84* Мосты и трубы» (с изменениями № 1, № 2, № 3).</w:t>
-            </w:r>
-          </w:p>
-          <w:p>
-            <w:pPr>
-              <w:pStyle w:val="af6"/>
-              <w:widowControl w:val="0"/>
-              <w:numPr>
-                <w:ilvl w:val="0"/>
-                <w:numId w:val="4"/>
-              </w:numPr>
-              <w:spacing w:after="0" w:line="240" w:lineRule="auto"/>
-              <w:ind w:left="317"/>
-              <w:jc w:val="both"/>
+              <w:t>СП 131.13330.2025</w:t>
+            </w:r>
+            <w:r>
               <w:rPr>
                 <w:rFonts w:ascii="Times New Roman" w:hAnsi="Times New Roman"/>
                 <w:bCs/>
@@ -13944,16 +10883,7 @@
                 <w:sz w:val="24"/>
                 <w:szCs w:val="24"/>
               </w:rPr>
-            </w:pPr>
-            <w:r>
-              <w:rPr>
-                <w:rFonts w:ascii="Times New Roman" w:hAnsi="Times New Roman"/>
-                <w:bCs/>
-                <w:i/>
-                <w:sz w:val="24"/>
-                <w:szCs w:val="24"/>
-              </w:rPr>
-              <w:t>СП 34.13330.2021 «СНиП 2.05.02-85* Автомобильные дороги».</w:t>
+              <w:t xml:space="preserve"> «СНиП 23-01-99* Строительная климатология»</w:t>
             </w:r>
           </w:p>
           <w:p>
@@ -13986,170 +10916,7 @@
                 <w:sz w:val="24"/>
                 <w:szCs w:val="24"/>
               </w:rPr>
-              <w:t>СП 529.1325800.2023 «Определение основных расчетных гидрологических характеристик».</w:t>
-            </w:r>
-          </w:p>
-          <w:p>
-            <w:pPr>
-              <w:pStyle w:val="30"/>
-              <w:numPr>
-                <w:ilvl w:val="0"/>
-                <w:numId w:val="2"/>
-              </w:numPr>
-              <w:spacing w:after="0"/>
-              <w:ind w:left="317" w:hanging="283"/>
-              <w:jc w:val="both"/>
-              <w:rPr>
-                <w:i/>
-                <w:sz w:val="24"/>
-                <w:szCs w:val="24"/>
-                <w:highlight w:val="yellow"/>
-              </w:rPr>
-            </w:pPr>
-            <w:r>
-              <w:rPr>
-                <w:bCs/>
-                <w:i/>
-                <w:sz w:val="24"/>
-                <w:szCs w:val="24"/>
-              </w:rPr>
-              <w:t>СП 131.13330.2020 «СНиП 23-01-99* Строительная климатология» (с изменениями № 1, № 2)</w:t>
-            </w:r>
-            <w:proofErr w:type="gramStart"/>
-            <w:r>
-              <w:rPr>
-                <w:bCs/>
-                <w:i/>
-                <w:sz w:val="24"/>
-                <w:szCs w:val="24"/>
-              </w:rPr>
-              <w:t>.</w:t>
-            </w:r>
-            <w:proofErr w:type="gramEnd"/>
-            <w:r>
-              <w:rPr>
-                <w:bCs/>
-                <w:i/>
-                <w:sz w:val="24"/>
-                <w:szCs w:val="24"/>
-              </w:rPr>
-              <w:t xml:space="preserve"> </w:t>
-            </w:r>
-            <w:proofErr w:type="gramStart"/>
-            <w:r>
-              <w:rPr>
-                <w:i/>
-                <w:sz w:val="24"/>
-                <w:szCs w:val="24"/>
-                <w:highlight w:val="green"/>
-              </w:rPr>
-              <w:t>с</w:t>
-            </w:r>
-            <w:proofErr w:type="gramEnd"/>
-            <w:r>
-              <w:rPr>
-                <w:i/>
-                <w:sz w:val="24"/>
-                <w:szCs w:val="24"/>
-                <w:highlight w:val="green"/>
-              </w:rPr>
-              <w:t xml:space="preserve"> 09.09.25 новый СП</w:t>
-            </w:r>
-            <w:r>
-              <w:rPr>
-                <w:i/>
-                <w:sz w:val="24"/>
-                <w:szCs w:val="24"/>
-                <w:highlight w:val="green"/>
-              </w:rPr>
-              <w:t xml:space="preserve"> (</w:t>
-            </w:r>
-            <w:r>
-              <w:rPr>
-                <w:i/>
-                <w:color w:val="FF0000"/>
-                <w:sz w:val="24"/>
-                <w:szCs w:val="24"/>
-                <w:highlight w:val="green"/>
-              </w:rPr>
-              <w:t>смотри дату договора</w:t>
-            </w:r>
-            <w:r>
-              <w:rPr>
-                <w:i/>
-                <w:color w:val="FF0000"/>
-                <w:sz w:val="24"/>
-                <w:szCs w:val="24"/>
-                <w:highlight w:val="green"/>
-              </w:rPr>
-              <w:t>)</w:t>
-            </w:r>
-          </w:p>
-          <w:p>
-            <w:pPr>
-              <w:pStyle w:val="af6"/>
-              <w:widowControl w:val="0"/>
-              <w:numPr>
-                <w:ilvl w:val="0"/>
-                <w:numId w:val="4"/>
-              </w:numPr>
-              <w:tabs>
-                <w:tab w:val="left" w:pos="317"/>
-              </w:tabs>
-              <w:spacing w:after="0" w:line="240" w:lineRule="auto"/>
-              <w:ind w:left="317"/>
-              <w:jc w:val="both"/>
-              <w:rPr>
-                <w:rFonts w:ascii="Times New Roman" w:hAnsi="Times New Roman"/>
-                <w:bCs/>
-                <w:i/>
-                <w:sz w:val="24"/>
-                <w:szCs w:val="24"/>
-              </w:rPr>
-            </w:pPr>
-            <w:r>
-              <w:rPr>
-                <w:rFonts w:ascii="Times New Roman" w:hAnsi="Times New Roman"/>
-                <w:bCs/>
-                <w:i/>
-                <w:sz w:val="24"/>
-                <w:szCs w:val="24"/>
-              </w:rPr>
               <w:t>СП 104.13330.2016 «СНиП 2.06.15-85 Инженерная защита территории от затопления и подтопления» (с изменением № 1).</w:t>
-            </w:r>
-          </w:p>
-          <w:p>
-            <w:pPr>
-              <w:pStyle w:val="af6"/>
-              <w:widowControl w:val="0"/>
-              <w:numPr>
-                <w:ilvl w:val="0"/>
-                <w:numId w:val="4"/>
-              </w:numPr>
-              <w:tabs>
-                <w:tab w:val="left" w:pos="317"/>
-              </w:tabs>
-              <w:spacing w:after="0" w:line="240" w:lineRule="auto"/>
-              <w:ind w:left="317"/>
-              <w:jc w:val="both"/>
-              <w:rPr>
-                <w:rFonts w:ascii="Times New Roman" w:hAnsi="Times New Roman"/>
-                <w:bCs/>
-                <w:i/>
-                <w:sz w:val="24"/>
-                <w:szCs w:val="24"/>
-              </w:rPr>
-            </w:pPr>
-            <w:r>
-              <w:rPr>
-                <w:rFonts w:ascii="Times New Roman" w:hAnsi="Times New Roman"/>
-                <w:bCs/>
-                <w:i/>
-                <w:sz w:val="24"/>
-                <w:szCs w:val="24"/>
-              </w:rPr>
-              <w:lastRenderedPageBreak/>
-              <w:t>СП 20.13330.2016 «СНиП 2.01.07-85* Нагрузки и воздействия» (с изменениями № 1, № 2, № 3, № 4, № 5).</w:t>
             </w:r>
           </w:p>
           <w:p>
@@ -14179,66 +10946,6 @@
                 <w:sz w:val="24"/>
                 <w:szCs w:val="24"/>
               </w:rPr>
-              <w:t>ГОСТ 32836-2014 «Межгосударственный стандарт. Дороги автомобильные общего пользования. Изыскания автомобильных дорог. Общие требования».</w:t>
-            </w:r>
-          </w:p>
-          <w:p>
-            <w:pPr>
-              <w:pStyle w:val="af6"/>
-              <w:widowControl w:val="0"/>
-              <w:numPr>
-                <w:ilvl w:val="0"/>
-                <w:numId w:val="4"/>
-              </w:numPr>
-              <w:spacing w:after="0" w:line="240" w:lineRule="auto"/>
-              <w:ind w:left="317"/>
-              <w:jc w:val="both"/>
-              <w:rPr>
-                <w:rFonts w:ascii="Times New Roman" w:hAnsi="Times New Roman"/>
-                <w:bCs/>
-                <w:i/>
-                <w:sz w:val="24"/>
-                <w:szCs w:val="24"/>
-              </w:rPr>
-            </w:pPr>
-            <w:r>
-              <w:rPr>
-                <w:rFonts w:ascii="Times New Roman" w:hAnsi="Times New Roman"/>
-                <w:bCs/>
-                <w:i/>
-                <w:sz w:val="24"/>
-                <w:szCs w:val="24"/>
-              </w:rPr>
-              <w:t>ГОСТ 33179-2014 «Межгосударственный стандарт. Дороги автомобильные общего пользования. Изыскания мостов и путепроводов. Общие требования».</w:t>
-            </w:r>
-          </w:p>
-          <w:p>
-            <w:pPr>
-              <w:pStyle w:val="af6"/>
-              <w:widowControl w:val="0"/>
-              <w:numPr>
-                <w:ilvl w:val="0"/>
-                <w:numId w:val="4"/>
-              </w:numPr>
-              <w:spacing w:after="0" w:line="240" w:lineRule="auto"/>
-              <w:ind w:left="317"/>
-              <w:jc w:val="both"/>
-              <w:rPr>
-                <w:rFonts w:ascii="Times New Roman" w:hAnsi="Times New Roman"/>
-                <w:bCs/>
-                <w:i/>
-                <w:sz w:val="24"/>
-                <w:szCs w:val="24"/>
-              </w:rPr>
-            </w:pPr>
-            <w:r>
-              <w:rPr>
-                <w:rFonts w:ascii="Times New Roman" w:hAnsi="Times New Roman"/>
-                <w:bCs/>
-                <w:i/>
-                <w:sz w:val="24"/>
-                <w:szCs w:val="24"/>
-              </w:rPr>
               <w:t>ГОСТ 21.301-2021 «Правила выполнения отчетной технической документации по инженерным изысканиям».</w:t>
             </w:r>
           </w:p>
@@ -14286,7 +10993,15 @@
                 <w:sz w:val="22"/>
                 <w:szCs w:val="22"/>
               </w:rPr>
-              <w:t>Материалы ранее выполненных инженерных изысканий на данной территории, которые будут использованы</w:t>
+              <w:t xml:space="preserve">Материалы ранее выполненных инженерных изысканий на данной территории, </w:t>
+            </w:r>
+            <w:r>
+              <w:rPr>
+                <w:sz w:val="22"/>
+                <w:szCs w:val="22"/>
+              </w:rPr>
+              <w:lastRenderedPageBreak/>
+              <w:t>которые будут использованы</w:t>
             </w:r>
           </w:p>
         </w:tc>
@@ -14320,6 +11035,7 @@
                 <w:szCs w:val="24"/>
                 <w:highlight w:val="yellow"/>
               </w:rPr>
+              <w:lastRenderedPageBreak/>
               <w:t>Не используются</w:t>
             </w:r>
           </w:p>
@@ -14383,7 +11099,7 @@
       </w:tr>
       <w:tr>
         <w:trPr>
-          <w:trHeight w:val="5572"/>
+          <w:trHeight w:val="5278"/>
         </w:trPr>
         <w:tc>
           <w:tcPr>
@@ -14419,7 +11135,6 @@
               <w:ind w:left="-25" w:firstLine="25"/>
               <w:jc w:val="center"/>
               <w:rPr>
-                <w:strike/>
                 <w:color w:val="FF0000"/>
                 <w:sz w:val="22"/>
                 <w:szCs w:val="22"/>
@@ -14567,7 +11282,27 @@
                 <w:sz w:val="24"/>
                 <w:szCs w:val="24"/>
               </w:rPr>
-              <w:t>природные условия района изысканий (в т.ч. физико-географическая, ландшафтная, гидрографическая, климатическая характеристики, характеристика опасных гидрометеорологических процессов и явлений, характеристика водных объектов);</w:t>
+              <w:t xml:space="preserve">природные условия района изысканий (в </w:t>
+            </w:r>
+            <w:proofErr w:type="spellStart"/>
+            <w:r>
+              <w:rPr>
+                <w:rFonts w:ascii="Times New Roman" w:hAnsi="Times New Roman"/>
+                <w:i/>
+                <w:sz w:val="24"/>
+                <w:szCs w:val="24"/>
+              </w:rPr>
+              <w:t>т.ч</w:t>
+            </w:r>
+            <w:proofErr w:type="spellEnd"/>
+            <w:r>
+              <w:rPr>
+                <w:rFonts w:ascii="Times New Roman" w:hAnsi="Times New Roman"/>
+                <w:i/>
+                <w:sz w:val="24"/>
+                <w:szCs w:val="24"/>
+              </w:rPr>
+              <w:t>. физико-географическая, ландшафтная, гидрографическая, климатическая характеристики, характеристика опасных гидрометеорологических процессов и явлений, характеристика водных объектов);</w:t>
             </w:r>
           </w:p>
           <w:p>
@@ -14623,7 +11358,38 @@
                 <w:sz w:val="24"/>
                 <w:szCs w:val="24"/>
               </w:rPr>
-              <w:t>результаты инженерно-гидрометеорологических изысканий (в т.ч рекогносцировочное обследование территории);</w:t>
+              <w:t xml:space="preserve">результаты инженерно-гидрометеорологических изысканий (в </w:t>
+            </w:r>
+            <w:proofErr w:type="spellStart"/>
+            <w:r>
+              <w:rPr>
+                <w:rFonts w:ascii="Times New Roman" w:hAnsi="Times New Roman"/>
+                <w:i/>
+                <w:sz w:val="24"/>
+                <w:szCs w:val="24"/>
+              </w:rPr>
+              <w:t>т</w:t>
+            </w:r>
+            <w:proofErr w:type="gramStart"/>
+            <w:r>
+              <w:rPr>
+                <w:rFonts w:ascii="Times New Roman" w:hAnsi="Times New Roman"/>
+                <w:i/>
+                <w:sz w:val="24"/>
+                <w:szCs w:val="24"/>
+              </w:rPr>
+              <w:t>.ч</w:t>
+            </w:r>
+            <w:proofErr w:type="spellEnd"/>
+            <w:proofErr w:type="gramEnd"/>
+            <w:r>
+              <w:rPr>
+                <w:rFonts w:ascii="Times New Roman" w:hAnsi="Times New Roman"/>
+                <w:i/>
+                <w:sz w:val="24"/>
+                <w:szCs w:val="24"/>
+              </w:rPr>
+              <w:t xml:space="preserve"> рекогносцировочное обследование территории);</w:t>
             </w:r>
           </w:p>
           <w:p>
@@ -14745,7 +11511,6 @@
               <w:ind w:left="-25" w:firstLine="25"/>
               <w:jc w:val="center"/>
               <w:rPr>
-                <w:strike/>
                 <w:color w:val="FF0000"/>
                 <w:sz w:val="22"/>
                 <w:szCs w:val="22"/>
@@ -14768,243 +11533,29 @@
           </w:tcPr>
           <w:p>
             <w:pPr>
-              <w:widowControl w:val="0"/>
-              <w:ind w:right="34"/>
+              <w:pStyle w:val="af6"/>
+              <w:spacing w:after="0" w:line="240" w:lineRule="auto"/>
+              <w:ind w:left="0"/>
               <w:jc w:val="both"/>
               <w:rPr>
+                <w:rFonts w:ascii="Times New Roman" w:hAnsi="Times New Roman"/>
                 <w:bCs/>
                 <w:i/>
                 <w:color w:val="000000"/>
                 <w:sz w:val="24"/>
-                <w:szCs w:val="24"/>
+                <w:szCs w:val="20"/>
                 <w:highlight w:val="yellow"/>
-                <w:u w:val="single"/>
-              </w:rPr>
-            </w:pPr>
-            <w:r>
-              <w:rPr>
-                <w:bCs/>
-                <w:i/>
-                <w:color w:val="000000"/>
-                <w:sz w:val="24"/>
-                <w:szCs w:val="24"/>
-                <w:highlight w:val="yellow"/>
-                <w:u w:val="single"/>
-              </w:rPr>
-              <w:t>Д</w:t>
-            </w:r>
-            <w:r>
-              <w:rPr>
-                <w:bCs/>
-                <w:i/>
-                <w:color w:val="000000"/>
-                <w:sz w:val="24"/>
-                <w:szCs w:val="24"/>
-                <w:highlight w:val="yellow"/>
-                <w:u w:val="single"/>
-              </w:rPr>
-              <w:t>ля направления на государственную экспертизу:</w:t>
-            </w:r>
-          </w:p>
-          <w:p>
-            <w:pPr>
-              <w:pStyle w:val="af6"/>
-              <w:widowControl w:val="0"/>
-              <w:numPr>
-                <w:ilvl w:val="0"/>
-                <w:numId w:val="3"/>
-              </w:numPr>
-              <w:spacing w:after="0" w:line="240" w:lineRule="auto"/>
-              <w:ind w:right="34"/>
-              <w:jc w:val="both"/>
+              </w:rPr>
+            </w:pPr>
+            <w:r>
               <w:rPr>
                 <w:rFonts w:ascii="Times New Roman" w:hAnsi="Times New Roman"/>
-                <w:b/>
-                <w:color w:val="000000"/>
-                <w:sz w:val="24"/>
-                <w:szCs w:val="24"/>
-              </w:rPr>
-            </w:pPr>
-            <w:r>
-              <w:rPr>
-                <w:rFonts w:ascii="Times New Roman" w:hAnsi="Times New Roman"/>
-                <w:bCs/>
-                <w:i/>
-                <w:color w:val="000000"/>
-                <w:sz w:val="24"/>
-                <w:szCs w:val="24"/>
-              </w:rPr>
-              <w:t xml:space="preserve">количество экземпляров на электронном носителе – </w:t>
-            </w:r>
-            <w:r>
-              <w:rPr>
-                <w:rFonts w:ascii="Times New Roman" w:hAnsi="Times New Roman"/>
-                <w:bCs/>
-                <w:i/>
-                <w:color w:val="000000"/>
-                <w:sz w:val="24"/>
-                <w:szCs w:val="24"/>
-                <w:highlight w:val="yellow"/>
-              </w:rPr>
-              <w:t>1</w:t>
-            </w:r>
-            <w:r>
-              <w:rPr>
-                <w:rFonts w:ascii="Times New Roman" w:hAnsi="Times New Roman"/>
-                <w:bCs/>
-                <w:i/>
-                <w:color w:val="000000"/>
-                <w:sz w:val="24"/>
-                <w:szCs w:val="24"/>
-              </w:rPr>
-              <w:t xml:space="preserve"> экз.</w:t>
-            </w:r>
-          </w:p>
-          <w:p>
-            <w:pPr>
-              <w:widowControl w:val="0"/>
-              <w:ind w:right="34"/>
-              <w:jc w:val="both"/>
-              <w:rPr>
-                <w:i/>
-                <w:color w:val="000000"/>
-                <w:sz w:val="24"/>
-                <w:szCs w:val="24"/>
-                <w:highlight w:val="yellow"/>
-                <w:u w:val="single"/>
-              </w:rPr>
-            </w:pPr>
-            <w:r>
-              <w:rPr>
-                <w:i/>
-                <w:color w:val="000000"/>
-                <w:sz w:val="24"/>
-                <w:szCs w:val="24"/>
-                <w:highlight w:val="yellow"/>
-                <w:u w:val="single"/>
-              </w:rPr>
-              <w:t>П</w:t>
-            </w:r>
-            <w:r>
-              <w:rPr>
-                <w:i/>
-                <w:color w:val="000000"/>
-                <w:sz w:val="24"/>
-                <w:szCs w:val="24"/>
-                <w:highlight w:val="yellow"/>
-                <w:u w:val="single"/>
-              </w:rPr>
-              <w:t>осле получения Заказчиком заключения государственной экспертизы:</w:t>
-            </w:r>
-          </w:p>
-          <w:p>
-            <w:pPr>
-              <w:pStyle w:val="af6"/>
-              <w:widowControl w:val="0"/>
-              <w:numPr>
-                <w:ilvl w:val="0"/>
-                <w:numId w:val="3"/>
-              </w:numPr>
-              <w:spacing w:after="0" w:line="240" w:lineRule="auto"/>
-              <w:ind w:right="34"/>
-              <w:jc w:val="both"/>
-              <w:rPr>
-                <w:rFonts w:ascii="Times New Roman" w:hAnsi="Times New Roman"/>
-                <w:bCs/>
-                <w:i/>
-                <w:color w:val="000000"/>
-                <w:sz w:val="24"/>
-                <w:szCs w:val="24"/>
-              </w:rPr>
-            </w:pPr>
-            <w:r>
-              <w:rPr>
-                <w:rFonts w:ascii="Times New Roman" w:hAnsi="Times New Roman"/>
-                <w:bCs/>
-                <w:i/>
-                <w:color w:val="000000"/>
-                <w:sz w:val="24"/>
-                <w:szCs w:val="24"/>
-              </w:rPr>
-              <w:t xml:space="preserve">количество экземпляров на бумажном носителе – </w:t>
-            </w:r>
-            <w:r>
-              <w:rPr>
-                <w:rFonts w:ascii="Times New Roman" w:hAnsi="Times New Roman"/>
-                <w:bCs/>
-                <w:i/>
-                <w:color w:val="000000"/>
-                <w:sz w:val="24"/>
-                <w:szCs w:val="24"/>
-                <w:highlight w:val="yellow"/>
-              </w:rPr>
-              <w:t>5</w:t>
-            </w:r>
-            <w:r>
-              <w:rPr>
-                <w:rFonts w:ascii="Times New Roman" w:hAnsi="Times New Roman"/>
-                <w:bCs/>
-                <w:i/>
-                <w:color w:val="000000"/>
-                <w:sz w:val="24"/>
-                <w:szCs w:val="24"/>
-              </w:rPr>
-              <w:t xml:space="preserve"> экз.;</w:t>
-            </w:r>
-          </w:p>
-          <w:p>
-            <w:pPr>
-              <w:pStyle w:val="af6"/>
-              <w:widowControl w:val="0"/>
-              <w:numPr>
-                <w:ilvl w:val="0"/>
-                <w:numId w:val="3"/>
-              </w:numPr>
-              <w:spacing w:after="0" w:line="240" w:lineRule="auto"/>
-              <w:ind w:right="34"/>
-              <w:jc w:val="both"/>
-              <w:rPr>
-                <w:rFonts w:ascii="Times New Roman" w:hAnsi="Times New Roman"/>
-                <w:bCs/>
-                <w:i/>
-                <w:color w:val="000000"/>
-                <w:sz w:val="24"/>
-                <w:szCs w:val="20"/>
-              </w:rPr>
-            </w:pPr>
-            <w:r>
-              <w:rPr>
-                <w:rFonts w:ascii="Times New Roman" w:hAnsi="Times New Roman"/>
-                <w:bCs/>
-                <w:i/>
-                <w:color w:val="000000"/>
-                <w:sz w:val="24"/>
-                <w:szCs w:val="24"/>
-              </w:rPr>
-              <w:t xml:space="preserve">количество экземпляров на электронном носителе – </w:t>
-            </w:r>
-            <w:r>
-              <w:rPr>
-                <w:rFonts w:ascii="Times New Roman" w:hAnsi="Times New Roman"/>
-                <w:bCs/>
-                <w:i/>
-                <w:color w:val="000000"/>
-                <w:sz w:val="24"/>
-                <w:szCs w:val="24"/>
-                <w:highlight w:val="yellow"/>
-              </w:rPr>
-              <w:t>2</w:t>
-            </w:r>
-            <w:r>
-              <w:rPr>
-                <w:rFonts w:ascii="Times New Roman" w:hAnsi="Times New Roman"/>
-                <w:bCs/>
-                <w:i/>
-                <w:color w:val="000000"/>
-                <w:sz w:val="24"/>
-                <w:szCs w:val="24"/>
-              </w:rPr>
-              <w:t xml:space="preserve"> экз.</w:t>
+                <w:bCs/>
+                <w:i/>
+                <w:sz w:val="24"/>
+                <w:szCs w:val="24"/>
+              </w:rPr>
+              <w:t>Количество экземпляров в электронном виде – 1 экз.</w:t>
             </w:r>
           </w:p>
         </w:tc>
@@ -15070,80 +11621,104 @@
           </w:tcPr>
           <w:p>
             <w:pPr>
-              <w:ind w:left="34" w:right="34"/>
+              <w:pStyle w:val="ac"/>
+              <w:tabs>
+                <w:tab w:val="left" w:pos="1860"/>
+              </w:tabs>
+              <w:spacing w:before="60" w:after="0"/>
+              <w:ind w:left="0"/>
               <w:jc w:val="both"/>
               <w:rPr>
-                <w:rFonts w:eastAsia="SimSun" w:cs="Arial"/>
-                <w:bCs/>
-                <w:spacing w:val="-1"/>
-                <w:sz w:val="24"/>
-                <w:szCs w:val="16"/>
-              </w:rPr>
-            </w:pPr>
-            <w:r>
-              <w:rPr>
-                <w:bCs/>
-                <w:i/>
-                <w:sz w:val="24"/>
-                <w:szCs w:val="24"/>
-              </w:rPr>
-              <w:t>Состав и структура электронной версии технической документации должны быть идентичны бумажному оригиналу; документация на электронном носителе в соответствии с Приказом Минстроя России № 783/</w:t>
+                <w:bCs/>
+                <w:i/>
+                <w:color w:val="000000"/>
+                <w:sz w:val="24"/>
+                <w:szCs w:val="24"/>
+              </w:rPr>
+            </w:pPr>
+            <w:proofErr w:type="gramStart"/>
+            <w:r>
+              <w:rPr>
+                <w:bCs/>
+                <w:i/>
+                <w:color w:val="000000"/>
+                <w:sz w:val="24"/>
+                <w:szCs w:val="24"/>
+              </w:rPr>
+              <w:t>В не редактируемом формате .</w:t>
             </w:r>
             <w:proofErr w:type="spellStart"/>
             <w:r>
               <w:rPr>
                 <w:bCs/>
                 <w:i/>
-                <w:sz w:val="24"/>
-                <w:szCs w:val="24"/>
-              </w:rPr>
-              <w:t>пр</w:t>
+                <w:color w:val="000000"/>
+                <w:sz w:val="24"/>
+                <w:szCs w:val="24"/>
+              </w:rPr>
+              <w:t>pdf</w:t>
             </w:r>
             <w:proofErr w:type="spellEnd"/>
             <w:r>
               <w:rPr>
                 <w:bCs/>
                 <w:i/>
-                <w:sz w:val="24"/>
-                <w:szCs w:val="24"/>
-              </w:rPr>
-              <w:t xml:space="preserve"> от 12.05.2017 «Об утверждении требований к формату электронных документов, представляемых для проведения государственной экспертизы проектной документации и </w:t>
-            </w:r>
-            <w:r>
-              <w:rPr>
-                <w:bCs/>
-                <w:i/>
-                <w:sz w:val="24"/>
-                <w:szCs w:val="24"/>
-              </w:rPr>
-              <w:lastRenderedPageBreak/>
-              <w:t xml:space="preserve">(или) результатов инженерных изысканий и проверки достоверности определения сметной стоимости строительства, реконструкции, капитального ремонта объектов капитального строительства», предоставляется в следующих форматах: </w:t>
+                <w:color w:val="000000"/>
+                <w:sz w:val="24"/>
+                <w:szCs w:val="24"/>
+              </w:rPr>
+              <w:t>, подписанный ЭЦП, и редактируемом формате (.</w:t>
             </w:r>
             <w:proofErr w:type="spellStart"/>
             <w:r>
               <w:rPr>
                 <w:bCs/>
                 <w:i/>
-                <w:sz w:val="24"/>
-                <w:szCs w:val="24"/>
-              </w:rPr>
-              <w:t>pdf</w:t>
+                <w:color w:val="000000"/>
+                <w:sz w:val="24"/>
+                <w:szCs w:val="24"/>
+              </w:rPr>
+              <w:t>dwg</w:t>
             </w:r>
             <w:proofErr w:type="spellEnd"/>
             <w:r>
               <w:rPr>
                 <w:bCs/>
                 <w:i/>
-                <w:sz w:val="24"/>
-                <w:szCs w:val="24"/>
-              </w:rPr>
-              <w:t xml:space="preserve">, </w:t>
+                <w:color w:val="000000"/>
+                <w:sz w:val="24"/>
+                <w:szCs w:val="24"/>
+              </w:rPr>
+              <w:t>, .</w:t>
             </w:r>
             <w:proofErr w:type="spellStart"/>
             <w:r>
               <w:rPr>
                 <w:bCs/>
                 <w:i/>
+                <w:color w:val="000000"/>
+                <w:sz w:val="24"/>
+                <w:szCs w:val="24"/>
+              </w:rPr>
+              <w:t>xls</w:t>
+            </w:r>
+            <w:proofErr w:type="spellEnd"/>
+            <w:r>
+              <w:rPr>
+                <w:bCs/>
+                <w:i/>
+                <w:color w:val="000000"/>
+                <w:sz w:val="24"/>
+                <w:szCs w:val="24"/>
+              </w:rPr>
+              <w:t>, .</w:t>
+            </w:r>
+            <w:proofErr w:type="spellStart"/>
+            <w:r>
+              <w:rPr>
+                <w:bCs/>
+                <w:i/>
+                <w:color w:val="000000"/>
                 <w:sz w:val="24"/>
                 <w:szCs w:val="24"/>
               </w:rPr>
@@ -15154,111 +11729,39 @@
               <w:rPr>
                 <w:bCs/>
                 <w:i/>
-                <w:sz w:val="24"/>
-                <w:szCs w:val="24"/>
-              </w:rPr>
-              <w:t xml:space="preserve">, </w:t>
-            </w:r>
-            <w:proofErr w:type="spellStart"/>
-            <w:r>
-              <w:rPr>
-                <w:bCs/>
-                <w:i/>
-                <w:sz w:val="24"/>
-                <w:szCs w:val="24"/>
-              </w:rPr>
-              <w:t>docx</w:t>
-            </w:r>
-            <w:proofErr w:type="spellEnd"/>
-            <w:r>
-              <w:rPr>
-                <w:bCs/>
-                <w:i/>
-                <w:sz w:val="24"/>
-                <w:szCs w:val="24"/>
-              </w:rPr>
-              <w:t xml:space="preserve">, </w:t>
-            </w:r>
-            <w:proofErr w:type="spellStart"/>
-            <w:r>
-              <w:rPr>
-                <w:bCs/>
-                <w:i/>
-                <w:sz w:val="24"/>
-                <w:szCs w:val="24"/>
-                <w:lang w:val="en-US"/>
-              </w:rPr>
-              <w:t>odt</w:t>
-            </w:r>
-            <w:proofErr w:type="spellEnd"/>
-            <w:r>
-              <w:rPr>
-                <w:bCs/>
-                <w:i/>
-                <w:sz w:val="24"/>
-                <w:szCs w:val="24"/>
-              </w:rPr>
-              <w:t xml:space="preserve">, </w:t>
-            </w:r>
-            <w:proofErr w:type="spellStart"/>
-            <w:r>
-              <w:rPr>
-                <w:bCs/>
-                <w:i/>
-                <w:sz w:val="24"/>
-                <w:szCs w:val="24"/>
-              </w:rPr>
-              <w:t>xls</w:t>
-            </w:r>
-            <w:proofErr w:type="spellEnd"/>
-            <w:r>
-              <w:rPr>
-                <w:bCs/>
-                <w:i/>
-                <w:sz w:val="24"/>
-                <w:szCs w:val="24"/>
-              </w:rPr>
-              <w:t xml:space="preserve">, </w:t>
-            </w:r>
-            <w:proofErr w:type="spellStart"/>
-            <w:r>
-              <w:rPr>
-                <w:bCs/>
-                <w:i/>
-                <w:sz w:val="24"/>
-                <w:szCs w:val="24"/>
-              </w:rPr>
-              <w:t>xlsx</w:t>
-            </w:r>
-            <w:proofErr w:type="spellEnd"/>
-            <w:r>
-              <w:rPr>
-                <w:bCs/>
-                <w:i/>
-                <w:sz w:val="24"/>
-                <w:szCs w:val="24"/>
-              </w:rPr>
-              <w:t xml:space="preserve">, - для документов с текстовым содержанием; </w:t>
-            </w:r>
-            <w:proofErr w:type="spellStart"/>
-            <w:r>
-              <w:rPr>
-                <w:bCs/>
-                <w:i/>
-                <w:sz w:val="24"/>
-                <w:szCs w:val="24"/>
-              </w:rPr>
-              <w:t>pdf</w:t>
-            </w:r>
-            <w:proofErr w:type="spellEnd"/>
-            <w:r>
-              <w:rPr>
-                <w:bCs/>
-                <w:i/>
-                <w:sz w:val="24"/>
-                <w:szCs w:val="24"/>
-              </w:rPr>
-              <w:t xml:space="preserve"> – для документов с графическим содержанием.</w:t>
+                <w:color w:val="000000"/>
+                <w:sz w:val="24"/>
+                <w:szCs w:val="24"/>
+              </w:rPr>
+              <w:t>)).</w:t>
+            </w:r>
+            <w:proofErr w:type="gramEnd"/>
+          </w:p>
+          <w:p>
+            <w:pPr>
+              <w:pStyle w:val="ac"/>
+              <w:tabs>
+                <w:tab w:val="left" w:pos="1860"/>
+              </w:tabs>
+              <w:spacing w:before="60" w:after="60"/>
+              <w:ind w:left="0"/>
+              <w:jc w:val="both"/>
+              <w:rPr>
+                <w:bCs/>
+                <w:i/>
+                <w:sz w:val="24"/>
+                <w:szCs w:val="24"/>
+              </w:rPr>
+            </w:pPr>
+            <w:r>
+              <w:rPr>
+                <w:bCs/>
+                <w:i/>
+                <w:color w:val="000000"/>
+                <w:sz w:val="24"/>
+                <w:szCs w:val="24"/>
+              </w:rPr>
+              <w:t>Документация в электронном виде формируется в соответствии с Требованиями к предоставлению Документации в электронном виде (Приложение к Договору).</w:t>
             </w:r>
           </w:p>
         </w:tc>
@@ -15420,7 +11923,7 @@
                 <w:sz w:val="24"/>
                 <w:szCs w:val="16"/>
               </w:rPr>
-              <w:t xml:space="preserve">Гидрография рассматриваемой территории представлена </w:t>
+              <w:t xml:space="preserve">Гидрография рассматриваемой территории представлена рекой Москвой, расположенной на расстоянии 100,0 м от объекта проектирования.</w:t>
             </w:r>
             <w:r>
               <w:rPr>
@@ -15432,7 +11935,7 @@
                 <w:szCs w:val="16"/>
                 <w:highlight w:val="yellow"/>
               </w:rPr>
-              <w:t xml:space="preserve">рекой </w:t>
+              <w:t xml:space="preserve"/>
             </w:r>
             <w:r>
               <w:rPr>
@@ -15444,7 +11947,7 @@
                 <w:szCs w:val="16"/>
                 <w:highlight w:val="yellow"/>
               </w:rPr>
-              <w:t>Москвой</w:t>
+              <w:t/>
             </w:r>
             <w:r>
               <w:rPr>
@@ -15456,7 +11959,30 @@
                 <w:szCs w:val="16"/>
                 <w:highlight w:val="yellow"/>
               </w:rPr>
-              <w:t>.</w:t>
+              <w:t/>
+            </w:r>
+            <w:r>
+              <w:rPr>
+                <w:rFonts w:eastAsia="SimSun" w:cs="Arial"/>
+                <w:bCs/>
+                <w:i/>
+                <w:spacing w:val="-1"/>
+                <w:sz w:val="24"/>
+                <w:szCs w:val="16"/>
+              </w:rPr>
+              <w:t xml:space="preserve"/>
+            </w:r>
+            <w:r>
+              <w:rPr>
+                <w:rFonts w:eastAsia="SimSun" w:cs="Arial"/>
+                <w:bCs/>
+                <w:i/>
+                <w:spacing w:val="-1"/>
+                <w:sz w:val="24"/>
+                <w:szCs w:val="16"/>
+                <w:highlight w:val="green"/>
+              </w:rPr>
+              <w:t/>
             </w:r>
           </w:p>
         </w:tc>
@@ -15540,101 +12066,6 @@
                 <w:highlight w:val="yellow"/>
               </w:rPr>
               <w:t>Территория изысканий располагается за пределами зоны влияния водных объектов.</w:t>
-            </w:r>
-          </w:p>
-          <w:p>
-            <w:pPr>
-              <w:ind w:left="-25" w:firstLine="25"/>
-              <w:jc w:val="both"/>
-              <w:rPr>
-                <w:rFonts w:eastAsia="SimSun" w:cs="Arial"/>
-                <w:bCs/>
-                <w:i/>
-                <w:spacing w:val="-1"/>
-                <w:sz w:val="24"/>
-                <w:szCs w:val="24"/>
-                <w:highlight w:val="yellow"/>
-              </w:rPr>
-            </w:pPr>
-          </w:p>
-          <w:p>
-            <w:pPr>
-              <w:ind w:left="-25" w:firstLine="25"/>
-              <w:jc w:val="both"/>
-              <w:rPr>
-                <w:rFonts w:eastAsia="SimSun" w:cs="Arial"/>
-                <w:bCs/>
-                <w:i/>
-                <w:spacing w:val="-1"/>
-                <w:sz w:val="24"/>
-                <w:szCs w:val="24"/>
-                <w:highlight w:val="yellow"/>
-              </w:rPr>
-            </w:pPr>
-            <w:r>
-              <w:rPr>
-                <w:rFonts w:eastAsia="SimSun" w:cs="Arial"/>
-                <w:bCs/>
-                <w:i/>
-                <w:spacing w:val="-1"/>
-                <w:sz w:val="24"/>
-                <w:szCs w:val="24"/>
-                <w:highlight w:val="yellow"/>
-              </w:rPr>
-              <w:t xml:space="preserve">Водный режим территории имеет характерные фазы: весеннее половодье; </w:t>
-            </w:r>
-            <w:proofErr w:type="gramStart"/>
-            <w:r>
-              <w:rPr>
-                <w:rFonts w:eastAsia="SimSun" w:cs="Arial"/>
-                <w:bCs/>
-                <w:i/>
-                <w:spacing w:val="-1"/>
-                <w:sz w:val="24"/>
-                <w:szCs w:val="24"/>
-                <w:highlight w:val="yellow"/>
-              </w:rPr>
-              <w:t>летнее-осенняя</w:t>
-            </w:r>
-            <w:proofErr w:type="gramEnd"/>
-            <w:r>
-              <w:rPr>
-                <w:rFonts w:eastAsia="SimSun" w:cs="Arial"/>
-                <w:bCs/>
-                <w:i/>
-                <w:spacing w:val="-1"/>
-                <w:sz w:val="24"/>
-                <w:szCs w:val="24"/>
-                <w:highlight w:val="yellow"/>
-              </w:rPr>
-              <w:t xml:space="preserve"> межень, прерывающаяся паводками; и зимняя межень. К опасным процессам может приводить высокое половодье и катастрофические паводки, в результате которого возможно затопление объектов инфраструктуры и частных владений. В случае затяжной засухи возможно уменьшение стока воды, способное вызвать экологические проблемы в водных объектах.</w:t>
-            </w:r>
-          </w:p>
-          <w:p>
-            <w:pPr>
-              <w:ind w:left="-25" w:firstLine="25"/>
-              <w:jc w:val="both"/>
-              <w:rPr>
-                <w:rFonts w:eastAsia="SimSun" w:cs="Arial"/>
-                <w:bCs/>
-                <w:i/>
-                <w:spacing w:val="-1"/>
-                <w:sz w:val="24"/>
-                <w:szCs w:val="16"/>
-                <w:highlight w:val="yellow"/>
-              </w:rPr>
-            </w:pPr>
-            <w:r>
-              <w:rPr>
-                <w:rFonts w:eastAsia="SimSun" w:cs="Arial"/>
-                <w:bCs/>
-                <w:i/>
-                <w:spacing w:val="-1"/>
-                <w:sz w:val="24"/>
-                <w:szCs w:val="16"/>
-                <w:highlight w:val="yellow"/>
-              </w:rPr>
-              <w:t>Водные ресурсы территории используются для водоснабжения, транспортных нужд, рекреации, являются приемниками сточных вод.</w:t>
             </w:r>
           </w:p>
         </w:tc>
@@ -15687,7 +12118,15 @@
                 <w:sz w:val="22"/>
                 <w:szCs w:val="22"/>
               </w:rPr>
-              <w:t>О наличии материалов наблюдений по постам (станциям) Росгидромета, постам (станциям) других министерств и ведомств, а также материалов инженерно-гидрометеорологических изысканий прошлых лет с оценкой возможности их использования при решении поставленных задач</w:t>
+              <w:t xml:space="preserve">О наличии материалов </w:t>
+            </w:r>
+            <w:r>
+              <w:rPr>
+                <w:sz w:val="22"/>
+                <w:szCs w:val="22"/>
+              </w:rPr>
+              <w:lastRenderedPageBreak/>
+              <w:t>наблюдений по постам (станциям) Росгидромета, постам (станциям) других министерств и ведомств, а также материалов инженерно-гидрометеорологических изысканий прошлых лет с оценкой возможности их использования при решении поставленных задач</w:t>
             </w:r>
           </w:p>
         </w:tc>
@@ -15719,6 +12158,7 @@
                 <w:sz w:val="24"/>
                 <w:szCs w:val="16"/>
               </w:rPr>
+              <w:lastRenderedPageBreak/>
               <w:t xml:space="preserve">На территории </w:t>
             </w:r>
             <w:r>
@@ -15742,7 +12182,19 @@
                 <w:sz w:val="24"/>
                 <w:szCs w:val="16"/>
               </w:rPr>
-              <w:t xml:space="preserve"> располагаются гидрологические и метеорологические пункты наблюдения за атмосферой и водными объектами.</w:t>
+              <w:t xml:space="preserve"> располагаются </w:t>
+            </w:r>
+            <w:r>
+              <w:rPr>
+                <w:rFonts w:eastAsia="SimSun" w:cs="Arial"/>
+                <w:bCs/>
+                <w:i/>
+                <w:spacing w:val="-1"/>
+                <w:sz w:val="24"/>
+                <w:szCs w:val="16"/>
+              </w:rPr>
+              <w:lastRenderedPageBreak/>
+              <w:t>гидрологические и метеорологические пункты наблюдения за атмосферой и водными объектами.</w:t>
             </w:r>
           </w:p>
         </w:tc>
@@ -16085,42 +12537,99 @@
           <w:szCs w:val="24"/>
         </w:rPr>
       </w:pPr>
+      <w:r>
+        <w:rPr>
+          <w:noProof/>
+          <w:color w:val="000000"/>
+        </w:rPr>
+        <w:drawing>
+          <wp:anchor distT="0" distB="0" distL="114300" distR="114300" simplePos="0" relativeHeight="251679232" behindDoc="0" locked="0" layoutInCell="1" allowOverlap="1" wp14:editId="158823EF">
+            <wp:simplePos x="0" y="0"/>
+            <wp:positionH relativeFrom="column">
+              <wp:posOffset>3245485</wp:posOffset>
+            </wp:positionH>
+            <wp:positionV relativeFrom="paragraph">
+              <wp:posOffset>43180</wp:posOffset>
+            </wp:positionV>
+            <wp:extent cx="657860" cy="395605"/>
+            <wp:effectExtent l="0" t="0" r="8890" b="4445"/>
+            <wp:wrapNone/>
+            <wp:docPr id="6" name="Рисунок 6" descr="Матвеева Т"/>
+            <wp:cNvGraphicFramePr>
+              <a:graphicFrameLocks xmlns:a="http://schemas.openxmlformats.org/drawingml/2006/main" noChangeAspect="1"/>
+            </wp:cNvGraphicFramePr>
+            <a:graphic xmlns:a="http://schemas.openxmlformats.org/drawingml/2006/main">
+              <a:graphicData uri="http://schemas.openxmlformats.org/drawingml/2006/picture">
+                <pic:pic xmlns:pic="http://schemas.openxmlformats.org/drawingml/2006/picture">
+                  <pic:nvPicPr>
+                    <pic:cNvPr id="0" name="Рисунок 4" descr="Матвеева Т"/>
+                    <pic:cNvPicPr>
+                      <a:picLocks noChangeAspect="1" noChangeArrowheads="1"/>
+                    </pic:cNvPicPr>
+                  </pic:nvPicPr>
+                  <pic:blipFill>
+                    <a:blip r:embed="rId100">
+                      <a:extLst>
+                        <a:ext uri="{28A0092B-C50C-407E-A947-70E740481C1C}">
+                          <a14:useLocalDpi xmlns:a14="http://schemas.microsoft.com/office/drawing/2010/main" val="0"/>
+                        </a:ext>
+                      </a:extLst>
+                    </a:blip>
+                    <a:srcRect/>
+                    <a:stretch>
+                      <a:fillRect/>
+                    </a:stretch>
+                  </pic:blipFill>
+                  <pic:spPr bwMode="auto">
+                    <a:xfrm>
+                      <a:off x="0" y="0"/>
+                      <a:ext cx="657860" cy="395605"/>
+                    </a:xfrm>
+                    <a:prstGeom prst="rect">
+                      <a:avLst/>
+                    </a:prstGeom>
+                    <a:noFill/>
+                    <a:ln>
+                      <a:noFill/>
+                    </a:ln>
+                  </pic:spPr>
+                </pic:pic>
+              </a:graphicData>
+            </a:graphic>
+            <wp14:sizeRelH relativeFrom="page">
+              <wp14:pctWidth>0</wp14:pctWidth>
+            </wp14:sizeRelH>
+            <wp14:sizeRelV relativeFrom="page">
+              <wp14:pctHeight>0</wp14:pctHeight>
+            </wp14:sizeRelV>
+          </wp:anchor>
+        </w:drawing>
+      </w:r>
     </w:p>
     <w:p>
       <w:pPr>
-        <w:pStyle w:val="30"/>
-        <w:spacing w:after="0"/>
-        <w:rPr>
-          <w:color w:val="000000"/>
-          <w:sz w:val="24"/>
-          <w:szCs w:val="24"/>
-        </w:rPr>
+        <w:pStyle w:val="af9"/>
+        <w:spacing w:before="0" w:beforeAutospacing="0" w:after="0" w:afterAutospacing="0"/>
       </w:pPr>
       <w:bookmarkStart w:id="3" w:name="MainOrg2"/>
       <w:r>
         <w:rPr>
           <w:color w:val="000000"/>
-          <w:sz w:val="24"/>
-          <w:szCs w:val="24"/>
         </w:rPr>
-        <w:t>Заместитель главного инженера</w:t>
+        <w:t xml:space="preserve">Заместитель директора - главный инженер </w:t>
       </w:r>
       <w:r>
-        <w:rPr>
-          <w:color w:val="000000"/>
-          <w:sz w:val="24"/>
-          <w:szCs w:val="24"/>
-        </w:rPr>
-        <w:t xml:space="preserve">                                                                             </w:t>
+        <w:t xml:space="preserve">             </w:t>
+      </w:r>
+      <w:r>
+        <w:t xml:space="preserve">                         </w:t>
       </w:r>
       <w:proofErr w:type="spellStart"/>
       <w:r>
         <w:rPr>
           <w:color w:val="000000"/>
-          <w:sz w:val="24"/>
-          <w:szCs w:val="24"/>
         </w:rPr>
-        <w:t>У.Н.Штефанова</w:t>
+        <w:t>Т.С.Матвеева</w:t>
       </w:r>
       <w:proofErr w:type="spellEnd"/>
     </w:p>
@@ -16135,10 +12644,112 @@
       </w:pPr>
       <w:r>
         <w:rPr>
+          <w:noProof/>
+        </w:rPr>
+        <w:drawing>
+          <wp:anchor distT="0" distB="0" distL="114300" distR="114300" simplePos="0" relativeHeight="251677184" behindDoc="0" locked="0" layoutInCell="1" allowOverlap="1" wp14:anchorId="24AA47EB" wp14:editId="22456E93">
+            <wp:simplePos x="0" y="0"/>
+            <wp:positionH relativeFrom="column">
+              <wp:posOffset>2904490</wp:posOffset>
+            </wp:positionH>
+            <wp:positionV relativeFrom="paragraph">
+              <wp:posOffset>140335</wp:posOffset>
+            </wp:positionV>
+            <wp:extent cx="998220" cy="496570"/>
+            <wp:effectExtent l="0" t="0" r="0" b="0"/>
+            <wp:wrapNone/>
+            <wp:docPr id="2" name="Рисунок 2" descr="Штефанова У"/>
+            <wp:cNvGraphicFramePr>
+              <a:graphicFrameLocks xmlns:a="http://schemas.openxmlformats.org/drawingml/2006/main" noChangeAspect="1"/>
+            </wp:cNvGraphicFramePr>
+            <a:graphic xmlns:a="http://schemas.openxmlformats.org/drawingml/2006/main">
+              <a:graphicData uri="http://schemas.openxmlformats.org/drawingml/2006/picture">
+                <pic:pic xmlns:pic="http://schemas.openxmlformats.org/drawingml/2006/picture">
+                  <pic:nvPicPr>
+                    <pic:cNvPr id="0" name="Picture 2" descr="Штефанова У"/>
+                    <pic:cNvPicPr>
+                      <a:picLocks noChangeAspect="1" noChangeArrowheads="1"/>
+                    </pic:cNvPicPr>
+                  </pic:nvPicPr>
+                  <pic:blipFill>
+                    <a:blip r:embed="rId101" cstate="print">
+                      <a:extLst>
+                        <a:ext uri="{28A0092B-C50C-407E-A947-70E740481C1C}">
+                          <a14:useLocalDpi xmlns:a14="http://schemas.microsoft.com/office/drawing/2010/main" val="0"/>
+                        </a:ext>
+                      </a:extLst>
+                    </a:blip>
+                    <a:srcRect/>
+                    <a:stretch>
+                      <a:fillRect/>
+                    </a:stretch>
+                  </pic:blipFill>
+                  <pic:spPr bwMode="auto">
+                    <a:xfrm>
+                      <a:off x="0" y="0"/>
+                      <a:ext cx="998220" cy="496570"/>
+                    </a:xfrm>
+                    <a:prstGeom prst="rect">
+                      <a:avLst/>
+                    </a:prstGeom>
+                    <a:noFill/>
+                    <a:ln>
+                      <a:noFill/>
+                    </a:ln>
+                  </pic:spPr>
+                </pic:pic>
+              </a:graphicData>
+            </a:graphic>
+            <wp14:sizeRelH relativeFrom="page">
+              <wp14:pctWidth>0</wp14:pctWidth>
+            </wp14:sizeRelH>
+            <wp14:sizeRelV relativeFrom="page">
+              <wp14:pctHeight>0</wp14:pctHeight>
+            </wp14:sizeRelV>
+          </wp:anchor>
+        </w:drawing>
+      </w:r>
+      <w:r>
+        <w:rPr>
           <w:sz w:val="24"/>
           <w:szCs w:val="24"/>
         </w:rPr>
-        <w:t>(Рег. № в НРС</w:t>
+        <w:t>(</w:t>
+      </w:r>
+      <w:r>
+        <w:rPr>
+          <w:sz w:val="24"/>
+          <w:szCs w:val="24"/>
+        </w:rPr>
+        <w:t>Рег. №</w:t>
+      </w:r>
+      <w:r>
+        <w:rPr>
+          <w:sz w:val="24"/>
+          <w:szCs w:val="24"/>
+        </w:rPr>
+        <w:t xml:space="preserve"> в </w:t>
+      </w:r>
+      <w:r>
+        <w:rPr>
+          <w:sz w:val="24"/>
+          <w:szCs w:val="24"/>
+        </w:rPr>
+        <w:t>Н</w:t>
+      </w:r>
+      <w:r>
+        <w:rPr>
+          <w:sz w:val="24"/>
+          <w:szCs w:val="24"/>
+        </w:rPr>
+        <w:t>Р</w:t>
+      </w:r>
+      <w:r>
+        <w:rPr>
+          <w:sz w:val="24"/>
+          <w:szCs w:val="24"/>
+        </w:rPr>
+        <w:t>С</w:t>
       </w:r>
       <w:r>
         <w:rPr>
@@ -16154,8 +12765,69 @@
           <w:sz w:val="24"/>
           <w:szCs w:val="24"/>
         </w:rPr>
-        <w:t xml:space="preserve"> И-092847)</w:t>
+        <w:t xml:space="preserve"> И-0000</w:t>
       </w:r>
+      <w:r>
+        <w:rPr>
+          <w:sz w:val="24"/>
+          <w:szCs w:val="24"/>
+        </w:rPr>
+        <w:t>37</w:t>
+      </w:r>
+      <w:r>
+        <w:rPr>
+          <w:sz w:val="24"/>
+          <w:szCs w:val="24"/>
+        </w:rPr>
+        <w:t>)</w:t>
+      </w:r>
+      <w:r>
+        <w:rPr>
+          <w:sz w:val="24"/>
+          <w:szCs w:val="24"/>
+        </w:rPr>
+        <w:t xml:space="preserve"> </w:t>
+      </w:r>
+    </w:p>
+    <w:p>
+      <w:pPr>
+        <w:pStyle w:val="a9"/>
+        <w:jc w:val="both"/>
+        <w:rPr>
+          <w:color w:val="000000"/>
+          <w:sz w:val="24"/>
+          <w:szCs w:val="24"/>
+        </w:rPr>
+      </w:pPr>
+    </w:p>
+    <w:p>
+      <w:pPr>
+        <w:pStyle w:val="30"/>
+        <w:spacing w:after="0"/>
+        <w:rPr>
+          <w:color w:val="000000"/>
+          <w:sz w:val="24"/>
+          <w:szCs w:val="24"/>
+        </w:rPr>
+      </w:pPr>
+      <w:r>
+        <w:rPr>
+          <w:color w:val="000000"/>
+          <w:sz w:val="24"/>
+          <w:szCs w:val="24"/>
+        </w:rPr>
+        <w:t xml:space="preserve">Заместитель главного инженера                                                          </w:t>
+      </w:r>
+      <w:proofErr w:type="spellStart"/>
+      <w:r>
+        <w:rPr>
+          <w:color w:val="000000"/>
+          <w:sz w:val="24"/>
+          <w:szCs w:val="24"/>
+        </w:rPr>
+        <w:t>У.Н.Штефанова</w:t>
+      </w:r>
+      <w:proofErr w:type="spellEnd"/>
     </w:p>
     <w:p>
       <w:pPr>
@@ -16166,6 +12838,167 @@
           <w:szCs w:val="24"/>
         </w:rPr>
       </w:pPr>
+      <w:r>
+        <w:rPr>
+          <w:sz w:val="24"/>
+          <w:szCs w:val="24"/>
+        </w:rPr>
+        <w:t>(</w:t>
+      </w:r>
+      <w:r>
+        <w:rPr>
+          <w:sz w:val="24"/>
+          <w:szCs w:val="24"/>
+        </w:rPr>
+        <w:t>Рег. №</w:t>
+      </w:r>
+      <w:r>
+        <w:rPr>
+          <w:sz w:val="24"/>
+          <w:szCs w:val="24"/>
+        </w:rPr>
+        <w:t xml:space="preserve"> в </w:t>
+      </w:r>
+      <w:r>
+        <w:rPr>
+          <w:sz w:val="24"/>
+          <w:szCs w:val="24"/>
+        </w:rPr>
+        <w:t>Н</w:t>
+      </w:r>
+      <w:r>
+        <w:rPr>
+          <w:sz w:val="24"/>
+          <w:szCs w:val="24"/>
+        </w:rPr>
+        <w:t>Р</w:t>
+      </w:r>
+      <w:r>
+        <w:rPr>
+          <w:sz w:val="24"/>
+          <w:szCs w:val="24"/>
+        </w:rPr>
+        <w:t>С</w:t>
+      </w:r>
+      <w:r>
+        <w:rPr>
+          <w:bCs/>
+          <w:sz w:val="24"/>
+          <w:szCs w:val="24"/>
+          <w:vertAlign w:val="superscript"/>
+        </w:rPr>
+        <w:t>*</w:t>
+      </w:r>
+      <w:r>
+        <w:rPr>
+          <w:sz w:val="24"/>
+          <w:szCs w:val="24"/>
+        </w:rPr>
+        <w:t xml:space="preserve"> </w:t>
+      </w:r>
+      <w:r>
+        <w:rPr>
+          <w:sz w:val="24"/>
+          <w:szCs w:val="24"/>
+        </w:rPr>
+        <w:t>И-092847</w:t>
+      </w:r>
+      <w:r>
+        <w:rPr>
+          <w:sz w:val="24"/>
+          <w:szCs w:val="24"/>
+        </w:rPr>
+        <w:t>)</w:t>
+      </w:r>
+    </w:p>
+    <w:p>
+      <w:pPr>
+        <w:pStyle w:val="a9"/>
+        <w:jc w:val="both"/>
+        <w:rPr>
+          <w:b/>
+          <w:sz w:val="24"/>
+          <w:szCs w:val="24"/>
+        </w:rPr>
+      </w:pPr>
+      <w:r>
+        <w:rPr>
+          <w:noProof/>
+        </w:rPr>
+        <w:drawing>
+          <wp:anchor distT="0" distB="0" distL="114300" distR="114300" simplePos="0" relativeHeight="251678208" behindDoc="1" locked="0" layoutInCell="1" allowOverlap="1" wp14:anchorId="3395B912" wp14:editId="00206DAE">
+            <wp:simplePos x="0" y="0"/>
+            <wp:positionH relativeFrom="column">
+              <wp:posOffset>3035300</wp:posOffset>
+            </wp:positionH>
+            <wp:positionV relativeFrom="paragraph">
+              <wp:posOffset>146050</wp:posOffset>
+            </wp:positionV>
+            <wp:extent cx="867410" cy="251460"/>
+            <wp:effectExtent l="0" t="0" r="8890" b="0"/>
+            <wp:wrapThrough wrapText="bothSides">
+              <wp:wrapPolygon edited="0">
+                <wp:start x="6641" y="0"/>
+                <wp:lineTo x="0" y="18000"/>
+                <wp:lineTo x="0" y="19636"/>
+                <wp:lineTo x="11859" y="19636"/>
+                <wp:lineTo x="21347" y="14727"/>
+                <wp:lineTo x="21347" y="1636"/>
+                <wp:lineTo x="10436" y="0"/>
+                <wp:lineTo x="6641" y="0"/>
+              </wp:wrapPolygon>
+            </wp:wrapThrough>
+            <wp:docPr id="1" name="Рисунок 1" descr="Z:\ОТДЕЛЫ\Отдел КИИМ\Общие документы отдела\Подписи\Подписи без фона\Бурнацкая И.М. (без фона).png"/>
+            <wp:cNvGraphicFramePr>
+              <a:graphicFrameLocks xmlns:a="http://schemas.openxmlformats.org/drawingml/2006/main" noChangeAspect="1"/>
+            </wp:cNvGraphicFramePr>
+            <a:graphic xmlns:a="http://schemas.openxmlformats.org/drawingml/2006/main">
+              <a:graphicData uri="http://schemas.openxmlformats.org/drawingml/2006/picture">
+                <pic:pic xmlns:pic="http://schemas.openxmlformats.org/drawingml/2006/picture">
+                  <pic:nvPicPr>
+                    <pic:cNvPr id="0" name="Рисунок 4119" descr="Z:\ОТДЕЛЫ\Отдел КИИМ\Общие документы отдела\Подписи\Подписи без фона\Бурнацкая И.М. (без фона).png"/>
+                    <pic:cNvPicPr>
+                      <a:picLocks noChangeAspect="1" noChangeArrowheads="1"/>
+                    </pic:cNvPicPr>
+                  </pic:nvPicPr>
+                  <pic:blipFill>
+                    <a:blip r:embed="rId102">
+                      <a:extLst>
+                        <a:ext uri="{28A0092B-C50C-407E-A947-70E740481C1C}">
+                          <a14:useLocalDpi xmlns:a14="http://schemas.microsoft.com/office/drawing/2010/main" val="0"/>
+                        </a:ext>
+                      </a:extLst>
+                    </a:blip>
+                    <a:srcRect/>
+                    <a:stretch>
+                      <a:fillRect/>
+                    </a:stretch>
+                  </pic:blipFill>
+                  <pic:spPr bwMode="auto">
+                    <a:xfrm>
+                      <a:off x="0" y="0"/>
+                      <a:ext cx="867410" cy="251460"/>
+                    </a:xfrm>
+                    <a:prstGeom prst="rect">
+                      <a:avLst/>
+                    </a:prstGeom>
+                    <a:noFill/>
+                    <a:ln>
+                      <a:noFill/>
+                    </a:ln>
+                  </pic:spPr>
+                </pic:pic>
+              </a:graphicData>
+            </a:graphic>
+            <wp14:sizeRelH relativeFrom="page">
+              <wp14:pctWidth>0</wp14:pctWidth>
+            </wp14:sizeRelH>
+            <wp14:sizeRelV relativeFrom="page">
+              <wp14:pctHeight>0</wp14:pctHeight>
+            </wp14:sizeRelV>
+          </wp:anchor>
+        </w:drawing>
+      </w:r>
     </w:p>
     <w:p>
       <w:pPr>
@@ -16190,7 +13023,14 @@
           <w:sz w:val="24"/>
           <w:szCs w:val="24"/>
         </w:rPr>
-        <w:t xml:space="preserve">                                            </w:t>
+        <w:t xml:space="preserve">                           </w:t>
+      </w:r>
+      <w:r>
+        <w:rPr>
+          <w:sz w:val="24"/>
+          <w:szCs w:val="24"/>
+        </w:rPr>
+        <w:t xml:space="preserve">            </w:t>
       </w:r>
       <w:proofErr w:type="spellStart"/>
       <w:r>
@@ -16241,6 +13081,7 @@
         <w:pStyle w:val="a9"/>
         <w:jc w:val="both"/>
         <w:rPr>
+          <w:b/>
           <w:sz w:val="24"/>
           <w:szCs w:val="24"/>
         </w:rPr>
@@ -16385,6 +13226,13 @@
           <w:sz w:val="20"/>
         </w:rPr>
       </w:pPr>
+      <w:r>
+        <w:rPr>
+          <w:bCs/>
+          <w:sz w:val="20"/>
+        </w:rPr>
+        <w:t>*</w:t>
+      </w:r>
       <w:r>
         <w:rPr>
           <w:bCs/>
@@ -16633,25 +13481,133 @@
       <w:pPr>
         <w:pStyle w:val="a9"/>
         <w:spacing w:before="160"/>
-        <w:jc w:val="both"/>
         <w:rPr>
           <w:b/>
           <w:sz w:val="24"/>
           <w:szCs w:val="24"/>
         </w:rPr>
       </w:pPr>
-    </w:p>
-    <w:p>
-      <w:pPr>
-        <w:pStyle w:val="a9"/>
-        <w:spacing w:before="160"/>
-        <w:jc w:val="both"/>
+      <w:r>
         <w:rPr>
           <w:b/>
+          <w:noProof/>
           <w:sz w:val="24"/>
           <w:szCs w:val="24"/>
         </w:rPr>
-      </w:pPr>
+        <mc:AlternateContent>
+          <mc:Choice Requires="wps">
+            <w:drawing>
+              <wp:anchor distT="0" distB="0" distL="114300" distR="114300" simplePos="0" relativeHeight="251675136" behindDoc="0" locked="0" layoutInCell="1" allowOverlap="1" wp14:anchorId="3F5C987A" wp14:editId="5E525D28">
+                <wp:simplePos x="0" y="0"/>
+                <wp:positionH relativeFrom="column">
+                  <wp:posOffset>4210050</wp:posOffset>
+                </wp:positionH>
+                <wp:positionV relativeFrom="paragraph">
+                  <wp:posOffset>1731645</wp:posOffset>
+                </wp:positionV>
+                <wp:extent cx="81280" cy="81280"/>
+                <wp:effectExtent l="19050" t="38100" r="33020" b="33020"/>
+                <wp:wrapNone/>
+                <wp:docPr id="5" name="5-конечная звезда 5"/>
+                <wp:cNvGraphicFramePr/>
+                <a:graphic xmlns:a="http://schemas.openxmlformats.org/drawingml/2006/main">
+                  <a:graphicData uri="http://schemas.microsoft.com/office/word/2010/wordprocessingShape">
+                    <wps:wsp>
+                      <wps:cNvSpPr/>
+                      <wps:spPr>
+                        <a:xfrm>
+                          <a:off x="0" y="0"/>
+                          <a:ext cx="81280" cy="81280"/>
+                        </a:xfrm>
+                        <a:prstGeom prst="star5">
+                          <a:avLst/>
+                        </a:prstGeom>
+                        <a:ln>
+                          <a:solidFill>
+                            <a:srgbClr val="F222C5"/>
+                          </a:solidFill>
+                        </a:ln>
+                      </wps:spPr>
+                      <wps:style>
+                        <a:lnRef idx="2">
+                          <a:schemeClr val="accent1">
+                            <a:shade val="50000"/>
+                          </a:schemeClr>
+                        </a:lnRef>
+                        <a:fillRef idx="1">
+                          <a:schemeClr val="accent1"/>
+                        </a:fillRef>
+                        <a:effectRef idx="0">
+                          <a:schemeClr val="accent1"/>
+                        </a:effectRef>
+                        <a:fontRef idx="minor">
+                          <a:schemeClr val="lt1"/>
+                        </a:fontRef>
+                      </wps:style>
+                      <wps:bodyPr rot="0" spcFirstLastPara="0" vertOverflow="overflow" horzOverflow="overflow" vert="horz" wrap="square" lIns="91440" tIns="45720" rIns="91440" bIns="45720" numCol="1" spcCol="0" rtlCol="0" fromWordArt="0" anchor="ctr" anchorCtr="0" forceAA="0" compatLnSpc="1">
+                        <a:prstTxWarp prst="textNoShape">
+                          <a:avLst/>
+                        </a:prstTxWarp>
+                        <a:noAutofit/>
+                      </wps:bodyPr>
+                    </wps:wsp>
+                  </a:graphicData>
+                </a:graphic>
+              </wp:anchor>
+            </w:drawing>
+          </mc:Choice>
+          <mc:Fallback>
+            <w:pict>
+              <v:shape id="5-конечная звезда 5" o:spid="_x0000_s1026" style="position:absolute;margin-left:331.5pt;margin-top:136.35pt;width:6.4pt;height:6.4pt;z-index:251675136;visibility:visible;mso-wrap-style:square;mso-wrap-distance-left:9pt;mso-wrap-distance-top:0;mso-wrap-distance-right:9pt;mso-wrap-distance-bottom:0;mso-position-horizontal:absolute;mso-position-horizontal-relative:text;mso-position-vertical:absolute;mso-position-vertical-relative:text;v-text-anchor:middle" coordsize="81280,81280" o:gfxdata="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" path="m,31046r31046,l40640,r9594,31046l81280,31046,56163,50234r9594,31046l40640,62092,15523,81280,25117,50234,,31046xe" fillcolor="#4f81bd [3204]" strokecolor="#f222c5" strokeweight="2pt">
+                <v:path arrowok="t" o:connecttype="custom" o:connectlocs="0,31046;31046,31046;40640,0;50234,31046;81280,31046;56163,50234;65757,81280;40640,62092;15523,81280;25117,50234;0,31046" o:connectangles="0,0,0,0,0,0,0,0,0,0,0"/>
+              </v:shape>
+            </w:pict>
+          </mc:Fallback>
+        </mc:AlternateContent>
+      </w:r>
+      <w:r>
+        <w:rPr>
+          <w:b/>
+          <w:noProof/>
+          <w:sz w:val="24"/>
+          <w:szCs w:val="24"/>
+        </w:rPr>
+        <w:drawing>
+          <wp:inline distT="0" distB="0" distL="0" distR="0" wp14:anchorId="18CCA365" wp14:editId="7DA527B0">
+            <wp:extent cx="6119495" cy="4153981"/>
+            <wp:effectExtent l="0" t="0" r="0" b="0"/>
+            <wp:docPr id="4" name="Рисунок 4"/>
+            <wp:cNvGraphicFramePr>
+              <a:graphicFrameLocks xmlns:a="http://schemas.openxmlformats.org/drawingml/2006/main" noChangeAspect="1"/>
+            </wp:cNvGraphicFramePr>
+            <a:graphic xmlns:a="http://schemas.openxmlformats.org/drawingml/2006/main">
+              <a:graphicData uri="http://schemas.openxmlformats.org/drawingml/2006/picture">
+                <pic:pic xmlns:pic="http://schemas.openxmlformats.org/drawingml/2006/picture">
+                  <pic:nvPicPr>
+                    <pic:cNvPr id="0" name=""/>
+                    <pic:cNvPicPr/>
+                  </pic:nvPicPr>
+                  <pic:blipFill>
+                    <a:blip r:embed="rId103"/>
+                    <a:stretch>
+                      <a:fillRect/>
+                    </a:stretch>
+                  </pic:blipFill>
+                  <pic:spPr>
+                    <a:xfrm>
+                      <a:off x="0" y="0"/>
+                      <a:ext cx="6119495" cy="4153981"/>
+                    </a:xfrm>
+                    <a:prstGeom prst="rect">
+                      <a:avLst/>
+                    </a:prstGeom>
+                  </pic:spPr>
+                </pic:pic>
+              </a:graphicData>
+            </a:graphic>
+          </wp:inline>
+        </w:drawing>
+      </w:r>
     </w:p>
     <w:sectPr>
       <w:headerReference w:type="default" r:id="rId10"/>
@@ -16753,7 +13709,7 @@
         <w:szCs w:val="16"/>
         <w:u w:val="single"/>
       </w:rPr>
-      <w:t>ГМ</w:t>
+      <w:t>ГМ-1</w:t>
     </w:r>
     <w:r>
       <w:rPr>
@@ -16994,7 +13950,7 @@
         <w:szCs w:val="16"/>
         <w:u w:val="single"/>
       </w:rPr>
-      <w:t>ГМ</w:t>
+      <w:t>ГМ-1</w:t>
     </w:r>
   </w:p>
 </w:ftr>
